--- a/docs/user-guides/manuals/user-manual-forensic-analyst.th.docx
+++ b/docs/user-guides/manuals/user-manual-forensic-analyst.th.docx
@@ -181,7 +181,7 @@
           <w:sz w:val="28"/>
           <w:szCs w:val="28"/>
         </w:rPr>
-        <w:t xml:space="preserve">เวอร์ชันระบบ v1.5.0</w:t>
+        <w:t xml:space="preserve">เวอร์ชันระบบ v1.7.1</w:t>
       </w:r>
       <w:r>
         <w:rPr>
@@ -197,7 +197,7 @@
           <w:sz w:val="28"/>
           <w:szCs w:val="28"/>
         </w:rPr>
-        <w:t xml:space="preserve">ปรับปรุงล่าสุด 11 กันยายน 2026</w:t>
+        <w:t xml:space="preserve">ปรับปรุงล่าสุด 18 กันยายน 2026</w:t>
       </w:r>
     </w:p>
     <w:p>
@@ -211,7 +211,7 @@
           <w:sz w:val="28"/>
           <w:szCs w:val="28"/>
         </w:rPr>
-        <w:t xml:space="preserve">คู่มือฉบับที่ 1.1</w:t>
+        <w:t xml:space="preserve">คู่มือฉบับที่ 1.3</w:t>
       </w:r>
     </w:p>
     <w:p>
@@ -550,7 +550,7 @@
           <w:sz w:val="32"/>
           <w:szCs w:val="32"/>
         </w:rPr>
-        <w:t xml:space="preserve">IOC Database</w:t>
+        <w:t xml:space="preserve">ฐานข้อมูล IOC</w:t>
       </w:r>
     </w:p>
     <w:p>
@@ -1008,7 +1008,7 @@
           <w:sz w:val="32"/>
           <w:szCs w:val="32"/>
         </w:rPr>
-        <w:t xml:space="preserve">Work Queues › Response Requests</w:t>
+        <w:t xml:space="preserve">คิวงานต่างๆ › คำขอตอบสนองเหตุการณ์</w:t>
       </w:r>
       <w:r>
         <w:rPr>
@@ -1148,7 +1148,7 @@
           <w:sz w:val="32"/>
           <w:szCs w:val="32"/>
         </w:rPr>
-        <w:t xml:space="preserve">Tickets › Active Tickets / History</w:t>
+        <w:t xml:space="preserve">เคส › เคสที่กำลังดำเนินการอยู่ / ประวัติเคสที่ปิดไปแล้ว</w:t>
       </w:r>
       <w:r>
         <w:rPr>
@@ -1175,7 +1175,7 @@
           <w:sz w:val="32"/>
           <w:szCs w:val="32"/>
         </w:rPr>
-        <w:t xml:space="preserve">Tickets › IOC Database</w:t>
+        <w:t xml:space="preserve">เคส › ฐานข้อมูล IOC</w:t>
       </w:r>
       <w:r>
         <w:rPr>
@@ -1202,7 +1202,7 @@
           <w:sz w:val="32"/>
           <w:szCs w:val="32"/>
         </w:rPr>
-        <w:t xml:space="preserve">Tickets › IOC Search</w:t>
+        <w:t xml:space="preserve">เคส › ค้นหา IOC</w:t>
       </w:r>
       <w:r>
         <w:rPr>
@@ -1312,7 +1312,23 @@
           <w:sz w:val="32"/>
           <w:szCs w:val="32"/>
         </w:rPr>
-        <w:t xml:space="preserve">แต่ละคำขอผูกกับตั๋วต้นเรื่อง การดำเนินงานทั้งหมดทำในหน้ารายละเอียดตั๋ว หัวข้อ “งานย่อยและคำขอทีมตอบสนอง”</w:t>
+        <w:t xml:space="preserve">แต่ละคำขอผูกกับตั๋วต้นเรื่อง การดำเนินงานทั้งหมดทำในหน้ารายละเอียดตั๋ว หัวข้อ </w:t>
+      </w:r>
+      <w:r>
+        <w:rPr>
+          <w:b/>
+          <w:bCs/>
+          <w:sz w:val="32"/>
+          <w:szCs w:val="32"/>
+        </w:rPr>
+        <w:t xml:space="preserve">“คำขอทีมตอบสนอง”</w:t>
+      </w:r>
+      <w:r>
+        <w:rPr>
+          <w:sz w:val="32"/>
+          <w:szCs w:val="32"/>
+        </w:rPr>
+        <w:t xml:space="preserve"> (เปลี่ยนชื่อจาก “งานย่อยและคำขอทีมตอบสนอง” ใน v1.7.0)</w:t>
       </w:r>
     </w:p>
     <w:p>
@@ -1339,7 +1355,7 @@
           <w:sz w:val="32"/>
           <w:szCs w:val="32"/>
         </w:rPr>
-        <w:t xml:space="preserve">Response Requests</w:t>
+        <w:t xml:space="preserve">คำขอตอบสนองเหตุการณ์</w:t>
       </w:r>
       <w:r>
         <w:rPr>
@@ -1684,12 +1700,101 @@
         </w:tc>
       </w:tr>
     </w:tbl>
+    <w:tbl>
+      <w:tblPr>
+        <w:tblW w:type="dxa" w:w="9600"/>
+        <w:tblBorders>
+          <w:top w:val="single" w:color="FDECEE" w:sz="2"/>
+          <w:left w:val="single" w:color="E63946" w:sz="28"/>
+          <w:bottom w:val="single" w:color="FDECEE" w:sz="2"/>
+          <w:right w:val="single" w:color="FDECEE" w:sz="2"/>
+          <w:insideH w:val="single" w:color="auto" w:sz="4"/>
+          <w:insideV w:val="single" w:color="auto" w:sz="4"/>
+        </w:tblBorders>
+      </w:tblPr>
+      <w:tblGrid>
+        <w:gridCol w:w="9600"/>
+      </w:tblGrid>
+      <w:tr>
+        <w:tc>
+          <w:tcPr>
+            <w:tcW w:type="dxa" w:w="9600"/>
+            <w:shd w:fill="FDECEE" w:color="auto" w:val="clear"/>
+            <w:tcMar>
+              <w:top w:type="dxa" w:w="140"/>
+              <w:left w:type="dxa" w:w="200"/>
+              <w:bottom w:type="dxa" w:w="140"/>
+              <w:right w:type="dxa" w:w="200"/>
+            </w:tcMar>
+          </w:tcPr>
+          <w:p>
+            <w:pPr>
+              <w:spacing w:after="60"/>
+            </w:pPr>
+            <w:r>
+              <w:rPr>
+                <w:b/>
+                <w:bCs/>
+                <w:color w:val="E63946"/>
+                <w:sz w:val="30"/>
+                <w:szCs w:val="30"/>
+              </w:rPr>
+              <w:t xml:space="preserve">ข้อควรระวัง</w:t>
+            </w:r>
+          </w:p>
+          <w:p>
+            <w:pPr>
+              <w:spacing w:after="0"/>
+            </w:pPr>
+            <w:r>
+              <w:rPr>
+                <w:sz w:val="32"/>
+                <w:szCs w:val="32"/>
+              </w:rPr>
+              <w:t xml:space="preserve">ขั้นตอนข้างต้นใช้กับคำขอทั่วไป — คำขอประเภท </w:t>
+            </w:r>
+            <w:r>
+              <w:rPr>
+                <w:b/>
+                <w:bCs/>
+                <w:sz w:val="32"/>
+                <w:szCs w:val="32"/>
+              </w:rPr>
+              <w:t xml:space="preserve">Forensics / RCA</w:t>
+            </w:r>
+            <w:r>
+              <w:rPr>
+                <w:sz w:val="32"/>
+                <w:szCs w:val="32"/>
+              </w:rPr>
+              <w:t xml:space="preserve"> ซึ่งเป็นงานหลักของคุณ </w:t>
+            </w:r>
+            <w:r>
+              <w:rPr>
+                <w:b/>
+                <w:bCs/>
+                <w:sz w:val="32"/>
+                <w:szCs w:val="32"/>
+              </w:rPr>
+              <w:t xml:space="preserve">ไม่ใช้แบบฟอร์มนี้</w:t>
+            </w:r>
+            <w:r>
+              <w:rPr>
+                <w:sz w:val="32"/>
+                <w:szCs w:val="32"/>
+              </w:rPr>
+              <w:t xml:space="preserve"> แต่มีพื้นที่ทำงานเฉพาะ ดูหัวข้อถัดไป</w:t>
+            </w:r>
+          </w:p>
+        </w:tc>
+      </w:tr>
+    </w:tbl>
     <w:p>
       <w:pPr>
         <w:pStyle w:val="Heading1"/>
       </w:pPr>
       <w:r>
-        <w:t xml:space="preserve">6. ฐานข้อมูล IOC (IOC Database)</w:t>
+        <w:t xml:space="preserve">6. RCA Workspace — พื้นที่ทำงานจัดทำรายงาน RCA</w:t>
       </w:r>
     </w:p>
     <w:p>
@@ -1701,6 +1806,143 @@
           <w:sz w:val="32"/>
           <w:szCs w:val="32"/>
         </w:rPr>
+        <w:t xml:space="preserve">คำขอประเภท </w:t>
+      </w:r>
+      <w:r>
+        <w:rPr>
+          <w:b/>
+          <w:bCs/>
+          <w:sz w:val="32"/>
+          <w:szCs w:val="32"/>
+        </w:rPr>
+        <w:t xml:space="preserve">Forensics / RCA</w:t>
+      </w:r>
+      <w:r>
+        <w:rPr>
+          <w:sz w:val="32"/>
+          <w:szCs w:val="32"/>
+        </w:rPr>
+        <w:t xml:space="preserve"> ไม่ได้ใช้แบบฟอร์มอัปเดตในข้อก่อนหน้า แต่มีพื้นที่ทำงานเฉพาะของตัวเอง เรียกว่า </w:t>
+      </w:r>
+      <w:r>
+        <w:rPr>
+          <w:b/>
+          <w:bCs/>
+          <w:sz w:val="32"/>
+          <w:szCs w:val="32"/>
+        </w:rPr>
+        <w:t xml:space="preserve">RCA Workspace</w:t>
+      </w:r>
+      <w:r>
+        <w:rPr>
+          <w:sz w:val="32"/>
+          <w:szCs w:val="32"/>
+        </w:rPr>
+        <w:t xml:space="preserve"> ซึ่งเก็บข้อมูลรายงานเป็นหัวข้อ ๆ แล้วสร้างเป็นไฟล์ Word ให้คุณนำไปเรียบเรียงต่อ</w:t>
+      </w:r>
+    </w:p>
+    <w:p>
+      <w:pPr>
+        <w:pStyle w:val="Heading2"/>
+      </w:pPr>
+      <w:r>
+        <w:t xml:space="preserve">เข้าสู่ workspace และเริ่มงาน</w:t>
+      </w:r>
+    </w:p>
+    <w:p>
+      <w:pPr>
+        <w:spacing w:after="120"/>
+      </w:pPr>
+      <w:r>
+        <w:rPr>
+          <w:sz w:val="32"/>
+          <w:szCs w:val="32"/>
+        </w:rPr>
+        <w:t xml:space="preserve">เข้าได้ 3 ทาง ทุกทางไปที่หน้าเดียวกัน:</w:t>
+      </w:r>
+    </w:p>
+    <w:p>
+      <w:pPr>
+        <w:pStyle w:val="ListParagraph"/>
+        <w:numPr>
+          <w:ilvl w:val="0"/>
+          <w:numId w:val="3"/>
+        </w:numPr>
+        <w:spacing w:after="60"/>
+      </w:pPr>
+      <w:r>
+        <w:rPr>
+          <w:sz w:val="32"/>
+          <w:szCs w:val="32"/>
+        </w:rPr>
+        <w:t xml:space="preserve">หน้ารายละเอียดตั๋ว หัวข้อ </w:t>
+      </w:r>
+      <w:r>
+        <w:rPr>
+          <w:b/>
+          <w:bCs/>
+          <w:color w:val="1F2D3D"/>
+          <w:sz w:val="32"/>
+          <w:szCs w:val="32"/>
+        </w:rPr>
+        <w:t xml:space="preserve">คำขอทีมตอบสนอง</w:t>
+      </w:r>
+      <w:r>
+        <w:rPr>
+          <w:sz w:val="32"/>
+          <w:szCs w:val="32"/>
+        </w:rPr>
+        <w:t xml:space="preserve"> — ปุ่ม </w:t>
+      </w:r>
+      <w:r>
+        <w:rPr>
+          <w:b/>
+          <w:bCs/>
+          <w:color w:val="1F2D3D"/>
+          <w:sz w:val="32"/>
+          <w:szCs w:val="32"/>
+        </w:rPr>
+        <w:t xml:space="preserve">เริ่มจัดทำ RCA</w:t>
+      </w:r>
+      <w:r>
+        <w:rPr>
+          <w:sz w:val="32"/>
+          <w:szCs w:val="32"/>
+        </w:rPr>
+        <w:t xml:space="preserve"> (เมื่อยังไม่เริ่ม) หรือ </w:t>
+      </w:r>
+      <w:r>
+        <w:rPr>
+          <w:b/>
+          <w:bCs/>
+          <w:color w:val="1F2D3D"/>
+          <w:sz w:val="32"/>
+          <w:szCs w:val="32"/>
+        </w:rPr>
+        <w:t xml:space="preserve">เปิด RCA Workspace</w:t>
+      </w:r>
+      <w:r>
+        <w:rPr>
+          <w:sz w:val="32"/>
+          <w:szCs w:val="32"/>
+        </w:rPr>
+        <w:t xml:space="preserve"> (เมื่อเริ่มแล้ว)</w:t>
+      </w:r>
+    </w:p>
+    <w:p>
+      <w:pPr>
+        <w:pStyle w:val="ListParagraph"/>
+        <w:numPr>
+          <w:ilvl w:val="0"/>
+          <w:numId w:val="3"/>
+        </w:numPr>
+        <w:spacing w:after="60"/>
+      </w:pPr>
+      <w:r>
+        <w:rPr>
+          <w:sz w:val="32"/>
+          <w:szCs w:val="32"/>
+        </w:rPr>
         <w:t xml:space="preserve">เมนู </w:t>
       </w:r>
       <w:r>
@@ -1711,7 +1953,2847 @@
           <w:sz w:val="32"/>
           <w:szCs w:val="32"/>
         </w:rPr>
-        <w:t xml:space="preserve">Tickets › IOC Database</w:t>
+        <w:t xml:space="preserve">คิวงานต่างๆ › คำขอตอบสนองเหตุการณ์</w:t>
+      </w:r>
+      <w:r>
+        <w:rPr>
+          <w:sz w:val="32"/>
+          <w:szCs w:val="32"/>
+        </w:rPr>
+        <w:t xml:space="preserve"> — ปุ่ม </w:t>
+      </w:r>
+      <w:r>
+        <w:rPr>
+          <w:b/>
+          <w:bCs/>
+          <w:color w:val="1F2D3D"/>
+          <w:sz w:val="32"/>
+          <w:szCs w:val="32"/>
+        </w:rPr>
+        <w:t xml:space="preserve">เปิด RCA</w:t>
+      </w:r>
+      <w:r>
+        <w:rPr>
+          <w:sz w:val="32"/>
+          <w:szCs w:val="32"/>
+        </w:rPr>
+        <w:t xml:space="preserve"> ที่แถวของคำขอ</w:t>
+      </w:r>
+    </w:p>
+    <w:p>
+      <w:pPr>
+        <w:pStyle w:val="ListParagraph"/>
+        <w:numPr>
+          <w:ilvl w:val="0"/>
+          <w:numId w:val="3"/>
+        </w:numPr>
+        <w:spacing w:after="60"/>
+      </w:pPr>
+      <w:r>
+        <w:rPr>
+          <w:sz w:val="32"/>
+          <w:szCs w:val="32"/>
+        </w:rPr>
+        <w:t xml:space="preserve">ลิงก์ในอีเมลแจ้งคำขอ — คำขอ RCA จะลิงก์มาที่ workspace โดยตรง ไม่ใช่หน้าตั๋ว</w:t>
+      </w:r>
+    </w:p>
+    <w:p>
+      <w:pPr>
+        <w:spacing w:after="120"/>
+      </w:pPr>
+      <w:r>
+        <w:rPr>
+          <w:sz w:val="32"/>
+          <w:szCs w:val="32"/>
+        </w:rPr>
+        <w:t xml:space="preserve">เมื่อเปิดครั้งแรก คุณจะเห็น </w:t>
+      </w:r>
+      <w:r>
+        <w:rPr>
+          <w:b/>
+          <w:bCs/>
+          <w:sz w:val="32"/>
+          <w:szCs w:val="32"/>
+        </w:rPr>
+        <w:t xml:space="preserve">เฉพาะข้อมูลของตั๋วแบบอ่านอย่างเดียว</w:t>
+      </w:r>
+      <w:r>
+        <w:rPr>
+          <w:sz w:val="32"/>
+          <w:szCs w:val="32"/>
+        </w:rPr>
+        <w:t xml:space="preserve"> ในการ์ดที่พับไว้ชื่อ </w:t>
+      </w:r>
+      <w:r>
+        <w:rPr>
+          <w:b/>
+          <w:bCs/>
+          <w:color w:val="1F2D3D"/>
+          <w:sz w:val="32"/>
+          <w:szCs w:val="32"/>
+        </w:rPr>
+        <w:t xml:space="preserve">ข้อมูลเคส (Ticket #…)</w:t>
+      </w:r>
+      <w:r>
+        <w:rPr>
+          <w:sz w:val="32"/>
+          <w:szCs w:val="32"/>
+        </w:rPr>
+        <w:t xml:space="preserve"> — กางออกเพื่ออ่านชื่อเหตุการณ์ ความรุนแรง เวลาที่เกิด/ตรวจพบ IOC ในตั๋ว Alert ที่เชื่อมโยง และหลักฐานที่แนบไว้ ก่อนตัดสินใจเริ่มงาน</w:t>
+      </w:r>
+    </w:p>
+    <w:p>
+      <w:pPr>
+        <w:pStyle w:val="ListParagraph"/>
+        <w:numPr>
+          <w:ilvl w:val="0"/>
+          <w:numId w:val="5"/>
+        </w:numPr>
+        <w:spacing w:after="80"/>
+      </w:pPr>
+      <w:r>
+        <w:rPr>
+          <w:sz w:val="32"/>
+          <w:szCs w:val="32"/>
+        </w:rPr>
+        <w:t xml:space="preserve">อ่านการ์ด </w:t>
+      </w:r>
+      <w:r>
+        <w:rPr>
+          <w:b/>
+          <w:bCs/>
+          <w:color w:val="1F2D3D"/>
+          <w:sz w:val="32"/>
+          <w:szCs w:val="32"/>
+        </w:rPr>
+        <w:t xml:space="preserve">ข้อมูลเคส</w:t>
+      </w:r>
+      <w:r>
+        <w:rPr>
+          <w:sz w:val="32"/>
+          <w:szCs w:val="32"/>
+        </w:rPr>
+        <w:t xml:space="preserve"> ให้ครบ (มีลิงก์ </w:t>
+      </w:r>
+      <w:r>
+        <w:rPr>
+          <w:b/>
+          <w:bCs/>
+          <w:color w:val="1F2D3D"/>
+          <w:sz w:val="32"/>
+          <w:szCs w:val="32"/>
+        </w:rPr>
+        <w:t xml:space="preserve">เปิด Ticket แบบเต็ม</w:t>
+      </w:r>
+      <w:r>
+        <w:rPr>
+          <w:sz w:val="32"/>
+          <w:szCs w:val="32"/>
+        </w:rPr>
+        <w:t xml:space="preserve"> หากต้องการดูทั้งหน้า)</w:t>
+      </w:r>
+    </w:p>
+    <w:p>
+      <w:pPr>
+        <w:pStyle w:val="ListParagraph"/>
+        <w:numPr>
+          <w:ilvl w:val="0"/>
+          <w:numId w:val="5"/>
+        </w:numPr>
+        <w:spacing w:after="80"/>
+      </w:pPr>
+      <w:r>
+        <w:rPr>
+          <w:sz w:val="32"/>
+          <w:szCs w:val="32"/>
+        </w:rPr>
+        <w:t xml:space="preserve">กด </w:t>
+      </w:r>
+      <w:r>
+        <w:rPr>
+          <w:b/>
+          <w:bCs/>
+          <w:color w:val="1F2D3D"/>
+          <w:sz w:val="32"/>
+          <w:szCs w:val="32"/>
+        </w:rPr>
+        <w:t xml:space="preserve">เริ่มจัดทำ RCA</w:t>
+      </w:r>
+      <w:r>
+        <w:rPr>
+          <w:sz w:val="32"/>
+          <w:szCs w:val="32"/>
+        </w:rPr>
+        <w:t xml:space="preserve"> ในการ์ด </w:t>
+      </w:r>
+      <w:r>
+        <w:rPr>
+          <w:b/>
+          <w:bCs/>
+          <w:color w:val="1F2D3D"/>
+          <w:sz w:val="32"/>
+          <w:szCs w:val="32"/>
+        </w:rPr>
+        <w:t xml:space="preserve">เริ่มจัดทำรายงาน RCA</w:t>
+      </w:r>
+      <w:r>
+        <w:rPr>
+          <w:sz w:val="32"/>
+          <w:szCs w:val="32"/>
+        </w:rPr>
+        <w:t xml:space="preserve"> ระบบจะสร้างรายงาน ดึงข้อมูลเบื้องต้นจากตั๋วมาเติมให้ และเปลี่ยนสถานะคำขอเป็น </w:t>
+      </w:r>
+      <w:r>
+        <w:rPr>
+          <w:b/>
+          <w:bCs/>
+          <w:color w:val="1F2D3D"/>
+          <w:sz w:val="32"/>
+          <w:szCs w:val="32"/>
+        </w:rPr>
+        <w:t xml:space="preserve">กำลังดำเนินการ</w:t>
+      </w:r>
+      <w:r>
+        <w:rPr>
+          <w:sz w:val="32"/>
+          <w:szCs w:val="32"/>
+        </w:rPr>
+        <w:t xml:space="preserve"> โดยอัตโนมัติ</w:t>
+      </w:r>
+    </w:p>
+    <w:tbl>
+      <w:tblPr>
+        <w:tblW w:type="dxa" w:w="9600"/>
+        <w:tblBorders>
+          <w:top w:val="dashed" w:color="9DB4D4" w:sz="6"/>
+          <w:left w:val="dashed" w:color="9DB4D4" w:sz="6"/>
+          <w:bottom w:val="dashed" w:color="9DB4D4" w:sz="6"/>
+          <w:right w:val="dashed" w:color="9DB4D4" w:sz="6"/>
+          <w:insideH w:val="single" w:color="auto" w:sz="4"/>
+          <w:insideV w:val="single" w:color="auto" w:sz="4"/>
+        </w:tblBorders>
+      </w:tblPr>
+      <w:tblGrid>
+        <w:gridCol w:w="9600"/>
+      </w:tblGrid>
+      <w:tr>
+        <w:tc>
+          <w:tcPr>
+            <w:tcW w:type="dxa" w:w="9600"/>
+            <w:shd w:fill="F7F8FA" w:color="auto" w:val="clear"/>
+            <w:tcMar>
+              <w:top w:type="dxa" w:w="520"/>
+              <w:left w:type="dxa" w:w="200"/>
+              <w:bottom w:type="dxa" w:w="520"/>
+              <w:right w:type="dxa" w:w="200"/>
+            </w:tcMar>
+            <w:vAlign w:val="center"/>
+          </w:tcPr>
+          <w:p>
+            <w:pPr>
+              <w:spacing w:after="40"/>
+              <w:jc w:val="center"/>
+            </w:pPr>
+            <w:r>
+              <w:rPr>
+                <w:b/>
+                <w:bCs/>
+                <w:color w:val="6C7888"/>
+                <w:sz w:val="30"/>
+                <w:szCs w:val="30"/>
+              </w:rPr>
+              <w:t xml:space="preserve">[ ตำแหน่งภาพหน้าจอ ]</w:t>
+            </w:r>
+          </w:p>
+          <w:p>
+            <w:pPr>
+              <w:spacing w:after="40"/>
+              <w:jc w:val="center"/>
+            </w:pPr>
+            <w:r>
+              <w:rPr>
+                <w:color w:val="1F2D3D"/>
+                <w:sz w:val="32"/>
+                <w:szCs w:val="32"/>
+              </w:rPr>
+              <w:t xml:space="preserve">การ์ดข้อมูลเคสแบบอ่านอย่างเดียว และการ์ดเริ่มจัดทำรายงาน RCA</w:t>
+            </w:r>
+          </w:p>
+          <w:p>
+            <w:pPr>
+              <w:jc w:val="center"/>
+            </w:pPr>
+            <w:r>
+              <w:rPr>
+                <w:rFonts w:ascii="Consolas" w:cs="Consolas" w:eastAsia="Consolas" w:hAnsi="Consolas"/>
+                <w:color w:val="9AA6B4"/>
+                <w:sz w:val="24"/>
+                <w:szCs w:val="24"/>
+              </w:rPr>
+              <w:t xml:space="preserve">SHOT: FOR-rca-start</w:t>
+            </w:r>
+          </w:p>
+        </w:tc>
+      </w:tr>
+    </w:tbl>
+    <w:p>
+      <w:pPr>
+        <w:spacing w:after="160" w:before="60"/>
+        <w:jc w:val="center"/>
+      </w:pPr>
+      <w:r>
+        <w:rPr>
+          <w:b/>
+          <w:bCs/>
+          <w:color w:val="245EA8"/>
+          <w:sz w:val="28"/>
+          <w:szCs w:val="28"/>
+        </w:rPr>
+        <w:t xml:space="preserve">รูปที่ 6-1  </w:t>
+      </w:r>
+      <w:r>
+        <w:rPr>
+          <w:i/>
+          <w:iCs/>
+          <w:color w:val="6C7888"/>
+          <w:sz w:val="28"/>
+          <w:szCs w:val="28"/>
+        </w:rPr>
+        <w:t xml:space="preserve">การ์ดข้อมูลเคสแบบอ่านอย่างเดียว และการ์ดเริ่มจัดทำรายงาน RCA</w:t>
+      </w:r>
+    </w:p>
+    <w:tbl>
+      <w:tblPr>
+        <w:tblW w:type="dxa" w:w="9600"/>
+        <w:tblBorders>
+          <w:top w:val="single" w:color="F1F3F6" w:sz="2"/>
+          <w:left w:val="single" w:color="6C7888" w:sz="28"/>
+          <w:bottom w:val="single" w:color="F1F3F6" w:sz="2"/>
+          <w:right w:val="single" w:color="F1F3F6" w:sz="2"/>
+          <w:insideH w:val="single" w:color="auto" w:sz="4"/>
+          <w:insideV w:val="single" w:color="auto" w:sz="4"/>
+        </w:tblBorders>
+      </w:tblPr>
+      <w:tblGrid>
+        <w:gridCol w:w="9600"/>
+      </w:tblGrid>
+      <w:tr>
+        <w:tc>
+          <w:tcPr>
+            <w:tcW w:type="dxa" w:w="9600"/>
+            <w:shd w:fill="F1F3F6" w:color="auto" w:val="clear"/>
+            <w:tcMar>
+              <w:top w:type="dxa" w:w="140"/>
+              <w:left w:type="dxa" w:w="200"/>
+              <w:bottom w:type="dxa" w:w="140"/>
+              <w:right w:type="dxa" w:w="200"/>
+            </w:tcMar>
+          </w:tcPr>
+          <w:p>
+            <w:pPr>
+              <w:spacing w:after="60"/>
+            </w:pPr>
+            <w:r>
+              <w:rPr>
+                <w:b/>
+                <w:bCs/>
+                <w:color w:val="6C7888"/>
+                <w:sz w:val="30"/>
+                <w:szCs w:val="30"/>
+              </w:rPr>
+              <w:t xml:space="preserve">สิ่งที่ต้องจำ</w:t>
+            </w:r>
+          </w:p>
+          <w:p>
+            <w:pPr>
+              <w:spacing w:after="0"/>
+            </w:pPr>
+            <w:r>
+              <w:rPr>
+                <w:sz w:val="32"/>
+                <w:szCs w:val="32"/>
+              </w:rPr>
+              <w:t xml:space="preserve">การเปิดหน้า workspace เฉย ๆ ยังไม่สร้างรายงานและไม่เปลี่ยนสถานะคำขอ — ระบบเริ่มนับว่าคุณลงมือเมื่อกดปุ่มเริ่มจัดทำเท่านั้น</w:t>
+            </w:r>
+          </w:p>
+        </w:tc>
+      </w:tr>
+    </w:tbl>
+    <w:p>
+      <w:pPr>
+        <w:pStyle w:val="Heading2"/>
+      </w:pPr>
+      <w:r>
+        <w:t xml:space="preserve">แถบขั้นตอนทั้งสี่</w:t>
+      </w:r>
+    </w:p>
+    <w:p>
+      <w:pPr>
+        <w:spacing w:after="120"/>
+      </w:pPr>
+      <w:r>
+        <w:rPr>
+          <w:sz w:val="32"/>
+          <w:szCs w:val="32"/>
+        </w:rPr>
+        <w:t xml:space="preserve">ด้านบนของหน้ามีแถบบอกว่าคุณอยู่ขั้นใด: </w:t>
+      </w:r>
+      <w:r>
+        <w:rPr>
+          <w:b/>
+          <w:bCs/>
+          <w:sz w:val="32"/>
+          <w:szCs w:val="32"/>
+        </w:rPr>
+        <w:t xml:space="preserve">1 เริ่มงาน</w:t>
+      </w:r>
+      <w:r>
+        <w:rPr>
+          <w:sz w:val="32"/>
+          <w:szCs w:val="32"/>
+        </w:rPr>
+        <w:t xml:space="preserve"> → </w:t>
+      </w:r>
+      <w:r>
+        <w:rPr>
+          <w:b/>
+          <w:bCs/>
+          <w:sz w:val="32"/>
+          <w:szCs w:val="32"/>
+        </w:rPr>
+        <w:t xml:space="preserve">2 จัดทำข้อมูล</w:t>
+      </w:r>
+      <w:r>
+        <w:rPr>
+          <w:sz w:val="32"/>
+          <w:szCs w:val="32"/>
+        </w:rPr>
+        <w:t xml:space="preserve"> → </w:t>
+      </w:r>
+      <w:r>
+        <w:rPr>
+          <w:b/>
+          <w:bCs/>
+          <w:sz w:val="32"/>
+          <w:szCs w:val="32"/>
+        </w:rPr>
+        <w:t xml:space="preserve">3 ฉบับร่าง</w:t>
+      </w:r>
+      <w:r>
+        <w:rPr>
+          <w:sz w:val="32"/>
+          <w:szCs w:val="32"/>
+        </w:rPr>
+        <w:t xml:space="preserve"> → </w:t>
+      </w:r>
+      <w:r>
+        <w:rPr>
+          <w:b/>
+          <w:bCs/>
+          <w:sz w:val="32"/>
+          <w:szCs w:val="32"/>
+        </w:rPr>
+        <w:t xml:space="preserve">4 ส่งมอบ</w:t>
+      </w:r>
+      <w:r>
+        <w:rPr>
+          <w:sz w:val="32"/>
+          <w:szCs w:val="32"/>
+        </w:rPr>
+        <w:t xml:space="preserve"> และป้ายบอกสิทธิ์ </w:t>
+      </w:r>
+      <w:r>
+        <w:rPr>
+          <w:b/>
+          <w:bCs/>
+          <w:color w:val="1F2D3D"/>
+          <w:sz w:val="32"/>
+          <w:szCs w:val="32"/>
+        </w:rPr>
+        <w:t xml:space="preserve">แก้ไขได้</w:t>
+      </w:r>
+      <w:r>
+        <w:rPr>
+          <w:sz w:val="32"/>
+          <w:szCs w:val="32"/>
+        </w:rPr>
+        <w:t xml:space="preserve"> หรือ </w:t>
+      </w:r>
+      <w:r>
+        <w:rPr>
+          <w:b/>
+          <w:bCs/>
+          <w:color w:val="1F2D3D"/>
+          <w:sz w:val="32"/>
+          <w:szCs w:val="32"/>
+        </w:rPr>
+        <w:t xml:space="preserve">อ่านอย่างเดียว</w:t>
+      </w:r>
+    </w:p>
+    <w:tbl>
+      <w:tblPr>
+        <w:tblW w:type="dxa" w:w="9600"/>
+        <w:tblBorders>
+          <w:top w:val="dashed" w:color="9DB4D4" w:sz="6"/>
+          <w:left w:val="dashed" w:color="9DB4D4" w:sz="6"/>
+          <w:bottom w:val="dashed" w:color="9DB4D4" w:sz="6"/>
+          <w:right w:val="dashed" w:color="9DB4D4" w:sz="6"/>
+          <w:insideH w:val="single" w:color="auto" w:sz="4"/>
+          <w:insideV w:val="single" w:color="auto" w:sz="4"/>
+        </w:tblBorders>
+      </w:tblPr>
+      <w:tblGrid>
+        <w:gridCol w:w="9600"/>
+      </w:tblGrid>
+      <w:tr>
+        <w:tc>
+          <w:tcPr>
+            <w:tcW w:type="dxa" w:w="9600"/>
+            <w:shd w:fill="F7F8FA" w:color="auto" w:val="clear"/>
+            <w:tcMar>
+              <w:top w:type="dxa" w:w="520"/>
+              <w:left w:type="dxa" w:w="200"/>
+              <w:bottom w:type="dxa" w:w="520"/>
+              <w:right w:type="dxa" w:w="200"/>
+            </w:tcMar>
+            <w:vAlign w:val="center"/>
+          </w:tcPr>
+          <w:p>
+            <w:pPr>
+              <w:spacing w:after="40"/>
+              <w:jc w:val="center"/>
+            </w:pPr>
+            <w:r>
+              <w:rPr>
+                <w:b/>
+                <w:bCs/>
+                <w:color w:val="6C7888"/>
+                <w:sz w:val="30"/>
+                <w:szCs w:val="30"/>
+              </w:rPr>
+              <w:t xml:space="preserve">[ ตำแหน่งภาพหน้าจอ ]</w:t>
+            </w:r>
+          </w:p>
+          <w:p>
+            <w:pPr>
+              <w:spacing w:after="40"/>
+              <w:jc w:val="center"/>
+            </w:pPr>
+            <w:r>
+              <w:rPr>
+                <w:color w:val="1F2D3D"/>
+                <w:sz w:val="32"/>
+                <w:szCs w:val="32"/>
+              </w:rPr>
+              <w:t xml:space="preserve">แถบขั้นตอน 4 ขั้นและป้ายสิทธิ์บนหัวหน้า RCA Workspace</w:t>
+            </w:r>
+          </w:p>
+          <w:p>
+            <w:pPr>
+              <w:jc w:val="center"/>
+            </w:pPr>
+            <w:r>
+              <w:rPr>
+                <w:rFonts w:ascii="Consolas" w:cs="Consolas" w:eastAsia="Consolas" w:hAnsi="Consolas"/>
+                <w:color w:val="9AA6B4"/>
+                <w:sz w:val="24"/>
+                <w:szCs w:val="24"/>
+              </w:rPr>
+              <w:t xml:space="preserve">SHOT: FOR-rca-stepper</w:t>
+            </w:r>
+          </w:p>
+        </w:tc>
+      </w:tr>
+    </w:tbl>
+    <w:p>
+      <w:pPr>
+        <w:spacing w:after="160" w:before="60"/>
+        <w:jc w:val="center"/>
+      </w:pPr>
+      <w:r>
+        <w:rPr>
+          <w:b/>
+          <w:bCs/>
+          <w:color w:val="245EA8"/>
+          <w:sz w:val="28"/>
+          <w:szCs w:val="28"/>
+        </w:rPr>
+        <w:t xml:space="preserve">รูปที่ 6-2  </w:t>
+      </w:r>
+      <w:r>
+        <w:rPr>
+          <w:i/>
+          <w:iCs/>
+          <w:color w:val="6C7888"/>
+          <w:sz w:val="28"/>
+          <w:szCs w:val="28"/>
+        </w:rPr>
+        <w:t xml:space="preserve">แถบขั้นตอน 4 ขั้นและป้ายสิทธิ์บนหัวหน้า RCA Workspace</w:t>
+      </w:r>
+    </w:p>
+    <w:p>
+      <w:pPr>
+        <w:pStyle w:val="Heading2"/>
+      </w:pPr>
+      <w:r>
+        <w:t xml:space="preserve">กรอกทีละหัวข้อ</w:t>
+      </w:r>
+    </w:p>
+    <w:p>
+      <w:pPr>
+        <w:spacing w:after="120"/>
+      </w:pPr>
+      <w:r>
+        <w:rPr>
+          <w:sz w:val="32"/>
+          <w:szCs w:val="32"/>
+        </w:rPr>
+        <w:t xml:space="preserve">เมนูด้านซ้ายแบ่งรายงานเป็นหัวข้อตามแบบฟอร์มรายงาน เลือกทีละหัวข้อแล้วกรอก:</w:t>
+      </w:r>
+    </w:p>
+    <w:tbl>
+      <w:tblPr>
+        <w:tblW w:type="dxa" w:w="9600"/>
+        <w:tblBorders>
+          <w:top w:val="single" w:color="E1E6ED" w:sz="2"/>
+          <w:left w:val="single" w:color="E1E6ED" w:sz="2"/>
+          <w:bottom w:val="single" w:color="E1E6ED" w:sz="2"/>
+          <w:right w:val="single" w:color="E1E6ED" w:sz="2"/>
+          <w:insideH w:val="single" w:color="E1E6ED" w:sz="2"/>
+          <w:insideV w:val="single" w:color="E1E6ED" w:sz="2"/>
+        </w:tblBorders>
+      </w:tblPr>
+      <w:tblGrid>
+        <w:gridCol w:w="3200"/>
+        <w:gridCol w:w="6400"/>
+      </w:tblGrid>
+      <w:tr>
+        <w:trPr>
+          <w:cantSplit/>
+          <w:tblHeader/>
+        </w:trPr>
+        <w:tc>
+          <w:tcPr>
+            <w:tcW w:type="dxa" w:w="3200"/>
+            <w:shd w:fill="1A1A2E" w:color="auto" w:val="clear"/>
+            <w:tcMar>
+              <w:top w:type="dxa" w:w="80"/>
+              <w:left w:type="dxa" w:w="120"/>
+              <w:bottom w:type="dxa" w:w="80"/>
+              <w:right w:type="dxa" w:w="120"/>
+            </w:tcMar>
+          </w:tcPr>
+          <w:p>
+            <w:r>
+              <w:rPr>
+                <w:b/>
+                <w:bCs/>
+                <w:color w:val="FFFFFF"/>
+                <w:sz w:val="28"/>
+                <w:szCs w:val="28"/>
+              </w:rPr>
+              <w:t xml:space="preserve">หัวข้อ</w:t>
+            </w:r>
+          </w:p>
+        </w:tc>
+        <w:tc>
+          <w:tcPr>
+            <w:tcW w:type="dxa" w:w="6400"/>
+            <w:shd w:fill="1A1A2E" w:color="auto" w:val="clear"/>
+            <w:tcMar>
+              <w:top w:type="dxa" w:w="80"/>
+              <w:left w:type="dxa" w:w="120"/>
+              <w:bottom w:type="dxa" w:w="80"/>
+              <w:right w:type="dxa" w:w="120"/>
+            </w:tcMar>
+          </w:tcPr>
+          <w:p>
+            <w:r>
+              <w:rPr>
+                <w:b/>
+                <w:bCs/>
+                <w:color w:val="FFFFFF"/>
+                <w:sz w:val="28"/>
+                <w:szCs w:val="28"/>
+              </w:rPr>
+              <w:t xml:space="preserve">เก็บอะไร</w:t>
+            </w:r>
+          </w:p>
+        </w:tc>
+      </w:tr>
+      <w:tr>
+        <w:trPr>
+          <w:cantSplit/>
+        </w:trPr>
+        <w:tc>
+          <w:tcPr>
+            <w:tcW w:type="dxa" w:w="3200"/>
+            <w:shd w:fill="FFFFFF" w:color="auto" w:val="clear"/>
+            <w:tcMar>
+              <w:top w:type="dxa" w:w="70"/>
+              <w:left w:type="dxa" w:w="120"/>
+              <w:bottom w:type="dxa" w:w="70"/>
+              <w:right w:type="dxa" w:w="120"/>
+            </w:tcMar>
+          </w:tcPr>
+          <w:p>
+            <w:pPr>
+              <w:spacing w:after="0"/>
+            </w:pPr>
+            <w:r>
+              <w:rPr>
+                <w:sz w:val="28"/>
+                <w:szCs w:val="28"/>
+              </w:rPr>
+              <w:t xml:space="preserve">ข้อมูลทั่วไป</w:t>
+            </w:r>
+          </w:p>
+        </w:tc>
+        <w:tc>
+          <w:tcPr>
+            <w:tcW w:type="dxa" w:w="6400"/>
+            <w:shd w:fill="FFFFFF" w:color="auto" w:val="clear"/>
+            <w:tcMar>
+              <w:top w:type="dxa" w:w="70"/>
+              <w:left w:type="dxa" w:w="120"/>
+              <w:bottom w:type="dxa" w:w="70"/>
+              <w:right w:type="dxa" w:w="120"/>
+            </w:tcMar>
+          </w:tcPr>
+          <w:p>
+            <w:pPr>
+              <w:spacing w:after="0"/>
+            </w:pPr>
+            <w:r>
+              <w:rPr>
+                <w:sz w:val="28"/>
+                <w:szCs w:val="28"/>
+              </w:rPr>
+              <w:t xml:space="preserve">ข้อเท็จจริงของเหตุการณ์ (ดึงจากตั๋วมาให้ก่อน แก้ไขได้)</w:t>
+            </w:r>
+          </w:p>
+        </w:tc>
+      </w:tr>
+      <w:tr>
+        <w:trPr>
+          <w:cantSplit/>
+        </w:trPr>
+        <w:tc>
+          <w:tcPr>
+            <w:tcW w:type="dxa" w:w="3200"/>
+            <w:shd w:fill="F7F8FA" w:color="auto" w:val="clear"/>
+            <w:tcMar>
+              <w:top w:type="dxa" w:w="70"/>
+              <w:left w:type="dxa" w:w="120"/>
+              <w:bottom w:type="dxa" w:w="70"/>
+              <w:right w:type="dxa" w:w="120"/>
+            </w:tcMar>
+          </w:tcPr>
+          <w:p>
+            <w:pPr>
+              <w:spacing w:after="0"/>
+            </w:pPr>
+            <w:r>
+              <w:rPr>
+                <w:sz w:val="28"/>
+                <w:szCs w:val="28"/>
+              </w:rPr>
+              <w:t xml:space="preserve">ทรัพย์สินที่ได้รับผลกระทบ</w:t>
+            </w:r>
+          </w:p>
+        </w:tc>
+        <w:tc>
+          <w:tcPr>
+            <w:tcW w:type="dxa" w:w="6400"/>
+            <w:shd w:fill="F7F8FA" w:color="auto" w:val="clear"/>
+            <w:tcMar>
+              <w:top w:type="dxa" w:w="70"/>
+              <w:left w:type="dxa" w:w="120"/>
+              <w:bottom w:type="dxa" w:w="70"/>
+              <w:right w:type="dxa" w:w="120"/>
+            </w:tcMar>
+          </w:tcPr>
+          <w:p>
+            <w:pPr>
+              <w:spacing w:after="0"/>
+            </w:pPr>
+            <w:r>
+              <w:rPr>
+                <w:sz w:val="28"/>
+                <w:szCs w:val="28"/>
+              </w:rPr>
+              <w:t xml:space="preserve">เครื่อง / ระบบที่ถูกกระทบ ทีละรายการ</w:t>
+            </w:r>
+          </w:p>
+        </w:tc>
+      </w:tr>
+      <w:tr>
+        <w:trPr>
+          <w:cantSplit/>
+        </w:trPr>
+        <w:tc>
+          <w:tcPr>
+            <w:tcW w:type="dxa" w:w="3200"/>
+            <w:shd w:fill="FFFFFF" w:color="auto" w:val="clear"/>
+            <w:tcMar>
+              <w:top w:type="dxa" w:w="70"/>
+              <w:left w:type="dxa" w:w="120"/>
+              <w:bottom w:type="dxa" w:w="70"/>
+              <w:right w:type="dxa" w:w="120"/>
+            </w:tcMar>
+          </w:tcPr>
+          <w:p>
+            <w:pPr>
+              <w:spacing w:after="0"/>
+            </w:pPr>
+            <w:r>
+              <w:rPr>
+                <w:sz w:val="28"/>
+                <w:szCs w:val="28"/>
+              </w:rPr>
+              <w:t xml:space="preserve">ลำดับเวลาเหตุการณ์</w:t>
+            </w:r>
+          </w:p>
+        </w:tc>
+        <w:tc>
+          <w:tcPr>
+            <w:tcW w:type="dxa" w:w="6400"/>
+            <w:shd w:fill="FFFFFF" w:color="auto" w:val="clear"/>
+            <w:tcMar>
+              <w:top w:type="dxa" w:w="70"/>
+              <w:left w:type="dxa" w:w="120"/>
+              <w:bottom w:type="dxa" w:w="70"/>
+              <w:right w:type="dxa" w:w="120"/>
+            </w:tcMar>
+          </w:tcPr>
+          <w:p>
+            <w:pPr>
+              <w:spacing w:after="0"/>
+            </w:pPr>
+            <w:r>
+              <w:rPr>
+                <w:sz w:val="28"/>
+                <w:szCs w:val="28"/>
+              </w:rPr>
+              <w:t xml:space="preserve">ไทม์ไลน์หลักฐาน — กรอกเองหรือนำเข้าจากไฟล์ (ดูหัวข้อถัดไป)</w:t>
+            </w:r>
+          </w:p>
+        </w:tc>
+      </w:tr>
+      <w:tr>
+        <w:trPr>
+          <w:cantSplit/>
+        </w:trPr>
+        <w:tc>
+          <w:tcPr>
+            <w:tcW w:type="dxa" w:w="3200"/>
+            <w:shd w:fill="F7F8FA" w:color="auto" w:val="clear"/>
+            <w:tcMar>
+              <w:top w:type="dxa" w:w="70"/>
+              <w:left w:type="dxa" w:w="120"/>
+              <w:bottom w:type="dxa" w:w="70"/>
+              <w:right w:type="dxa" w:w="120"/>
+            </w:tcMar>
+          </w:tcPr>
+          <w:p>
+            <w:pPr>
+              <w:spacing w:after="0"/>
+            </w:pPr>
+            <w:r>
+              <w:rPr>
+                <w:sz w:val="28"/>
+                <w:szCs w:val="28"/>
+              </w:rPr>
+              <w:t xml:space="preserve">Root Cause</w:t>
+            </w:r>
+          </w:p>
+        </w:tc>
+        <w:tc>
+          <w:tcPr>
+            <w:tcW w:type="dxa" w:w="6400"/>
+            <w:shd w:fill="F7F8FA" w:color="auto" w:val="clear"/>
+            <w:tcMar>
+              <w:top w:type="dxa" w:w="70"/>
+              <w:left w:type="dxa" w:w="120"/>
+              <w:bottom w:type="dxa" w:w="70"/>
+              <w:right w:type="dxa" w:w="120"/>
+            </w:tcMar>
+          </w:tcPr>
+          <w:p>
+            <w:pPr>
+              <w:spacing w:after="0"/>
+            </w:pPr>
+            <w:r>
+              <w:rPr>
+                <w:sz w:val="28"/>
+                <w:szCs w:val="28"/>
+              </w:rPr>
+              <w:t xml:space="preserve">สาเหตุที่แท้จริงของเหตุการณ์</w:t>
+            </w:r>
+          </w:p>
+        </w:tc>
+      </w:tr>
+      <w:tr>
+        <w:trPr>
+          <w:cantSplit/>
+        </w:trPr>
+        <w:tc>
+          <w:tcPr>
+            <w:tcW w:type="dxa" w:w="3200"/>
+            <w:shd w:fill="FFFFFF" w:color="auto" w:val="clear"/>
+            <w:tcMar>
+              <w:top w:type="dxa" w:w="70"/>
+              <w:left w:type="dxa" w:w="120"/>
+              <w:bottom w:type="dxa" w:w="70"/>
+              <w:right w:type="dxa" w:w="120"/>
+            </w:tcMar>
+          </w:tcPr>
+          <w:p>
+            <w:pPr>
+              <w:spacing w:after="0"/>
+            </w:pPr>
+            <w:r>
+              <w:rPr>
+                <w:sz w:val="28"/>
+                <w:szCs w:val="28"/>
+              </w:rPr>
+              <w:t xml:space="preserve">IOC</w:t>
+            </w:r>
+          </w:p>
+        </w:tc>
+        <w:tc>
+          <w:tcPr>
+            <w:tcW w:type="dxa" w:w="6400"/>
+            <w:shd w:fill="FFFFFF" w:color="auto" w:val="clear"/>
+            <w:tcMar>
+              <w:top w:type="dxa" w:w="70"/>
+              <w:left w:type="dxa" w:w="120"/>
+              <w:bottom w:type="dxa" w:w="70"/>
+              <w:right w:type="dxa" w:w="120"/>
+            </w:tcMar>
+          </w:tcPr>
+          <w:p>
+            <w:pPr>
+              <w:spacing w:after="0"/>
+            </w:pPr>
+            <w:r>
+              <w:rPr>
+                <w:sz w:val="28"/>
+                <w:szCs w:val="28"/>
+              </w:rPr>
+              <w:t xml:space="preserve">ตัวบ่งชี้ที่พบ — ดึงจากตั๋วได้ และส่งต่อเข้าฐานข้อมูลได้</w:t>
+            </w:r>
+          </w:p>
+        </w:tc>
+      </w:tr>
+      <w:tr>
+        <w:trPr>
+          <w:cantSplit/>
+        </w:trPr>
+        <w:tc>
+          <w:tcPr>
+            <w:tcW w:type="dxa" w:w="3200"/>
+            <w:shd w:fill="F7F8FA" w:color="auto" w:val="clear"/>
+            <w:tcMar>
+              <w:top w:type="dxa" w:w="70"/>
+              <w:left w:type="dxa" w:w="120"/>
+              <w:bottom w:type="dxa" w:w="70"/>
+              <w:right w:type="dxa" w:w="120"/>
+            </w:tcMar>
+          </w:tcPr>
+          <w:p>
+            <w:pPr>
+              <w:spacing w:after="0"/>
+            </w:pPr>
+            <w:r>
+              <w:rPr>
+                <w:sz w:val="28"/>
+                <w:szCs w:val="28"/>
+              </w:rPr>
+              <w:t xml:space="preserve">คำแนะนำ</w:t>
+            </w:r>
+          </w:p>
+        </w:tc>
+        <w:tc>
+          <w:tcPr>
+            <w:tcW w:type="dxa" w:w="6400"/>
+            <w:shd w:fill="F7F8FA" w:color="auto" w:val="clear"/>
+            <w:tcMar>
+              <w:top w:type="dxa" w:w="70"/>
+              <w:left w:type="dxa" w:w="120"/>
+              <w:bottom w:type="dxa" w:w="70"/>
+              <w:right w:type="dxa" w:w="120"/>
+            </w:tcMar>
+          </w:tcPr>
+          <w:p>
+            <w:pPr>
+              <w:spacing w:after="0"/>
+            </w:pPr>
+            <w:r>
+              <w:rPr>
+                <w:sz w:val="28"/>
+                <w:szCs w:val="28"/>
+              </w:rPr>
+              <w:t xml:space="preserve">ข้อเสนอแนะการแก้ไขและป้องกัน</w:t>
+            </w:r>
+          </w:p>
+        </w:tc>
+      </w:tr>
+      <w:tr>
+        <w:trPr>
+          <w:cantSplit/>
+        </w:trPr>
+        <w:tc>
+          <w:tcPr>
+            <w:tcW w:type="dxa" w:w="3200"/>
+            <w:shd w:fill="FFFFFF" w:color="auto" w:val="clear"/>
+            <w:tcMar>
+              <w:top w:type="dxa" w:w="70"/>
+              <w:left w:type="dxa" w:w="120"/>
+              <w:bottom w:type="dxa" w:w="70"/>
+              <w:right w:type="dxa" w:w="120"/>
+            </w:tcMar>
+          </w:tcPr>
+          <w:p>
+            <w:pPr>
+              <w:spacing w:after="0"/>
+            </w:pPr>
+            <w:r>
+              <w:rPr>
+                <w:sz w:val="28"/>
+                <w:szCs w:val="28"/>
+              </w:rPr>
+              <w:t xml:space="preserve">ส่งรายงานและปิดงาน</w:t>
+            </w:r>
+          </w:p>
+        </w:tc>
+        <w:tc>
+          <w:tcPr>
+            <w:tcW w:type="dxa" w:w="6400"/>
+            <w:shd w:fill="FFFFFF" w:color="auto" w:val="clear"/>
+            <w:tcMar>
+              <w:top w:type="dxa" w:w="70"/>
+              <w:left w:type="dxa" w:w="120"/>
+              <w:bottom w:type="dxa" w:w="70"/>
+              <w:right w:type="dxa" w:w="120"/>
+            </w:tcMar>
+          </w:tcPr>
+          <w:p>
+            <w:pPr>
+              <w:spacing w:after="0"/>
+            </w:pPr>
+            <w:r>
+              <w:rPr>
+                <w:sz w:val="28"/>
+                <w:szCs w:val="28"/>
+              </w:rPr>
+              <w:t xml:space="preserve">สรุปผล สร้างฉบับร่าง Word และปิดคำขอ</w:t>
+            </w:r>
+          </w:p>
+        </w:tc>
+      </w:tr>
+    </w:tbl>
+    <w:p>
+      <w:pPr>
+        <w:spacing w:after="140"/>
+      </w:pPr>
+    </w:p>
+    <w:tbl>
+      <w:tblPr>
+        <w:tblW w:type="dxa" w:w="9600"/>
+        <w:tblBorders>
+          <w:top w:val="single" w:color="EAF1FB" w:sz="2"/>
+          <w:left w:val="single" w:color="245EA8" w:sz="28"/>
+          <w:bottom w:val="single" w:color="EAF1FB" w:sz="2"/>
+          <w:right w:val="single" w:color="EAF1FB" w:sz="2"/>
+          <w:insideH w:val="single" w:color="auto" w:sz="4"/>
+          <w:insideV w:val="single" w:color="auto" w:sz="4"/>
+        </w:tblBorders>
+      </w:tblPr>
+      <w:tblGrid>
+        <w:gridCol w:w="9600"/>
+      </w:tblGrid>
+      <w:tr>
+        <w:tc>
+          <w:tcPr>
+            <w:tcW w:type="dxa" w:w="9600"/>
+            <w:shd w:fill="EAF1FB" w:color="auto" w:val="clear"/>
+            <w:tcMar>
+              <w:top w:type="dxa" w:w="140"/>
+              <w:left w:type="dxa" w:w="200"/>
+              <w:bottom w:type="dxa" w:w="140"/>
+              <w:right w:type="dxa" w:w="200"/>
+            </w:tcMar>
+          </w:tcPr>
+          <w:p>
+            <w:pPr>
+              <w:spacing w:after="60"/>
+            </w:pPr>
+            <w:r>
+              <w:rPr>
+                <w:b/>
+                <w:bCs/>
+                <w:color w:val="245EA8"/>
+                <w:sz w:val="30"/>
+                <w:szCs w:val="30"/>
+              </w:rPr>
+              <w:t xml:space="preserve">เคล็ดลับ</w:t>
+            </w:r>
+          </w:p>
+          <w:p>
+            <w:pPr>
+              <w:spacing w:after="60"/>
+            </w:pPr>
+            <w:r>
+              <w:rPr>
+                <w:sz w:val="32"/>
+                <w:szCs w:val="32"/>
+              </w:rPr>
+              <w:t xml:space="preserve">แต่ละหัวข้อ </w:t>
+            </w:r>
+            <w:r>
+              <w:rPr>
+                <w:b/>
+                <w:bCs/>
+                <w:sz w:val="32"/>
+                <w:szCs w:val="32"/>
+              </w:rPr>
+              <w:t xml:space="preserve">บันทึกแยกกัน</w:t>
+            </w:r>
+            <w:r>
+              <w:rPr>
+                <w:sz w:val="32"/>
+                <w:szCs w:val="32"/>
+              </w:rPr>
+              <w:t xml:space="preserve"> — กด </w:t>
+            </w:r>
+            <w:r>
+              <w:rPr>
+                <w:b/>
+                <w:bCs/>
+                <w:color w:val="1F2D3D"/>
+                <w:sz w:val="32"/>
+                <w:szCs w:val="32"/>
+              </w:rPr>
+              <w:t xml:space="preserve">บันทึกส่วนนี้</w:t>
+            </w:r>
+            <w:r>
+              <w:rPr>
+                <w:sz w:val="32"/>
+                <w:szCs w:val="32"/>
+              </w:rPr>
+              <w:t xml:space="preserve"> แล้วข้อมูลหัวข้ออื่นจะไม่ถูกแตะ ทำทีละหัวข้อได้ ไม่ต้องกรอกครบแล้วค่อยบันทึกทีเดียว</w:t>
+            </w:r>
+          </w:p>
+          <w:p>
+            <w:pPr>
+              <w:spacing w:after="60"/>
+            </w:pPr>
+            <w:r>
+              <w:rPr>
+                <w:sz w:val="32"/>
+                <w:szCs w:val="32"/>
+              </w:rPr>
+              <w:t xml:space="preserve">ในหัวข้อที่เป็นตาราง ใช้ </w:t>
+            </w:r>
+            <w:r>
+              <w:rPr>
+                <w:b/>
+                <w:bCs/>
+                <w:color w:val="1F2D3D"/>
+                <w:sz w:val="32"/>
+                <w:szCs w:val="32"/>
+              </w:rPr>
+              <w:t xml:space="preserve">เพิ่มรายการ</w:t>
+            </w:r>
+            <w:r>
+              <w:rPr>
+                <w:sz w:val="32"/>
+                <w:szCs w:val="32"/>
+              </w:rPr>
+              <w:t xml:space="preserve"> เพื่อเพิ่มแถว และ </w:t>
+            </w:r>
+            <w:r>
+              <w:rPr>
+                <w:b/>
+                <w:bCs/>
+                <w:color w:val="1F2D3D"/>
+                <w:sz w:val="32"/>
+                <w:szCs w:val="32"/>
+              </w:rPr>
+              <w:t xml:space="preserve">ลบรายการ</w:t>
+            </w:r>
+            <w:r>
+              <w:rPr>
+                <w:sz w:val="32"/>
+                <w:szCs w:val="32"/>
+              </w:rPr>
+              <w:t xml:space="preserve"> เพื่อเอาออก</w:t>
+            </w:r>
+          </w:p>
+          <w:p>
+            <w:pPr>
+              <w:spacing w:after="0"/>
+            </w:pPr>
+            <w:r>
+              <w:rPr>
+                <w:sz w:val="32"/>
+                <w:szCs w:val="32"/>
+              </w:rPr>
+              <w:t xml:space="preserve">หัวข้อ </w:t>
+            </w:r>
+            <w:r>
+              <w:rPr>
+                <w:b/>
+                <w:bCs/>
+                <w:sz w:val="32"/>
+                <w:szCs w:val="32"/>
+              </w:rPr>
+              <w:t xml:space="preserve">ข้อมูลทั่วไป</w:t>
+            </w:r>
+            <w:r>
+              <w:rPr>
+                <w:sz w:val="32"/>
+                <w:szCs w:val="32"/>
+              </w:rPr>
+              <w:t xml:space="preserve"> มีปุ่ม </w:t>
+            </w:r>
+            <w:r>
+              <w:rPr>
+                <w:b/>
+                <w:bCs/>
+                <w:color w:val="1F2D3D"/>
+                <w:sz w:val="32"/>
+                <w:szCs w:val="32"/>
+              </w:rPr>
+              <w:t xml:space="preserve">ดึงจาก Ticket อีกครั้ง</w:t>
+            </w:r>
+            <w:r>
+              <w:rPr>
+                <w:sz w:val="32"/>
+                <w:szCs w:val="32"/>
+              </w:rPr>
+              <w:t xml:space="preserve"> หากตั๋วถูกแก้ไขภายหลัง — แต่จะ </w:t>
+            </w:r>
+            <w:r>
+              <w:rPr>
+                <w:b/>
+                <w:bCs/>
+                <w:sz w:val="32"/>
+                <w:szCs w:val="32"/>
+              </w:rPr>
+              <w:t xml:space="preserve">ทับข้อมูลที่คุณแก้ไว้</w:t>
+            </w:r>
+            <w:r>
+              <w:rPr>
+                <w:sz w:val="32"/>
+                <w:szCs w:val="32"/>
+              </w:rPr>
+              <w:t xml:space="preserve"> ระบบจึงถามยืนยันก่อน</w:t>
+            </w:r>
+          </w:p>
+        </w:tc>
+      </w:tr>
+    </w:tbl>
+    <w:p>
+      <w:pPr>
+        <w:spacing w:after="80"/>
+      </w:pPr>
+    </w:p>
+    <w:tbl>
+      <w:tblPr>
+        <w:tblW w:type="dxa" w:w="9600"/>
+        <w:tblBorders>
+          <w:top w:val="single" w:color="F1F3F6" w:sz="2"/>
+          <w:left w:val="single" w:color="6C7888" w:sz="28"/>
+          <w:bottom w:val="single" w:color="F1F3F6" w:sz="2"/>
+          <w:right w:val="single" w:color="F1F3F6" w:sz="2"/>
+          <w:insideH w:val="single" w:color="auto" w:sz="4"/>
+          <w:insideV w:val="single" w:color="auto" w:sz="4"/>
+        </w:tblBorders>
+      </w:tblPr>
+      <w:tblGrid>
+        <w:gridCol w:w="9600"/>
+      </w:tblGrid>
+      <w:tr>
+        <w:tc>
+          <w:tcPr>
+            <w:tcW w:type="dxa" w:w="9600"/>
+            <w:shd w:fill="F1F3F6" w:color="auto" w:val="clear"/>
+            <w:tcMar>
+              <w:top w:type="dxa" w:w="140"/>
+              <w:left w:type="dxa" w:w="200"/>
+              <w:bottom w:type="dxa" w:w="140"/>
+              <w:right w:type="dxa" w:w="200"/>
+            </w:tcMar>
+          </w:tcPr>
+          <w:p>
+            <w:pPr>
+              <w:spacing w:after="60"/>
+            </w:pPr>
+            <w:r>
+              <w:rPr>
+                <w:b/>
+                <w:bCs/>
+                <w:color w:val="6C7888"/>
+                <w:sz w:val="30"/>
+                <w:szCs w:val="30"/>
+              </w:rPr>
+              <w:t xml:space="preserve">สิ่งที่ต้องจำ</w:t>
+            </w:r>
+          </w:p>
+          <w:p>
+            <w:pPr>
+              <w:spacing w:after="0"/>
+            </w:pPr>
+            <w:r>
+              <w:rPr>
+                <w:sz w:val="32"/>
+                <w:szCs w:val="32"/>
+              </w:rPr>
+              <w:t xml:space="preserve">ทุกการบันทึกถูกลงประวัติของตั๋ว (หัวข้อ “ประวัติการแก้ไขข้อมูล”) ระบุว่าคุณแก้หัวข้อใดเมื่อใด และหากออกจากหน้าโดยยังไม่บันทึก ระบบจะเตือนก่อนเสมอ</w:t>
+            </w:r>
+          </w:p>
+        </w:tc>
+      </w:tr>
+    </w:tbl>
+    <w:p>
+      <w:pPr>
+        <w:pStyle w:val="Heading2"/>
+      </w:pPr>
+      <w:r>
+        <w:t xml:space="preserve">นำเข้าลำดับเวลาจากไฟล์ CSV/TSV</w:t>
+      </w:r>
+    </w:p>
+    <w:p>
+      <w:pPr>
+        <w:spacing w:after="120"/>
+      </w:pPr>
+      <w:r>
+        <w:rPr>
+          <w:sz w:val="32"/>
+          <w:szCs w:val="32"/>
+        </w:rPr>
+        <w:t xml:space="preserve">หัวข้อ </w:t>
+      </w:r>
+      <w:r>
+        <w:rPr>
+          <w:b/>
+          <w:bCs/>
+          <w:sz w:val="32"/>
+          <w:szCs w:val="32"/>
+        </w:rPr>
+        <w:t xml:space="preserve">ลำดับเวลาเหตุการณ์</w:t>
+      </w:r>
+      <w:r>
+        <w:rPr>
+          <w:sz w:val="32"/>
+          <w:szCs w:val="32"/>
+        </w:rPr>
+        <w:t xml:space="preserve"> มีกล่อง </w:t>
+      </w:r>
+      <w:r>
+        <w:rPr>
+          <w:b/>
+          <w:bCs/>
+          <w:color w:val="1F2D3D"/>
+          <w:sz w:val="32"/>
+          <w:szCs w:val="32"/>
+        </w:rPr>
+        <w:t xml:space="preserve">นำเข้า Timeline</w:t>
+      </w:r>
+      <w:r>
+        <w:rPr>
+          <w:sz w:val="32"/>
+          <w:szCs w:val="32"/>
+        </w:rPr>
+        <w:t xml:space="preserve"> สำหรับไทม์ไลน์ที่คุณเตรียมไว้นอกระบบ</w:t>
+      </w:r>
+    </w:p>
+    <w:p>
+      <w:pPr>
+        <w:pStyle w:val="ListParagraph"/>
+        <w:numPr>
+          <w:ilvl w:val="0"/>
+          <w:numId w:val="5"/>
+        </w:numPr>
+        <w:spacing w:after="80"/>
+      </w:pPr>
+      <w:r>
+        <w:rPr>
+          <w:sz w:val="32"/>
+          <w:szCs w:val="32"/>
+        </w:rPr>
+        <w:t xml:space="preserve">กด </w:t>
+      </w:r>
+      <w:r>
+        <w:rPr>
+          <w:b/>
+          <w:bCs/>
+          <w:color w:val="1F2D3D"/>
+          <w:sz w:val="32"/>
+          <w:szCs w:val="32"/>
+        </w:rPr>
+        <w:t xml:space="preserve">ดาวน์โหลด Template</w:t>
+      </w:r>
+      <w:r>
+        <w:rPr>
+          <w:sz w:val="32"/>
+          <w:szCs w:val="32"/>
+        </w:rPr>
+        <w:t xml:space="preserve"> แล้วกรอกข้อมูลลงในไฟล์นั้น — หัวคอลัมน์ต้องตรงกับ template</w:t>
+      </w:r>
+    </w:p>
+    <w:p>
+      <w:pPr>
+        <w:pStyle w:val="ListParagraph"/>
+        <w:numPr>
+          <w:ilvl w:val="0"/>
+          <w:numId w:val="5"/>
+        </w:numPr>
+        <w:spacing w:after="80"/>
+      </w:pPr>
+      <w:r>
+        <w:rPr>
+          <w:sz w:val="32"/>
+          <w:szCs w:val="32"/>
+        </w:rPr>
+        <w:t xml:space="preserve">บันทึกเป็น </w:t>
+      </w:r>
+      <w:r>
+        <w:rPr>
+          <w:b/>
+          <w:bCs/>
+          <w:sz w:val="32"/>
+          <w:szCs w:val="32"/>
+        </w:rPr>
+        <w:t xml:space="preserve">CSV (UTF-8)</w:t>
+      </w:r>
+      <w:r>
+        <w:rPr>
+          <w:sz w:val="32"/>
+          <w:szCs w:val="32"/>
+        </w:rPr>
+        <w:t xml:space="preserve"> หรือ TSV แล้วกด </w:t>
+      </w:r>
+      <w:r>
+        <w:rPr>
+          <w:b/>
+          <w:bCs/>
+          <w:color w:val="1F2D3D"/>
+          <w:sz w:val="32"/>
+          <w:szCs w:val="32"/>
+        </w:rPr>
+        <w:t xml:space="preserve">นำเข้าไฟล์</w:t>
+      </w:r>
+    </w:p>
+    <w:tbl>
+      <w:tblPr>
+        <w:tblW w:type="dxa" w:w="9600"/>
+        <w:tblBorders>
+          <w:top w:val="single" w:color="FDECEE" w:sz="2"/>
+          <w:left w:val="single" w:color="E63946" w:sz="28"/>
+          <w:bottom w:val="single" w:color="FDECEE" w:sz="2"/>
+          <w:right w:val="single" w:color="FDECEE" w:sz="2"/>
+          <w:insideH w:val="single" w:color="auto" w:sz="4"/>
+          <w:insideV w:val="single" w:color="auto" w:sz="4"/>
+        </w:tblBorders>
+      </w:tblPr>
+      <w:tblGrid>
+        <w:gridCol w:w="9600"/>
+      </w:tblGrid>
+      <w:tr>
+        <w:tc>
+          <w:tcPr>
+            <w:tcW w:type="dxa" w:w="9600"/>
+            <w:shd w:fill="FDECEE" w:color="auto" w:val="clear"/>
+            <w:tcMar>
+              <w:top w:type="dxa" w:w="140"/>
+              <w:left w:type="dxa" w:w="200"/>
+              <w:bottom w:type="dxa" w:w="140"/>
+              <w:right w:type="dxa" w:w="200"/>
+            </w:tcMar>
+          </w:tcPr>
+          <w:p>
+            <w:pPr>
+              <w:spacing w:after="60"/>
+            </w:pPr>
+            <w:r>
+              <w:rPr>
+                <w:b/>
+                <w:bCs/>
+                <w:color w:val="E63946"/>
+                <w:sz w:val="30"/>
+                <w:szCs w:val="30"/>
+              </w:rPr>
+              <w:t xml:space="preserve">ข้อควรระวัง</w:t>
+            </w:r>
+          </w:p>
+          <w:p>
+            <w:pPr>
+              <w:spacing w:after="60"/>
+            </w:pPr>
+            <w:r>
+              <w:rPr>
+                <w:sz w:val="32"/>
+                <w:szCs w:val="32"/>
+              </w:rPr>
+              <w:t xml:space="preserve">ข้อจำกัดที่ต้องรู้ก่อนเตรียมไฟล์: ไม่เกิน </w:t>
+            </w:r>
+            <w:r>
+              <w:rPr>
+                <w:b/>
+                <w:bCs/>
+                <w:sz w:val="32"/>
+                <w:szCs w:val="32"/>
+              </w:rPr>
+              <w:t xml:space="preserve">30 แถวต่อไฟล์</w:t>
+            </w:r>
+            <w:r>
+              <w:rPr>
+                <w:sz w:val="32"/>
+                <w:szCs w:val="32"/>
+              </w:rPr>
+              <w:t xml:space="preserve"> และไม่เกิน </w:t>
+            </w:r>
+            <w:r>
+              <w:rPr>
+                <w:b/>
+                <w:bCs/>
+                <w:sz w:val="32"/>
+                <w:szCs w:val="32"/>
+              </w:rPr>
+              <w:t xml:space="preserve">2 MB</w:t>
+            </w:r>
+            <w:r>
+              <w:rPr>
+                <w:sz w:val="32"/>
+                <w:szCs w:val="32"/>
+              </w:rPr>
+              <w:t xml:space="preserve"> — ไฟล์ใหญ่กว่านั้นให้แบ่งนำเข้าหลายครั้ง</w:t>
+            </w:r>
+          </w:p>
+          <w:p>
+            <w:pPr>
+              <w:spacing w:after="60"/>
+            </w:pPr>
+            <w:r>
+              <w:rPr>
+                <w:sz w:val="32"/>
+                <w:szCs w:val="32"/>
+              </w:rPr>
+              <w:t xml:space="preserve">การนำเข้าเป็นแบบ </w:t>
+            </w:r>
+            <w:r>
+              <w:rPr>
+                <w:b/>
+                <w:bCs/>
+                <w:sz w:val="32"/>
+                <w:szCs w:val="32"/>
+              </w:rPr>
+              <w:t xml:space="preserve">ได้ทั้งหมดหรือไม่ได้เลย</w:t>
+            </w:r>
+            <w:r>
+              <w:rPr>
+                <w:sz w:val="32"/>
+                <w:szCs w:val="32"/>
+              </w:rPr>
+              <w:t xml:space="preserve"> หากมีแถวใดผิดรูปแบบ ระบบจะไม่เพิ่มข้อมูลจากไฟล์นั้นเลย และจะบอกเลขบรรทัดที่ผิดให้แก้</w:t>
+            </w:r>
+          </w:p>
+          <w:p>
+            <w:pPr>
+              <w:spacing w:after="0"/>
+            </w:pPr>
+            <w:r>
+              <w:rPr>
+                <w:sz w:val="32"/>
+                <w:szCs w:val="32"/>
+              </w:rPr>
+              <w:t xml:space="preserve">ไฟล์ที่บันทึกจาก Excel ภาษาไทยอ่านได้ (ระบบรองรับทั้ง UTF-8 และรหัสภาษาไทยของ Windows) หากขึ้นว่าอ่านไฟล์ไม่ได้ ให้บันทึกใหม่เป็น </w:t>
+            </w:r>
+            <w:r>
+              <w:rPr>
+                <w:b/>
+                <w:bCs/>
+                <w:sz w:val="32"/>
+                <w:szCs w:val="32"/>
+              </w:rPr>
+              <w:t xml:space="preserve">CSV UTF-8</w:t>
+            </w:r>
+          </w:p>
+        </w:tc>
+      </w:tr>
+    </w:tbl>
+    <w:tbl>
+      <w:tblPr>
+        <w:tblW w:type="dxa" w:w="9600"/>
+        <w:tblBorders>
+          <w:top w:val="dashed" w:color="9DB4D4" w:sz="6"/>
+          <w:left w:val="dashed" w:color="9DB4D4" w:sz="6"/>
+          <w:bottom w:val="dashed" w:color="9DB4D4" w:sz="6"/>
+          <w:right w:val="dashed" w:color="9DB4D4" w:sz="6"/>
+          <w:insideH w:val="single" w:color="auto" w:sz="4"/>
+          <w:insideV w:val="single" w:color="auto" w:sz="4"/>
+        </w:tblBorders>
+      </w:tblPr>
+      <w:tblGrid>
+        <w:gridCol w:w="9600"/>
+      </w:tblGrid>
+      <w:tr>
+        <w:tc>
+          <w:tcPr>
+            <w:tcW w:type="dxa" w:w="9600"/>
+            <w:shd w:fill="F7F8FA" w:color="auto" w:val="clear"/>
+            <w:tcMar>
+              <w:top w:type="dxa" w:w="520"/>
+              <w:left w:type="dxa" w:w="200"/>
+              <w:bottom w:type="dxa" w:w="520"/>
+              <w:right w:type="dxa" w:w="200"/>
+            </w:tcMar>
+            <w:vAlign w:val="center"/>
+          </w:tcPr>
+          <w:p>
+            <w:pPr>
+              <w:spacing w:after="40"/>
+              <w:jc w:val="center"/>
+            </w:pPr>
+            <w:r>
+              <w:rPr>
+                <w:b/>
+                <w:bCs/>
+                <w:color w:val="6C7888"/>
+                <w:sz w:val="30"/>
+                <w:szCs w:val="30"/>
+              </w:rPr>
+              <w:t xml:space="preserve">[ ตำแหน่งภาพหน้าจอ ]</w:t>
+            </w:r>
+          </w:p>
+          <w:p>
+            <w:pPr>
+              <w:spacing w:after="40"/>
+              <w:jc w:val="center"/>
+            </w:pPr>
+            <w:r>
+              <w:rPr>
+                <w:color w:val="1F2D3D"/>
+                <w:sz w:val="32"/>
+                <w:szCs w:val="32"/>
+              </w:rPr>
+              <w:t xml:space="preserve">กล่องนำเข้า Timeline พร้อมปุ่มดาวน์โหลด Template และปุ่มนำเข้าไฟล์</w:t>
+            </w:r>
+          </w:p>
+          <w:p>
+            <w:pPr>
+              <w:jc w:val="center"/>
+            </w:pPr>
+            <w:r>
+              <w:rPr>
+                <w:rFonts w:ascii="Consolas" w:cs="Consolas" w:eastAsia="Consolas" w:hAnsi="Consolas"/>
+                <w:color w:val="9AA6B4"/>
+                <w:sz w:val="24"/>
+                <w:szCs w:val="24"/>
+              </w:rPr>
+              <w:t xml:space="preserve">SHOT: FOR-rca-timeline-import</w:t>
+            </w:r>
+          </w:p>
+        </w:tc>
+      </w:tr>
+    </w:tbl>
+    <w:p>
+      <w:pPr>
+        <w:spacing w:after="160" w:before="60"/>
+        <w:jc w:val="center"/>
+      </w:pPr>
+      <w:r>
+        <w:rPr>
+          <w:b/>
+          <w:bCs/>
+          <w:color w:val="245EA8"/>
+          <w:sz w:val="28"/>
+          <w:szCs w:val="28"/>
+        </w:rPr>
+        <w:t xml:space="preserve">รูปที่ 6-3  </w:t>
+      </w:r>
+      <w:r>
+        <w:rPr>
+          <w:i/>
+          <w:iCs/>
+          <w:color w:val="6C7888"/>
+          <w:sz w:val="28"/>
+          <w:szCs w:val="28"/>
+        </w:rPr>
+        <w:t xml:space="preserve">กล่องนำเข้า Timeline พร้อมปุ่มดาวน์โหลด Template และปุ่มนำเข้าไฟล์</w:t>
+      </w:r>
+    </w:p>
+    <w:p>
+      <w:pPr>
+        <w:pStyle w:val="Heading2"/>
+      </w:pPr>
+      <w:r>
+        <w:t xml:space="preserve">ส่ง IOC เข้าฐานข้อมูล</w:t>
+      </w:r>
+    </w:p>
+    <w:p>
+      <w:pPr>
+        <w:spacing w:after="120"/>
+      </w:pPr>
+      <w:r>
+        <w:rPr>
+          <w:sz w:val="32"/>
+          <w:szCs w:val="32"/>
+        </w:rPr>
+        <w:t xml:space="preserve">หัวข้อ </w:t>
+      </w:r>
+      <w:r>
+        <w:rPr>
+          <w:b/>
+          <w:bCs/>
+          <w:sz w:val="32"/>
+          <w:szCs w:val="32"/>
+        </w:rPr>
+        <w:t xml:space="preserve">IOC</w:t>
+      </w:r>
+      <w:r>
+        <w:rPr>
+          <w:sz w:val="32"/>
+          <w:szCs w:val="32"/>
+        </w:rPr>
+        <w:t xml:space="preserve"> มีปุ่ม </w:t>
+      </w:r>
+      <w:r>
+        <w:rPr>
+          <w:b/>
+          <w:bCs/>
+          <w:color w:val="1F2D3D"/>
+          <w:sz w:val="32"/>
+          <w:szCs w:val="32"/>
+        </w:rPr>
+        <w:t xml:space="preserve">ดึง IOC จาก Ticket</w:t>
+      </w:r>
+      <w:r>
+        <w:rPr>
+          <w:sz w:val="32"/>
+          <w:szCs w:val="32"/>
+        </w:rPr>
+        <w:t xml:space="preserve"> เพื่อคัดลอกตัวบ่งชี้ที่ Tier 1 / Tier 2 กรอกไว้เข้ามาในรายงาน แล้วคุณเพิ่มค่าที่พบเองจากการพิสูจน์หลักฐานต่อได้</w:t>
+      </w:r>
+    </w:p>
+    <w:p>
+      <w:pPr>
+        <w:pStyle w:val="ListParagraph"/>
+        <w:numPr>
+          <w:ilvl w:val="0"/>
+          <w:numId w:val="5"/>
+        </w:numPr>
+        <w:spacing w:after="80"/>
+      </w:pPr>
+      <w:r>
+        <w:rPr>
+          <w:sz w:val="32"/>
+          <w:szCs w:val="32"/>
+        </w:rPr>
+        <w:t xml:space="preserve">กด </w:t>
+      </w:r>
+      <w:r>
+        <w:rPr>
+          <w:b/>
+          <w:bCs/>
+          <w:color w:val="1F2D3D"/>
+          <w:sz w:val="32"/>
+          <w:szCs w:val="32"/>
+        </w:rPr>
+        <w:t xml:space="preserve">ดูตัวอย่างก่อนส่ง</w:t>
+      </w:r>
+      <w:r>
+        <w:rPr>
+          <w:sz w:val="32"/>
+          <w:szCs w:val="32"/>
+        </w:rPr>
+        <w:t xml:space="preserve"> ระบบจะแสดงแผง </w:t>
+      </w:r>
+      <w:r>
+        <w:rPr>
+          <w:b/>
+          <w:bCs/>
+          <w:color w:val="1F2D3D"/>
+          <w:sz w:val="32"/>
+          <w:szCs w:val="32"/>
+        </w:rPr>
+        <w:t xml:space="preserve">ตรวจสอบก่อนส่งเข้า IOC Database</w:t>
+      </w:r>
+      <w:r>
+        <w:rPr>
+          <w:sz w:val="32"/>
+          <w:szCs w:val="32"/>
+        </w:rPr>
+        <w:t xml:space="preserve"> พร้อมนับแยกว่ารายการใด </w:t>
+      </w:r>
+      <w:r>
+        <w:rPr>
+          <w:b/>
+          <w:bCs/>
+          <w:sz w:val="32"/>
+          <w:szCs w:val="32"/>
+        </w:rPr>
+        <w:t xml:space="preserve">ใหม่</w:t>
+      </w:r>
+      <w:r>
+        <w:rPr>
+          <w:sz w:val="32"/>
+          <w:szCs w:val="32"/>
+        </w:rPr>
+        <w:t xml:space="preserve">, </w:t>
+      </w:r>
+      <w:r>
+        <w:rPr>
+          <w:b/>
+          <w:bCs/>
+          <w:sz w:val="32"/>
+          <w:szCs w:val="32"/>
+        </w:rPr>
+        <w:t xml:space="preserve">กู้คืน</w:t>
+      </w:r>
+      <w:r>
+        <w:rPr>
+          <w:sz w:val="32"/>
+          <w:szCs w:val="32"/>
+        </w:rPr>
+        <w:t xml:space="preserve">, ซ้ำ หรือไม่รองรับ</w:t>
+      </w:r>
+    </w:p>
+    <w:p>
+      <w:pPr>
+        <w:pStyle w:val="ListParagraph"/>
+        <w:numPr>
+          <w:ilvl w:val="0"/>
+          <w:numId w:val="5"/>
+        </w:numPr>
+        <w:spacing w:after="80"/>
+      </w:pPr>
+      <w:r>
+        <w:rPr>
+          <w:sz w:val="32"/>
+          <w:szCs w:val="32"/>
+        </w:rPr>
+        <w:t xml:space="preserve">ตรวจรายการแล้วกด </w:t>
+      </w:r>
+      <w:r>
+        <w:rPr>
+          <w:b/>
+          <w:bCs/>
+          <w:color w:val="1F2D3D"/>
+          <w:sz w:val="32"/>
+          <w:szCs w:val="32"/>
+        </w:rPr>
+        <w:t xml:space="preserve">ยืนยันส่ง IOC</w:t>
+      </w:r>
+      <w:r>
+        <w:rPr>
+          <w:sz w:val="32"/>
+          <w:szCs w:val="32"/>
+        </w:rPr>
+        <w:t xml:space="preserve"> — ค่าเหล่านั้นจะไปปรากฏในฐานข้อมูล IOC (หัวข้อถัดไป) เป็นรายการที่บันทึกเอง</w:t>
+      </w:r>
+    </w:p>
+    <w:tbl>
+      <w:tblPr>
+        <w:tblW w:type="dxa" w:w="9600"/>
+        <w:tblBorders>
+          <w:top w:val="dashed" w:color="9DB4D4" w:sz="6"/>
+          <w:left w:val="dashed" w:color="9DB4D4" w:sz="6"/>
+          <w:bottom w:val="dashed" w:color="9DB4D4" w:sz="6"/>
+          <w:right w:val="dashed" w:color="9DB4D4" w:sz="6"/>
+          <w:insideH w:val="single" w:color="auto" w:sz="4"/>
+          <w:insideV w:val="single" w:color="auto" w:sz="4"/>
+        </w:tblBorders>
+      </w:tblPr>
+      <w:tblGrid>
+        <w:gridCol w:w="9600"/>
+      </w:tblGrid>
+      <w:tr>
+        <w:tc>
+          <w:tcPr>
+            <w:tcW w:type="dxa" w:w="9600"/>
+            <w:shd w:fill="F7F8FA" w:color="auto" w:val="clear"/>
+            <w:tcMar>
+              <w:top w:type="dxa" w:w="520"/>
+              <w:left w:type="dxa" w:w="200"/>
+              <w:bottom w:type="dxa" w:w="520"/>
+              <w:right w:type="dxa" w:w="200"/>
+            </w:tcMar>
+            <w:vAlign w:val="center"/>
+          </w:tcPr>
+          <w:p>
+            <w:pPr>
+              <w:spacing w:after="40"/>
+              <w:jc w:val="center"/>
+            </w:pPr>
+            <w:r>
+              <w:rPr>
+                <w:b/>
+                <w:bCs/>
+                <w:color w:val="6C7888"/>
+                <w:sz w:val="30"/>
+                <w:szCs w:val="30"/>
+              </w:rPr>
+              <w:t xml:space="preserve">[ ตำแหน่งภาพหน้าจอ ]</w:t>
+            </w:r>
+          </w:p>
+          <w:p>
+            <w:pPr>
+              <w:spacing w:after="40"/>
+              <w:jc w:val="center"/>
+            </w:pPr>
+            <w:r>
+              <w:rPr>
+                <w:color w:val="1F2D3D"/>
+                <w:sz w:val="32"/>
+                <w:szCs w:val="32"/>
+              </w:rPr>
+              <w:t xml:space="preserve">แผงตรวจสอบก่อนส่งเข้า IOC Database พร้อมปุ่มยืนยันส่ง IOC</w:t>
+            </w:r>
+          </w:p>
+          <w:p>
+            <w:pPr>
+              <w:jc w:val="center"/>
+            </w:pPr>
+            <w:r>
+              <w:rPr>
+                <w:rFonts w:ascii="Consolas" w:cs="Consolas" w:eastAsia="Consolas" w:hAnsi="Consolas"/>
+                <w:color w:val="9AA6B4"/>
+                <w:sz w:val="24"/>
+                <w:szCs w:val="24"/>
+              </w:rPr>
+              <w:t xml:space="preserve">SHOT: FOR-rca-ioc-promote</w:t>
+            </w:r>
+          </w:p>
+        </w:tc>
+      </w:tr>
+    </w:tbl>
+    <w:p>
+      <w:pPr>
+        <w:spacing w:after="160" w:before="60"/>
+        <w:jc w:val="center"/>
+      </w:pPr>
+      <w:r>
+        <w:rPr>
+          <w:b/>
+          <w:bCs/>
+          <w:color w:val="245EA8"/>
+          <w:sz w:val="28"/>
+          <w:szCs w:val="28"/>
+        </w:rPr>
+        <w:t xml:space="preserve">รูปที่ 6-4  </w:t>
+      </w:r>
+      <w:r>
+        <w:rPr>
+          <w:i/>
+          <w:iCs/>
+          <w:color w:val="6C7888"/>
+          <w:sz w:val="28"/>
+          <w:szCs w:val="28"/>
+        </w:rPr>
+        <w:t xml:space="preserve">แผงตรวจสอบก่อนส่งเข้า IOC Database พร้อมปุ่มยืนยันส่ง IOC</w:t>
+      </w:r>
+    </w:p>
+    <w:tbl>
+      <w:tblPr>
+        <w:tblW w:type="dxa" w:w="9600"/>
+        <w:tblBorders>
+          <w:top w:val="single" w:color="F1F3F6" w:sz="2"/>
+          <w:left w:val="single" w:color="6C7888" w:sz="28"/>
+          <w:bottom w:val="single" w:color="F1F3F6" w:sz="2"/>
+          <w:right w:val="single" w:color="F1F3F6" w:sz="2"/>
+          <w:insideH w:val="single" w:color="auto" w:sz="4"/>
+          <w:insideV w:val="single" w:color="auto" w:sz="4"/>
+        </w:tblBorders>
+      </w:tblPr>
+      <w:tblGrid>
+        <w:gridCol w:w="9600"/>
+      </w:tblGrid>
+      <w:tr>
+        <w:tc>
+          <w:tcPr>
+            <w:tcW w:type="dxa" w:w="9600"/>
+            <w:shd w:fill="F1F3F6" w:color="auto" w:val="clear"/>
+            <w:tcMar>
+              <w:top w:type="dxa" w:w="140"/>
+              <w:left w:type="dxa" w:w="200"/>
+              <w:bottom w:type="dxa" w:w="140"/>
+              <w:right w:type="dxa" w:w="200"/>
+            </w:tcMar>
+          </w:tcPr>
+          <w:p>
+            <w:pPr>
+              <w:spacing w:after="60"/>
+            </w:pPr>
+            <w:r>
+              <w:rPr>
+                <w:b/>
+                <w:bCs/>
+                <w:color w:val="6C7888"/>
+                <w:sz w:val="30"/>
+                <w:szCs w:val="30"/>
+              </w:rPr>
+              <w:t xml:space="preserve">สิ่งที่ต้องจำ</w:t>
+            </w:r>
+          </w:p>
+          <w:p>
+            <w:pPr>
+              <w:spacing w:after="0"/>
+            </w:pPr>
+            <w:r>
+              <w:rPr>
+                <w:sz w:val="32"/>
+                <w:szCs w:val="32"/>
+              </w:rPr>
+              <w:t xml:space="preserve">ขั้นตอนนี้มีการแสดงตัวอย่างให้ตรวจก่อนเสมอ ไม่มีการส่งเข้าฐานข้อมูลโดยอัตโนมัติ และเป็นสิทธิ์ของบทบาทคุณ (ผู้ดูแลฐานข้อมูล IOC) เท่านั้น</w:t>
+            </w:r>
+          </w:p>
+        </w:tc>
+      </w:tr>
+    </w:tbl>
+    <w:p>
+      <w:pPr>
+        <w:pStyle w:val="Heading2"/>
+      </w:pPr>
+      <w:r>
+        <w:t xml:space="preserve">สร้างฉบับร่างเป็นไฟล์ Word</w:t>
+      </w:r>
+    </w:p>
+    <w:p>
+      <w:pPr>
+        <w:spacing w:after="120"/>
+      </w:pPr>
+      <w:r>
+        <w:rPr>
+          <w:sz w:val="32"/>
+          <w:szCs w:val="32"/>
+        </w:rPr>
+        <w:t xml:space="preserve">ที่หัวข้อ </w:t>
+      </w:r>
+      <w:r>
+        <w:rPr>
+          <w:b/>
+          <w:bCs/>
+          <w:sz w:val="32"/>
+          <w:szCs w:val="32"/>
+        </w:rPr>
+        <w:t xml:space="preserve">ส่งรายงานและปิดงาน</w:t>
+      </w:r>
+      <w:r>
+        <w:rPr>
+          <w:sz w:val="32"/>
+          <w:szCs w:val="32"/>
+        </w:rPr>
+        <w:t xml:space="preserve"> กล่อง </w:t>
+      </w:r>
+      <w:r>
+        <w:rPr>
+          <w:b/>
+          <w:bCs/>
+          <w:color w:val="1F2D3D"/>
+          <w:sz w:val="32"/>
+          <w:szCs w:val="32"/>
+        </w:rPr>
+        <w:t xml:space="preserve">ฉบับร่าง Word</w:t>
+      </w:r>
+      <w:r>
+        <w:rPr>
+          <w:sz w:val="32"/>
+          <w:szCs w:val="32"/>
+        </w:rPr>
+        <w:t xml:space="preserve"> มีปุ่ม </w:t>
+      </w:r>
+      <w:r>
+        <w:rPr>
+          <w:b/>
+          <w:bCs/>
+          <w:color w:val="1F2D3D"/>
+          <w:sz w:val="32"/>
+          <w:szCs w:val="32"/>
+        </w:rPr>
+        <w:t xml:space="preserve">สร้างและดาวน์โหลด Draft</w:t>
+      </w:r>
+      <w:r>
+        <w:rPr>
+          <w:sz w:val="32"/>
+          <w:szCs w:val="32"/>
+        </w:rPr>
+        <w:t xml:space="preserve"> ระบบจะรวมข้อมูลทุกหัวข้อที่คุณกรอกไว้ลงในแบบฟอร์ม Word แล้วให้ดาวน์โหลด พร้อมบันทึกว่าใครสร้างเมื่อใด</w:t>
+      </w:r>
+    </w:p>
+    <w:p>
+      <w:pPr>
+        <w:spacing w:after="120"/>
+      </w:pPr>
+      <w:r>
+        <w:rPr>
+          <w:sz w:val="32"/>
+          <w:szCs w:val="32"/>
+        </w:rPr>
+        <w:t xml:space="preserve">หากคุณแก้ข้อมูลเพิ่มหลังสร้าง Draft ไปแล้ว ระบบจะขึ้นป้าย </w:t>
+      </w:r>
+      <w:r>
+        <w:rPr>
+          <w:b/>
+          <w:bCs/>
+          <w:color w:val="1F2D3D"/>
+          <w:sz w:val="32"/>
+          <w:szCs w:val="32"/>
+        </w:rPr>
+        <w:t xml:space="preserve">ข้อมูลใหม่กว่า Draft</w:t>
+      </w:r>
+      <w:r>
+        <w:rPr>
+          <w:sz w:val="32"/>
+          <w:szCs w:val="32"/>
+        </w:rPr>
+        <w:t xml:space="preserve"> เตือนให้สร้างใหม่ก่อนนำไปใช้</w:t>
+      </w:r>
+    </w:p>
+    <w:tbl>
+      <w:tblPr>
+        <w:tblW w:type="dxa" w:w="9600"/>
+        <w:tblBorders>
+          <w:top w:val="dashed" w:color="9DB4D4" w:sz="6"/>
+          <w:left w:val="dashed" w:color="9DB4D4" w:sz="6"/>
+          <w:bottom w:val="dashed" w:color="9DB4D4" w:sz="6"/>
+          <w:right w:val="dashed" w:color="9DB4D4" w:sz="6"/>
+          <w:insideH w:val="single" w:color="auto" w:sz="4"/>
+          <w:insideV w:val="single" w:color="auto" w:sz="4"/>
+        </w:tblBorders>
+      </w:tblPr>
+      <w:tblGrid>
+        <w:gridCol w:w="9600"/>
+      </w:tblGrid>
+      <w:tr>
+        <w:tc>
+          <w:tcPr>
+            <w:tcW w:type="dxa" w:w="9600"/>
+            <w:shd w:fill="F7F8FA" w:color="auto" w:val="clear"/>
+            <w:tcMar>
+              <w:top w:type="dxa" w:w="520"/>
+              <w:left w:type="dxa" w:w="200"/>
+              <w:bottom w:type="dxa" w:w="520"/>
+              <w:right w:type="dxa" w:w="200"/>
+            </w:tcMar>
+            <w:vAlign w:val="center"/>
+          </w:tcPr>
+          <w:p>
+            <w:pPr>
+              <w:spacing w:after="40"/>
+              <w:jc w:val="center"/>
+            </w:pPr>
+            <w:r>
+              <w:rPr>
+                <w:b/>
+                <w:bCs/>
+                <w:color w:val="6C7888"/>
+                <w:sz w:val="30"/>
+                <w:szCs w:val="30"/>
+              </w:rPr>
+              <w:t xml:space="preserve">[ ตำแหน่งภาพหน้าจอ ]</w:t>
+            </w:r>
+          </w:p>
+          <w:p>
+            <w:pPr>
+              <w:spacing w:after="40"/>
+              <w:jc w:val="center"/>
+            </w:pPr>
+            <w:r>
+              <w:rPr>
+                <w:color w:val="1F2D3D"/>
+                <w:sz w:val="32"/>
+                <w:szCs w:val="32"/>
+              </w:rPr>
+              <w:t xml:space="preserve">กล่องฉบับร่าง Word พร้อมปุ่มสร้างและดาวน์โหลด Draft และป้ายเตือนข้อมูลใหม่กว่า Draft</w:t>
+            </w:r>
+          </w:p>
+          <w:p>
+            <w:pPr>
+              <w:jc w:val="center"/>
+            </w:pPr>
+            <w:r>
+              <w:rPr>
+                <w:rFonts w:ascii="Consolas" w:cs="Consolas" w:eastAsia="Consolas" w:hAnsi="Consolas"/>
+                <w:color w:val="9AA6B4"/>
+                <w:sz w:val="24"/>
+                <w:szCs w:val="24"/>
+              </w:rPr>
+              <w:t xml:space="preserve">SHOT: FOR-rca-draft</w:t>
+            </w:r>
+          </w:p>
+        </w:tc>
+      </w:tr>
+    </w:tbl>
+    <w:p>
+      <w:pPr>
+        <w:spacing w:after="160" w:before="60"/>
+        <w:jc w:val="center"/>
+      </w:pPr>
+      <w:r>
+        <w:rPr>
+          <w:b/>
+          <w:bCs/>
+          <w:color w:val="245EA8"/>
+          <w:sz w:val="28"/>
+          <w:szCs w:val="28"/>
+        </w:rPr>
+        <w:t xml:space="preserve">รูปที่ 6-5  </w:t>
+      </w:r>
+      <w:r>
+        <w:rPr>
+          <w:i/>
+          <w:iCs/>
+          <w:color w:val="6C7888"/>
+          <w:sz w:val="28"/>
+          <w:szCs w:val="28"/>
+        </w:rPr>
+        <w:t xml:space="preserve">กล่องฉบับร่าง Word พร้อมปุ่มสร้างและดาวน์โหลด Draft และป้ายเตือนข้อมูลใหม่กว่า Draft</w:t>
+      </w:r>
+    </w:p>
+    <w:tbl>
+      <w:tblPr>
+        <w:tblW w:type="dxa" w:w="9600"/>
+        <w:tblBorders>
+          <w:top w:val="single" w:color="F1F3F6" w:sz="2"/>
+          <w:left w:val="single" w:color="6C7888" w:sz="28"/>
+          <w:bottom w:val="single" w:color="F1F3F6" w:sz="2"/>
+          <w:right w:val="single" w:color="F1F3F6" w:sz="2"/>
+          <w:insideH w:val="single" w:color="auto" w:sz="4"/>
+          <w:insideV w:val="single" w:color="auto" w:sz="4"/>
+        </w:tblBorders>
+      </w:tblPr>
+      <w:tblGrid>
+        <w:gridCol w:w="9600"/>
+      </w:tblGrid>
+      <w:tr>
+        <w:tc>
+          <w:tcPr>
+            <w:tcW w:type="dxa" w:w="9600"/>
+            <w:shd w:fill="F1F3F6" w:color="auto" w:val="clear"/>
+            <w:tcMar>
+              <w:top w:type="dxa" w:w="140"/>
+              <w:left w:type="dxa" w:w="200"/>
+              <w:bottom w:type="dxa" w:w="140"/>
+              <w:right w:type="dxa" w:w="200"/>
+            </w:tcMar>
+          </w:tcPr>
+          <w:p>
+            <w:pPr>
+              <w:spacing w:after="60"/>
+            </w:pPr>
+            <w:r>
+              <w:rPr>
+                <w:b/>
+                <w:bCs/>
+                <w:color w:val="6C7888"/>
+                <w:sz w:val="30"/>
+                <w:szCs w:val="30"/>
+              </w:rPr>
+              <w:t xml:space="preserve">สิ่งที่ต้องจำ</w:t>
+            </w:r>
+          </w:p>
+          <w:p>
+            <w:pPr>
+              <w:spacing w:after="0"/>
+            </w:pPr>
+            <w:r>
+              <w:rPr>
+                <w:sz w:val="32"/>
+                <w:szCs w:val="32"/>
+              </w:rPr>
+              <w:t xml:space="preserve">การสร้าง Draft สงวนไว้ให้ผู้รับผิดชอบคำขอ (คุณ) ผู้จัดการ SOC และผู้ดูแลระบบสูงสุดเท่านั้น และยังกดได้แม้ปิดงานไปแล้ว</w:t>
+            </w:r>
+          </w:p>
+        </w:tc>
+      </w:tr>
+    </w:tbl>
+    <w:p>
+      <w:pPr>
+        <w:pStyle w:val="Heading2"/>
+      </w:pPr>
+      <w:r>
+        <w:t xml:space="preserve">ส่งมอบและปิดงาน</w:t>
+      </w:r>
+    </w:p>
+    <w:p>
+      <w:pPr>
+        <w:pStyle w:val="ListParagraph"/>
+        <w:numPr>
+          <w:ilvl w:val="0"/>
+          <w:numId w:val="5"/>
+        </w:numPr>
+        <w:spacing w:after="80"/>
+      </w:pPr>
+      <w:r>
+        <w:rPr>
+          <w:sz w:val="32"/>
+          <w:szCs w:val="32"/>
+        </w:rPr>
+        <w:t xml:space="preserve">กรอก </w:t>
+      </w:r>
+      <w:r>
+        <w:rPr>
+          <w:b/>
+          <w:bCs/>
+          <w:color w:val="1F2D3D"/>
+          <w:sz w:val="32"/>
+          <w:szCs w:val="32"/>
+        </w:rPr>
+        <w:t xml:space="preserve">สรุปผลการดำเนินการ</w:t>
+      </w:r>
+      <w:r>
+        <w:rPr>
+          <w:sz w:val="32"/>
+          <w:szCs w:val="32"/>
+        </w:rPr>
+        <w:t xml:space="preserve"> แล้วกด </w:t>
+      </w:r>
+      <w:r>
+        <w:rPr>
+          <w:b/>
+          <w:bCs/>
+          <w:color w:val="1F2D3D"/>
+          <w:sz w:val="32"/>
+          <w:szCs w:val="32"/>
+        </w:rPr>
+        <w:t xml:space="preserve">บันทึกผล</w:t>
+      </w:r>
+      <w:r>
+        <w:rPr>
+          <w:sz w:val="32"/>
+          <w:szCs w:val="32"/>
+        </w:rPr>
+        <w:t xml:space="preserve"> เพื่อเก็บไว้ก่อนโดยยังไม่ปิดงาน</w:t>
+      </w:r>
+    </w:p>
+    <w:p>
+      <w:pPr>
+        <w:pStyle w:val="ListParagraph"/>
+        <w:numPr>
+          <w:ilvl w:val="0"/>
+          <w:numId w:val="5"/>
+        </w:numPr>
+        <w:spacing w:after="80"/>
+      </w:pPr>
+      <w:r>
+        <w:rPr>
+          <w:sz w:val="32"/>
+          <w:szCs w:val="32"/>
+        </w:rPr>
+        <w:t xml:space="preserve">เมื่อส่งมอบรายงานฉบับจริงเรียบร้อย กด </w:t>
+      </w:r>
+      <w:r>
+        <w:rPr>
+          <w:b/>
+          <w:bCs/>
+          <w:color w:val="1F2D3D"/>
+          <w:sz w:val="32"/>
+          <w:szCs w:val="32"/>
+        </w:rPr>
+        <w:t xml:space="preserve">ส่งมอบและ Mark Done</w:t>
+      </w:r>
+      <w:r>
+        <w:rPr>
+          <w:sz w:val="32"/>
+          <w:szCs w:val="32"/>
+        </w:rPr>
+        <w:t xml:space="preserve"> ระบบจะปิดคำขอและแจ้งผู้จัดการ SOC ให้อัตโนมัติ</w:t>
+      </w:r>
+    </w:p>
+    <w:tbl>
+      <w:tblPr>
+        <w:tblW w:type="dxa" w:w="9600"/>
+        <w:tblBorders>
+          <w:top w:val="dashed" w:color="9DB4D4" w:sz="6"/>
+          <w:left w:val="dashed" w:color="9DB4D4" w:sz="6"/>
+          <w:bottom w:val="dashed" w:color="9DB4D4" w:sz="6"/>
+          <w:right w:val="dashed" w:color="9DB4D4" w:sz="6"/>
+          <w:insideH w:val="single" w:color="auto" w:sz="4"/>
+          <w:insideV w:val="single" w:color="auto" w:sz="4"/>
+        </w:tblBorders>
+      </w:tblPr>
+      <w:tblGrid>
+        <w:gridCol w:w="9600"/>
+      </w:tblGrid>
+      <w:tr>
+        <w:tc>
+          <w:tcPr>
+            <w:tcW w:type="dxa" w:w="9600"/>
+            <w:shd w:fill="F7F8FA" w:color="auto" w:val="clear"/>
+            <w:tcMar>
+              <w:top w:type="dxa" w:w="520"/>
+              <w:left w:type="dxa" w:w="200"/>
+              <w:bottom w:type="dxa" w:w="520"/>
+              <w:right w:type="dxa" w:w="200"/>
+            </w:tcMar>
+            <w:vAlign w:val="center"/>
+          </w:tcPr>
+          <w:p>
+            <w:pPr>
+              <w:spacing w:after="40"/>
+              <w:jc w:val="center"/>
+            </w:pPr>
+            <w:r>
+              <w:rPr>
+                <w:b/>
+                <w:bCs/>
+                <w:color w:val="6C7888"/>
+                <w:sz w:val="30"/>
+                <w:szCs w:val="30"/>
+              </w:rPr>
+              <w:t xml:space="preserve">[ ตำแหน่งภาพหน้าจอ ]</w:t>
+            </w:r>
+          </w:p>
+          <w:p>
+            <w:pPr>
+              <w:spacing w:after="40"/>
+              <w:jc w:val="center"/>
+            </w:pPr>
+            <w:r>
+              <w:rPr>
+                <w:color w:val="1F2D3D"/>
+                <w:sz w:val="32"/>
+                <w:szCs w:val="32"/>
+              </w:rPr>
+              <w:t xml:space="preserve">กล่องสรุปผลการดำเนินการ พร้อมปุ่มบันทึกผลและปุ่มส่งมอบและ Mark Done</w:t>
+            </w:r>
+          </w:p>
+          <w:p>
+            <w:pPr>
+              <w:jc w:val="center"/>
+            </w:pPr>
+            <w:r>
+              <w:rPr>
+                <w:rFonts w:ascii="Consolas" w:cs="Consolas" w:eastAsia="Consolas" w:hAnsi="Consolas"/>
+                <w:color w:val="9AA6B4"/>
+                <w:sz w:val="24"/>
+                <w:szCs w:val="24"/>
+              </w:rPr>
+              <w:t xml:space="preserve">SHOT: FOR-rca-handover</w:t>
+            </w:r>
+          </w:p>
+        </w:tc>
+      </w:tr>
+    </w:tbl>
+    <w:p>
+      <w:pPr>
+        <w:spacing w:after="160" w:before="60"/>
+        <w:jc w:val="center"/>
+      </w:pPr>
+      <w:r>
+        <w:rPr>
+          <w:b/>
+          <w:bCs/>
+          <w:color w:val="245EA8"/>
+          <w:sz w:val="28"/>
+          <w:szCs w:val="28"/>
+        </w:rPr>
+        <w:t xml:space="preserve">รูปที่ 6-6  </w:t>
+      </w:r>
+      <w:r>
+        <w:rPr>
+          <w:i/>
+          <w:iCs/>
+          <w:color w:val="6C7888"/>
+          <w:sz w:val="28"/>
+          <w:szCs w:val="28"/>
+        </w:rPr>
+        <w:t xml:space="preserve">กล่องสรุปผลการดำเนินการ พร้อมปุ่มบันทึกผลและปุ่มส่งมอบและ Mark Done</w:t>
+      </w:r>
+    </w:p>
+    <w:tbl>
+      <w:tblPr>
+        <w:tblW w:type="dxa" w:w="9600"/>
+        <w:tblBorders>
+          <w:top w:val="single" w:color="FDECEE" w:sz="2"/>
+          <w:left w:val="single" w:color="E63946" w:sz="28"/>
+          <w:bottom w:val="single" w:color="FDECEE" w:sz="2"/>
+          <w:right w:val="single" w:color="FDECEE" w:sz="2"/>
+          <w:insideH w:val="single" w:color="auto" w:sz="4"/>
+          <w:insideV w:val="single" w:color="auto" w:sz="4"/>
+        </w:tblBorders>
+      </w:tblPr>
+      <w:tblGrid>
+        <w:gridCol w:w="9600"/>
+      </w:tblGrid>
+      <w:tr>
+        <w:tc>
+          <w:tcPr>
+            <w:tcW w:type="dxa" w:w="9600"/>
+            <w:shd w:fill="FDECEE" w:color="auto" w:val="clear"/>
+            <w:tcMar>
+              <w:top w:type="dxa" w:w="140"/>
+              <w:left w:type="dxa" w:w="200"/>
+              <w:bottom w:type="dxa" w:w="140"/>
+              <w:right w:type="dxa" w:w="200"/>
+            </w:tcMar>
+          </w:tcPr>
+          <w:p>
+            <w:pPr>
+              <w:spacing w:after="60"/>
+            </w:pPr>
+            <w:r>
+              <w:rPr>
+                <w:b/>
+                <w:bCs/>
+                <w:color w:val="E63946"/>
+                <w:sz w:val="30"/>
+                <w:szCs w:val="30"/>
+              </w:rPr>
+              <w:t xml:space="preserve">ข้อควรระวัง</w:t>
+            </w:r>
+          </w:p>
+          <w:p>
+            <w:pPr>
+              <w:spacing w:after="60"/>
+            </w:pPr>
+            <w:r>
+              <w:rPr>
+                <w:sz w:val="32"/>
+                <w:szCs w:val="32"/>
+              </w:rPr>
+              <w:t xml:space="preserve">ระบบ </w:t>
+            </w:r>
+            <w:r>
+              <w:rPr>
+                <w:b/>
+                <w:bCs/>
+                <w:sz w:val="32"/>
+                <w:szCs w:val="32"/>
+              </w:rPr>
+              <w:t xml:space="preserve">ไม่มีช่องอัปโหลดไฟล์รายงานฉบับสมบูรณ์</w:t>
+            </w:r>
+            <w:r>
+              <w:rPr>
+                <w:sz w:val="32"/>
+                <w:szCs w:val="32"/>
+              </w:rPr>
+              <w:t xml:space="preserve"> — ฉบับร่าง Word คือสิ่งที่คุณนำไปเรียบเรียงเป็นเอกสารทางการ แล้ว </w:t>
+            </w:r>
+            <w:r>
+              <w:rPr>
+                <w:b/>
+                <w:bCs/>
+                <w:sz w:val="32"/>
+                <w:szCs w:val="32"/>
+              </w:rPr>
+              <w:t xml:space="preserve">ส่งมอบให้ผู้จัดการ SOC นอกระบบ</w:t>
+            </w:r>
+            <w:r>
+              <w:rPr>
+                <w:sz w:val="32"/>
+                <w:szCs w:val="32"/>
+              </w:rPr>
+              <w:t xml:space="preserve"> ระบบไม่เก็บสำเนาไฟล์นั้นไว้</w:t>
+            </w:r>
+          </w:p>
+          <w:p>
+            <w:pPr>
+              <w:spacing w:after="0"/>
+            </w:pPr>
+            <w:r>
+              <w:rPr>
+                <w:sz w:val="32"/>
+                <w:szCs w:val="32"/>
+              </w:rPr>
+              <w:t xml:space="preserve">เมื่อกด Mark Done แล้ว ข้อมูล RCA ทั้งหมดจะกลายเป็น </w:t>
+            </w:r>
+            <w:r>
+              <w:rPr>
+                <w:b/>
+                <w:bCs/>
+                <w:sz w:val="32"/>
+                <w:szCs w:val="32"/>
+              </w:rPr>
+              <w:t xml:space="preserve">อ่านอย่างเดียว</w:t>
+            </w:r>
+            <w:r>
+              <w:rPr>
+                <w:sz w:val="32"/>
+                <w:szCs w:val="32"/>
+              </w:rPr>
+              <w:t xml:space="preserve"> แก้ไขไม่ได้อีก — ตรวจให้ครบก่อนกด</w:t>
+            </w:r>
+          </w:p>
+        </w:tc>
+      </w:tr>
+    </w:tbl>
+    <w:p>
+      <w:pPr>
+        <w:pStyle w:val="Heading2"/>
+      </w:pPr>
+      <w:r>
+        <w:t xml:space="preserve">เซสชันหมดอายุเมื่อไม่มีการใช้งาน</w:t>
+      </w:r>
+    </w:p>
+    <w:p>
+      <w:pPr>
+        <w:spacing w:after="120"/>
+      </w:pPr>
+      <w:r>
+        <w:rPr>
+          <w:sz w:val="32"/>
+          <w:szCs w:val="32"/>
+        </w:rPr>
+        <w:t xml:space="preserve">งาน RCA ใช้เวลานาน ระบบจึงออกจากระบบอัตโนมัติเมื่อ </w:t>
+      </w:r>
+      <w:r>
+        <w:rPr>
+          <w:b/>
+          <w:bCs/>
+          <w:sz w:val="32"/>
+          <w:szCs w:val="32"/>
+        </w:rPr>
+        <w:t xml:space="preserve">ไม่มีการใช้งานราว 60 นาที</w:t>
+      </w:r>
+      <w:r>
+        <w:rPr>
+          <w:sz w:val="32"/>
+          <w:szCs w:val="32"/>
+        </w:rPr>
+        <w:t xml:space="preserve"> โดยจะขึ้นหน้าต่าง </w:t>
+      </w:r>
+      <w:r>
+        <w:rPr>
+          <w:b/>
+          <w:bCs/>
+          <w:color w:val="1F2D3D"/>
+          <w:sz w:val="32"/>
+          <w:szCs w:val="32"/>
+        </w:rPr>
+        <w:t xml:space="preserve">เซสชันกำลังจะหมดอายุ</w:t>
+      </w:r>
+      <w:r>
+        <w:rPr>
+          <w:sz w:val="32"/>
+          <w:szCs w:val="32"/>
+        </w:rPr>
+        <w:t xml:space="preserve"> เตือนล่วงหน้า </w:t>
+      </w:r>
+      <w:r>
+        <w:rPr>
+          <w:b/>
+          <w:bCs/>
+          <w:sz w:val="32"/>
+          <w:szCs w:val="32"/>
+        </w:rPr>
+        <w:t xml:space="preserve">2 นาที</w:t>
+      </w:r>
+      <w:r>
+        <w:rPr>
+          <w:sz w:val="32"/>
+          <w:szCs w:val="32"/>
+        </w:rPr>
+        <w:t xml:space="preserve"> ให้กด </w:t>
+      </w:r>
+      <w:r>
+        <w:rPr>
+          <w:b/>
+          <w:bCs/>
+          <w:color w:val="1F2D3D"/>
+          <w:sz w:val="32"/>
+          <w:szCs w:val="32"/>
+        </w:rPr>
+        <w:t xml:space="preserve">อยู่ในระบบต่อ</w:t>
+      </w:r>
+      <w:r>
+        <w:rPr>
+          <w:sz w:val="32"/>
+          <w:szCs w:val="32"/>
+        </w:rPr>
+        <w:t xml:space="preserve"> เพื่อทำงานต่อ</w:t>
+      </w:r>
+    </w:p>
+    <w:tbl>
+      <w:tblPr>
+        <w:tblW w:type="dxa" w:w="9600"/>
+        <w:tblBorders>
+          <w:top w:val="dashed" w:color="9DB4D4" w:sz="6"/>
+          <w:left w:val="dashed" w:color="9DB4D4" w:sz="6"/>
+          <w:bottom w:val="dashed" w:color="9DB4D4" w:sz="6"/>
+          <w:right w:val="dashed" w:color="9DB4D4" w:sz="6"/>
+          <w:insideH w:val="single" w:color="auto" w:sz="4"/>
+          <w:insideV w:val="single" w:color="auto" w:sz="4"/>
+        </w:tblBorders>
+      </w:tblPr>
+      <w:tblGrid>
+        <w:gridCol w:w="9600"/>
+      </w:tblGrid>
+      <w:tr>
+        <w:tc>
+          <w:tcPr>
+            <w:tcW w:type="dxa" w:w="9600"/>
+            <w:shd w:fill="F7F8FA" w:color="auto" w:val="clear"/>
+            <w:tcMar>
+              <w:top w:type="dxa" w:w="520"/>
+              <w:left w:type="dxa" w:w="200"/>
+              <w:bottom w:type="dxa" w:w="520"/>
+              <w:right w:type="dxa" w:w="200"/>
+            </w:tcMar>
+            <w:vAlign w:val="center"/>
+          </w:tcPr>
+          <w:p>
+            <w:pPr>
+              <w:spacing w:after="40"/>
+              <w:jc w:val="center"/>
+            </w:pPr>
+            <w:r>
+              <w:rPr>
+                <w:b/>
+                <w:bCs/>
+                <w:color w:val="6C7888"/>
+                <w:sz w:val="30"/>
+                <w:szCs w:val="30"/>
+              </w:rPr>
+              <w:t xml:space="preserve">[ ตำแหน่งภาพหน้าจอ ]</w:t>
+            </w:r>
+          </w:p>
+          <w:p>
+            <w:pPr>
+              <w:spacing w:after="40"/>
+              <w:jc w:val="center"/>
+            </w:pPr>
+            <w:r>
+              <w:rPr>
+                <w:color w:val="1F2D3D"/>
+                <w:sz w:val="32"/>
+                <w:szCs w:val="32"/>
+              </w:rPr>
+              <w:t xml:space="preserve">หน้าต่างเตือนเซสชันกำลังจะหมดอายุ พร้อมปุ่มอยู่ในระบบต่อ</w:t>
+            </w:r>
+          </w:p>
+          <w:p>
+            <w:pPr>
+              <w:jc w:val="center"/>
+            </w:pPr>
+            <w:r>
+              <w:rPr>
+                <w:rFonts w:ascii="Consolas" w:cs="Consolas" w:eastAsia="Consolas" w:hAnsi="Consolas"/>
+                <w:color w:val="9AA6B4"/>
+                <w:sz w:val="24"/>
+                <w:szCs w:val="24"/>
+              </w:rPr>
+              <w:t xml:space="preserve">SHOT: FOR-keepalive-modal</w:t>
+            </w:r>
+          </w:p>
+        </w:tc>
+      </w:tr>
+    </w:tbl>
+    <w:p>
+      <w:pPr>
+        <w:spacing w:after="160" w:before="60"/>
+        <w:jc w:val="center"/>
+      </w:pPr>
+      <w:r>
+        <w:rPr>
+          <w:b/>
+          <w:bCs/>
+          <w:color w:val="245EA8"/>
+          <w:sz w:val="28"/>
+          <w:szCs w:val="28"/>
+        </w:rPr>
+        <w:t xml:space="preserve">รูปที่ 6-7  </w:t>
+      </w:r>
+      <w:r>
+        <w:rPr>
+          <w:i/>
+          <w:iCs/>
+          <w:color w:val="6C7888"/>
+          <w:sz w:val="28"/>
+          <w:szCs w:val="28"/>
+        </w:rPr>
+        <w:t xml:space="preserve">หน้าต่างเตือนเซสชันกำลังจะหมดอายุ พร้อมปุ่มอยู่ในระบบต่อ</w:t>
+      </w:r>
+    </w:p>
+    <w:tbl>
+      <w:tblPr>
+        <w:tblW w:type="dxa" w:w="9600"/>
+        <w:tblBorders>
+          <w:top w:val="single" w:color="EAF1FB" w:sz="2"/>
+          <w:left w:val="single" w:color="245EA8" w:sz="28"/>
+          <w:bottom w:val="single" w:color="EAF1FB" w:sz="2"/>
+          <w:right w:val="single" w:color="EAF1FB" w:sz="2"/>
+          <w:insideH w:val="single" w:color="auto" w:sz="4"/>
+          <w:insideV w:val="single" w:color="auto" w:sz="4"/>
+        </w:tblBorders>
+      </w:tblPr>
+      <w:tblGrid>
+        <w:gridCol w:w="9600"/>
+      </w:tblGrid>
+      <w:tr>
+        <w:tc>
+          <w:tcPr>
+            <w:tcW w:type="dxa" w:w="9600"/>
+            <w:shd w:fill="EAF1FB" w:color="auto" w:val="clear"/>
+            <w:tcMar>
+              <w:top w:type="dxa" w:w="140"/>
+              <w:left w:type="dxa" w:w="200"/>
+              <w:bottom w:type="dxa" w:w="140"/>
+              <w:right w:type="dxa" w:w="200"/>
+            </w:tcMar>
+          </w:tcPr>
+          <w:p>
+            <w:pPr>
+              <w:spacing w:after="60"/>
+            </w:pPr>
+            <w:r>
+              <w:rPr>
+                <w:b/>
+                <w:bCs/>
+                <w:color w:val="245EA8"/>
+                <w:sz w:val="30"/>
+                <w:szCs w:val="30"/>
+              </w:rPr>
+              <w:t xml:space="preserve">เคล็ดลับ</w:t>
+            </w:r>
+          </w:p>
+          <w:p>
+            <w:pPr>
+              <w:spacing w:after="0"/>
+            </w:pPr>
+            <w:r>
+              <w:rPr>
+                <w:sz w:val="32"/>
+                <w:szCs w:val="32"/>
+              </w:rPr>
+              <w:t xml:space="preserve">กด “บันทึกส่วนนี้” เป็นระยะระหว่างทำงาน ข้อมูลที่ยังไม่บันทึกจะหายหากเซสชันหมดอายุ</w:t>
+            </w:r>
+          </w:p>
+        </w:tc>
+      </w:tr>
+    </w:tbl>
+    <w:p>
+      <w:pPr>
+        <w:pStyle w:val="Heading1"/>
+      </w:pPr>
+      <w:r>
+        <w:t xml:space="preserve">7. ฐานข้อมูล IOC (IOC Database)</w:t>
+      </w:r>
+    </w:p>
+    <w:p>
+      <w:pPr>
+        <w:spacing w:after="120"/>
+      </w:pPr>
+      <w:r>
+        <w:rPr>
+          <w:sz w:val="32"/>
+          <w:szCs w:val="32"/>
+        </w:rPr>
+        <w:t xml:space="preserve">เมนู </w:t>
+      </w:r>
+      <w:r>
+        <w:rPr>
+          <w:b/>
+          <w:bCs/>
+          <w:color w:val="245EA8"/>
+          <w:sz w:val="32"/>
+          <w:szCs w:val="32"/>
+        </w:rPr>
+        <w:t xml:space="preserve">เคส › ฐานข้อมูล IOC</w:t>
       </w:r>
       <w:r>
         <w:rPr>
@@ -2463,7 +5545,7 @@
                 <w:sz w:val="32"/>
                 <w:szCs w:val="32"/>
               </w:rPr>
-              <w:t xml:space="preserve">หน้า IOC Database: แถบตัวกรอง ตารางตัวบ่งชี้ พร้อมคอลัมน์ Status และ Source</w:t>
+              <w:t xml:space="preserve">หน้าฐานข้อมูล IOC: แถบตัวกรอง ตารางตัวบ่งชี้ พร้อมคอลัมน์ Status และ Source</w:t>
             </w:r>
           </w:p>
           <w:p>
@@ -2496,7 +5578,7 @@
           <w:sz w:val="28"/>
           <w:szCs w:val="28"/>
         </w:rPr>
-        <w:t xml:space="preserve">รูปที่ 6-1  </w:t>
+        <w:t xml:space="preserve">รูปที่ 7-1  </w:t>
       </w:r>
       <w:r>
         <w:rPr>
@@ -2506,7 +5588,7 @@
           <w:sz w:val="28"/>
           <w:szCs w:val="28"/>
         </w:rPr>
-        <w:t xml:space="preserve">หน้า IOC Database: แถบตัวกรอง ตารางตัวบ่งชี้ พร้อมคอลัมน์ Status และ Source</w:t>
+        <w:t xml:space="preserve">หน้าฐานข้อมูล IOC: แถบตัวกรอง ตารางตัวบ่งชี้ พร้อมคอลัมน์ Status และ Source</w:t>
       </w:r>
     </w:p>
     <w:p>
@@ -2534,7 +5616,7 @@
         <w:pStyle w:val="ListParagraph"/>
         <w:numPr>
           <w:ilvl w:val="0"/>
-          <w:numId w:val="5"/>
+          <w:numId w:val="6"/>
         </w:numPr>
         <w:spacing w:after="80"/>
       </w:pPr>
@@ -2585,7 +5667,7 @@
         <w:pStyle w:val="ListParagraph"/>
         <w:numPr>
           <w:ilvl w:val="0"/>
-          <w:numId w:val="5"/>
+          <w:numId w:val="6"/>
         </w:numPr>
         <w:spacing w:after="80"/>
       </w:pPr>
@@ -2637,7 +5719,7 @@
         <w:pStyle w:val="ListParagraph"/>
         <w:numPr>
           <w:ilvl w:val="0"/>
-          <w:numId w:val="5"/>
+          <w:numId w:val="6"/>
         </w:numPr>
         <w:spacing w:after="80"/>
       </w:pPr>
@@ -2671,7 +5753,7 @@
         <w:pStyle w:val="ListParagraph"/>
         <w:numPr>
           <w:ilvl w:val="0"/>
-          <w:numId w:val="5"/>
+          <w:numId w:val="6"/>
         </w:numPr>
         <w:spacing w:after="80"/>
       </w:pPr>
@@ -2756,7 +5838,7 @@
         <w:pStyle w:val="ListParagraph"/>
         <w:numPr>
           <w:ilvl w:val="0"/>
-          <w:numId w:val="5"/>
+          <w:numId w:val="6"/>
         </w:numPr>
         <w:spacing w:after="80"/>
       </w:pPr>
@@ -2790,7 +5872,7 @@
         <w:pStyle w:val="ListParagraph"/>
         <w:numPr>
           <w:ilvl w:val="0"/>
-          <w:numId w:val="5"/>
+          <w:numId w:val="6"/>
         </w:numPr>
         <w:spacing w:after="80"/>
       </w:pPr>
@@ -2915,7 +5997,7 @@
           <w:sz w:val="28"/>
           <w:szCs w:val="28"/>
         </w:rPr>
-        <w:t xml:space="preserve">รูปที่ 6-2  </w:t>
+        <w:t xml:space="preserve">รูปที่ 7-2  </w:t>
       </w:r>
       <w:r>
         <w:rPr>
@@ -3036,12 +6118,126 @@
         <w:t xml:space="preserve"> เท่านั้น เพราะค่าตัวบ่งชี้เป็นของตั๋วต้นเรื่อง</w:t>
       </w:r>
     </w:p>
+    <w:tbl>
+      <w:tblPr>
+        <w:tblW w:type="dxa" w:w="9600"/>
+        <w:tblBorders>
+          <w:top w:val="single" w:color="F1F3F6" w:sz="2"/>
+          <w:left w:val="single" w:color="6C7888" w:sz="28"/>
+          <w:bottom w:val="single" w:color="F1F3F6" w:sz="2"/>
+          <w:right w:val="single" w:color="F1F3F6" w:sz="2"/>
+          <w:insideH w:val="single" w:color="auto" w:sz="4"/>
+          <w:insideV w:val="single" w:color="auto" w:sz="4"/>
+        </w:tblBorders>
+      </w:tblPr>
+      <w:tblGrid>
+        <w:gridCol w:w="9600"/>
+      </w:tblGrid>
+      <w:tr>
+        <w:tc>
+          <w:tcPr>
+            <w:tcW w:type="dxa" w:w="9600"/>
+            <w:shd w:fill="F1F3F6" w:color="auto" w:val="clear"/>
+            <w:tcMar>
+              <w:top w:type="dxa" w:w="140"/>
+              <w:left w:type="dxa" w:w="200"/>
+              <w:bottom w:type="dxa" w:w="140"/>
+              <w:right w:type="dxa" w:w="200"/>
+            </w:tcMar>
+          </w:tcPr>
+          <w:p>
+            <w:pPr>
+              <w:spacing w:after="60"/>
+            </w:pPr>
+            <w:r>
+              <w:rPr>
+                <w:b/>
+                <w:bCs/>
+                <w:color w:val="6C7888"/>
+                <w:sz w:val="30"/>
+                <w:szCs w:val="30"/>
+              </w:rPr>
+              <w:t xml:space="preserve">สิ่งที่ต้องจำ</w:t>
+            </w:r>
+          </w:p>
+          <w:p>
+            <w:pPr>
+              <w:spacing w:after="0"/>
+            </w:pPr>
+            <w:r>
+              <w:rPr>
+                <w:b/>
+                <w:bCs/>
+                <w:sz w:val="32"/>
+                <w:szCs w:val="32"/>
+              </w:rPr>
+              <w:t xml:space="preserve">เพิ่ม v1.6.0: </w:t>
+            </w:r>
+            <w:r>
+              <w:rPr>
+                <w:sz w:val="32"/>
+                <w:szCs w:val="32"/>
+              </w:rPr>
+              <w:t xml:space="preserve">คุณปิดคำขอของคุณได้แม้ตั๋วต้นเรื่องจะ </w:t>
+            </w:r>
+            <w:r>
+              <w:rPr>
+                <w:b/>
+                <w:bCs/>
+                <w:sz w:val="32"/>
+                <w:szCs w:val="32"/>
+              </w:rPr>
+              <w:t xml:space="preserve">ปิดเป็น Event</w:t>
+            </w:r>
+            <w:r>
+              <w:rPr>
+                <w:sz w:val="32"/>
+                <w:szCs w:val="32"/>
+              </w:rPr>
+              <w:t xml:space="preserve"> ไปแล้ว — งานตรวจสอบที่ค้างอยู่จึงไม่สูญเปล่า ส่วนตั๋วที่ </w:t>
+            </w:r>
+            <w:r>
+              <w:rPr>
+                <w:b/>
+                <w:bCs/>
+                <w:sz w:val="32"/>
+                <w:szCs w:val="32"/>
+              </w:rPr>
+              <w:t xml:space="preserve">อนุมัติปิด (APPROVED)</w:t>
+            </w:r>
+            <w:r>
+              <w:rPr>
+                <w:sz w:val="32"/>
+                <w:szCs w:val="32"/>
+              </w:rPr>
+              <w:t xml:space="preserve"> หรือ </w:t>
+            </w:r>
+            <w:r>
+              <w:rPr>
+                <w:b/>
+                <w:bCs/>
+                <w:sz w:val="32"/>
+                <w:szCs w:val="32"/>
+              </w:rPr>
+              <w:t xml:space="preserve">ยกเลิก (CANCELLED)</w:t>
+            </w:r>
+            <w:r>
+              <w:rPr>
+                <w:sz w:val="32"/>
+                <w:szCs w:val="32"/>
+              </w:rPr>
+              <w:t xml:space="preserve"> แล้วจะถูกตรึง แก้ไขคำขอไม่ได้อีก</w:t>
+            </w:r>
+          </w:p>
+        </w:tc>
+      </w:tr>
+    </w:tbl>
     <w:p>
       <w:pPr>
         <w:pStyle w:val="Heading1"/>
       </w:pPr>
       <w:r>
-        <w:t xml:space="preserve">7. สถานะของคำขอ</w:t>
+        <w:t xml:space="preserve">8. สถานะของคำขอ</w:t>
       </w:r>
     </w:p>
     <w:tbl>
@@ -3412,7 +6608,7 @@
         <w:pStyle w:val="Heading1"/>
       </w:pPr>
       <w:r>
-        <w:t xml:space="preserve">8. การแจ้งเตือนทางอีเมล</w:t>
+        <w:t xml:space="preserve">9. การแจ้งเตือนทางอีเมล</w:t>
       </w:r>
     </w:p>
     <w:tbl>
@@ -3599,7 +6795,7 @@
         <w:pStyle w:val="Heading1"/>
       </w:pPr>
       <w:r>
-        <w:t xml:space="preserve">9. คำถามที่พบบ่อย</w:t>
+        <w:t xml:space="preserve">10. คำถามที่พบบ่อย</w:t>
       </w:r>
     </w:p>
     <w:p>
@@ -3639,7 +6835,7 @@
           <w:sz w:val="32"/>
           <w:szCs w:val="32"/>
         </w:rPr>
-        <w:t xml:space="preserve">สิทธิ์เขียนของคุณจำกัดไว้ที่ผลการดำเนินการในคำขอของคุณ และช่อง Status/Note ใน IOC Database เท่านั้น</w:t>
+        <w:t xml:space="preserve">สิทธิ์เขียนของคุณจำกัดไว้ที่ผลการดำเนินการในคำขอของคุณ และช่อง Status/Note ในฐานข้อมูล IOC เท่านั้น</w:t>
       </w:r>
     </w:p>
     <w:p>
@@ -3687,7 +6883,7 @@
         <w:pStyle w:val="Heading1"/>
       </w:pPr>
       <w:r>
-        <w:t xml:space="preserve">10. อภิธานศัพท์</w:t>
+        <w:t xml:space="preserve">11. อภิธานศัพท์</w:t>
       </w:r>
     </w:p>
     <w:tbl>
@@ -4086,6 +7282,171 @@
                 <w:szCs w:val="28"/>
               </w:rPr>
               <w:t xml:space="preserve">รหัสอ้างอิงที่ระบบออกให้ตัวบ่งชี้ที่บันทึกเข้ามาเอง</w:t>
+            </w:r>
+          </w:p>
+        </w:tc>
+      </w:tr>
+      <w:tr>
+        <w:trPr>
+          <w:cantSplit/>
+        </w:trPr>
+        <w:tc>
+          <w:tcPr>
+            <w:tcW w:type="dxa" w:w="3600"/>
+            <w:shd w:fill="FFFFFF" w:color="auto" w:val="clear"/>
+            <w:tcMar>
+              <w:top w:type="dxa" w:w="70"/>
+              <w:left w:type="dxa" w:w="120"/>
+              <w:bottom w:type="dxa" w:w="70"/>
+              <w:right w:type="dxa" w:w="120"/>
+            </w:tcMar>
+          </w:tcPr>
+          <w:p>
+            <w:pPr>
+              <w:spacing w:after="0"/>
+            </w:pPr>
+            <w:r>
+              <w:rPr>
+                <w:b/>
+                <w:bCs/>
+                <w:sz w:val="32"/>
+                <w:szCs w:val="32"/>
+              </w:rPr>
+              <w:t xml:space="preserve">RCA (Root Cause Analysis)</w:t>
+            </w:r>
+          </w:p>
+        </w:tc>
+        <w:tc>
+          <w:tcPr>
+            <w:tcW w:type="dxa" w:w="6000"/>
+            <w:shd w:fill="FFFFFF" w:color="auto" w:val="clear"/>
+            <w:tcMar>
+              <w:top w:type="dxa" w:w="70"/>
+              <w:left w:type="dxa" w:w="120"/>
+              <w:bottom w:type="dxa" w:w="70"/>
+              <w:right w:type="dxa" w:w="120"/>
+            </w:tcMar>
+          </w:tcPr>
+          <w:p>
+            <w:pPr>
+              <w:spacing w:after="0"/>
+            </w:pPr>
+            <w:r>
+              <w:rPr>
+                <w:sz w:val="28"/>
+                <w:szCs w:val="28"/>
+              </w:rPr>
+              <w:t xml:space="preserve">การวิเคราะห์หาสาเหตุที่แท้จริงของเหตุการณ์ ไม่ใช่เพียงอาการที่ตรวจพบ</w:t>
+            </w:r>
+          </w:p>
+        </w:tc>
+      </w:tr>
+      <w:tr>
+        <w:trPr>
+          <w:cantSplit/>
+        </w:trPr>
+        <w:tc>
+          <w:tcPr>
+            <w:tcW w:type="dxa" w:w="3600"/>
+            <w:shd w:fill="F7F8FA" w:color="auto" w:val="clear"/>
+            <w:tcMar>
+              <w:top w:type="dxa" w:w="70"/>
+              <w:left w:type="dxa" w:w="120"/>
+              <w:bottom w:type="dxa" w:w="70"/>
+              <w:right w:type="dxa" w:w="120"/>
+            </w:tcMar>
+          </w:tcPr>
+          <w:p>
+            <w:pPr>
+              <w:spacing w:after="0"/>
+            </w:pPr>
+            <w:r>
+              <w:rPr>
+                <w:b/>
+                <w:bCs/>
+                <w:sz w:val="32"/>
+                <w:szCs w:val="32"/>
+              </w:rPr>
+              <w:t xml:space="preserve">RCA Workspace</w:t>
+            </w:r>
+          </w:p>
+        </w:tc>
+        <w:tc>
+          <w:tcPr>
+            <w:tcW w:type="dxa" w:w="6000"/>
+            <w:shd w:fill="F7F8FA" w:color="auto" w:val="clear"/>
+            <w:tcMar>
+              <w:top w:type="dxa" w:w="70"/>
+              <w:left w:type="dxa" w:w="120"/>
+              <w:bottom w:type="dxa" w:w="70"/>
+              <w:right w:type="dxa" w:w="120"/>
+            </w:tcMar>
+          </w:tcPr>
+          <w:p>
+            <w:pPr>
+              <w:spacing w:after="0"/>
+            </w:pPr>
+            <w:r>
+              <w:rPr>
+                <w:sz w:val="28"/>
+                <w:szCs w:val="28"/>
+              </w:rPr>
+              <w:t xml:space="preserve">หน้าจอสำหรับจัดทำรายงาน RCA เป็นหัวข้อ ๆ และสร้างฉบับร่างเป็นไฟล์ Word</w:t>
+            </w:r>
+          </w:p>
+        </w:tc>
+      </w:tr>
+      <w:tr>
+        <w:trPr>
+          <w:cantSplit/>
+        </w:trPr>
+        <w:tc>
+          <w:tcPr>
+            <w:tcW w:type="dxa" w:w="3600"/>
+            <w:shd w:fill="FFFFFF" w:color="auto" w:val="clear"/>
+            <w:tcMar>
+              <w:top w:type="dxa" w:w="70"/>
+              <w:left w:type="dxa" w:w="120"/>
+              <w:bottom w:type="dxa" w:w="70"/>
+              <w:right w:type="dxa" w:w="120"/>
+            </w:tcMar>
+          </w:tcPr>
+          <w:p>
+            <w:pPr>
+              <w:spacing w:after="0"/>
+            </w:pPr>
+            <w:r>
+              <w:rPr>
+                <w:b/>
+                <w:bCs/>
+                <w:sz w:val="32"/>
+                <w:szCs w:val="32"/>
+              </w:rPr>
+              <w:t xml:space="preserve">ฉบับร่าง (Draft)</w:t>
+            </w:r>
+          </w:p>
+        </w:tc>
+        <w:tc>
+          <w:tcPr>
+            <w:tcW w:type="dxa" w:w="6000"/>
+            <w:shd w:fill="FFFFFF" w:color="auto" w:val="clear"/>
+            <w:tcMar>
+              <w:top w:type="dxa" w:w="70"/>
+              <w:left w:type="dxa" w:w="120"/>
+              <w:bottom w:type="dxa" w:w="70"/>
+              <w:right w:type="dxa" w:w="120"/>
+            </w:tcMar>
+          </w:tcPr>
+          <w:p>
+            <w:pPr>
+              <w:spacing w:after="0"/>
+            </w:pPr>
+            <w:r>
+              <w:rPr>
+                <w:sz w:val="28"/>
+                <w:szCs w:val="28"/>
+              </w:rPr>
+              <w:t xml:space="preserve">ไฟล์ Word ที่ระบบสร้างจากข้อมูลใน workspace เพื่อนำไปเรียบเรียงเป็นรายงานฉบับจริง</w:t>
             </w:r>
           </w:p>
         </w:tc>
@@ -4402,6 +7763,24 @@
       </w:rPr>
     </w:lvl>
   </w:abstractNum>
+  <w:abstractNum w:abstractNumId="6" w15:restartNumberingAfterBreak="0">
+    <w:multiLevelType w:val="hybridMultilevel"/>
+    <w:lvl w:ilvl="0" w15:tentative="1">
+      <w:start w:val="1"/>
+      <w:numFmt w:val="decimal"/>
+      <w:lvlText w:val="%1."/>
+      <w:lvlJc w:val="start"/>
+      <w:pPr>
+        <w:ind w:left="460" w:hanging="300"/>
+      </w:pPr>
+      <w:rPr>
+        <w:rFonts w:ascii="TH Sarabun New" w:cs="TH Sarabun New" w:eastAsia="TH Sarabun New" w:hAnsi="TH Sarabun New"/>
+        <w:b/>
+        <w:bCs/>
+        <w:color w:val="245EA8"/>
+      </w:rPr>
+    </w:lvl>
+  </w:abstractNum>
   <w:num w:numId="1">
     <w:abstractNumId w:val="1"/>
     <w:lvlOverride w:ilvl="0">
@@ -4427,6 +7806,12 @@
     </w:lvlOverride>
   </w:num>
   <w:num w:numId="5">
+    <w:abstractNumId w:val="6"/>
+    <w:lvlOverride w:ilvl="0">
+      <w:startOverride w:val="1"/>
+    </w:lvlOverride>
+  </w:num>
+  <w:num w:numId="6">
     <w:abstractNumId w:val="5"/>
     <w:lvlOverride w:ilvl="0">
       <w:startOverride w:val="1"/>

--- a/docs/user-guides/manuals/user-manual-forensic-analyst.th.docx
+++ b/docs/user-guides/manuals/user-manual-forensic-analyst.th.docx
@@ -540,7 +540,7 @@
           <w:sz w:val="32"/>
           <w:szCs w:val="32"/>
         </w:rPr>
-        <w:t xml:space="preserve"> — ช่องทางเดียวที่คุณเขียนข้อมูลลงตั๋วได้คือผลการดำเนินการในคำขอที่มอบหมายให้คุณ และบันทึก/สถานะการตรวจสอบใน </w:t>
+        <w:t xml:space="preserve"> — ช่องทางเดียวที่คุณเขียนข้อมูลลงตั๋วได้คือสถานะ ผลการดำเนินการ และเลขที่รายงานในคำขอที่มอบหมายให้คุณ และบันทึก/สถานะการตรวจสอบใน </w:t>
       </w:r>
       <w:r>
         <w:rPr>
@@ -1015,7 +1015,74 @@
           <w:sz w:val="32"/>
           <w:szCs w:val="32"/>
         </w:rPr>
-        <w:t xml:space="preserve"> (หัวข้อหน้าจอ: งานตอบสนอง) ซึ่งแสดงเฉพาะคำขอที่มอบหมายให้คุณ พร้อมตัวกรองตามสถานะ</w:t>
+        <w:t xml:space="preserve"> (หัวข้อหน้าจอ: งานตอบสนอง) ซึ่งแสดงเฉพาะคำขอที่มอบหมายให้คุณ พร้อมตัวกรองตามสถานะ แต่ละแถวมีปุ่ม </w:t>
+      </w:r>
+      <w:r>
+        <w:rPr>
+          <w:b/>
+          <w:bCs/>
+          <w:color w:val="1F2D3D"/>
+          <w:sz w:val="32"/>
+          <w:szCs w:val="32"/>
+        </w:rPr>
+        <w:t xml:space="preserve">เปิดคำขอ</w:t>
+      </w:r>
+      <w:r>
+        <w:rPr>
+          <w:sz w:val="32"/>
+          <w:szCs w:val="32"/>
+        </w:rPr>
+        <w:t xml:space="preserve"> ซึ่งพาไปที่การ์ด </w:t>
+      </w:r>
+      <w:r>
+        <w:rPr>
+          <w:b/>
+          <w:bCs/>
+          <w:sz w:val="32"/>
+          <w:szCs w:val="32"/>
+        </w:rPr>
+        <w:t xml:space="preserve">งานของคุณ</w:t>
+      </w:r>
+      <w:r>
+        <w:rPr>
+          <w:sz w:val="32"/>
+          <w:szCs w:val="32"/>
+        </w:rPr>
+        <w:t xml:space="preserve"> บนหน้าตั๋วโดยตรง และปุ่ม </w:t>
+      </w:r>
+      <w:r>
+        <w:rPr>
+          <w:b/>
+          <w:bCs/>
+          <w:color w:val="1F2D3D"/>
+          <w:sz w:val="32"/>
+          <w:szCs w:val="32"/>
+        </w:rPr>
+        <w:t xml:space="preserve">รับงาน</w:t>
+      </w:r>
+      <w:r>
+        <w:rPr>
+          <w:sz w:val="32"/>
+          <w:szCs w:val="32"/>
+        </w:rPr>
+        <w:t xml:space="preserve"> (เมื่อคำขอยังเปิดอยู่) ส่วนคอลัมน์ </w:t>
+      </w:r>
+      <w:r>
+        <w:rPr>
+          <w:b/>
+          <w:bCs/>
+          <w:color w:val="1F2D3D"/>
+          <w:sz w:val="32"/>
+          <w:szCs w:val="32"/>
+        </w:rPr>
+        <w:t xml:space="preserve">เลขที่รายงาน</w:t>
+      </w:r>
+      <w:r>
+        <w:rPr>
+          <w:sz w:val="32"/>
+          <w:szCs w:val="32"/>
+        </w:rPr>
+        <w:t xml:space="preserve"> แสดงเลขรายงานที่บันทึกไว้แล้ว</w:t>
       </w:r>
     </w:p>
     <w:tbl>
@@ -1182,7 +1249,7 @@
           <w:sz w:val="32"/>
           <w:szCs w:val="32"/>
         </w:rPr>
-        <w:t xml:space="preserve"> — แหล่งรวมตัวบ่งชี้ทั้งหมด เป็นหน้าเฉพาะของบทบาทคุณ (ดูหัวข้อถัดไป)</w:t>
+        <w:t xml:space="preserve"> — แหล่งรวมตัวบ่งชี้ทั้งหมด เป็นหน้าเฉพาะของบทบาทคุณ (ดูหัวข้อฐานข้อมูล IOC)</w:t>
       </w:r>
     </w:p>
     <w:p>
@@ -1312,23 +1379,52 @@
           <w:sz w:val="32"/>
           <w:szCs w:val="32"/>
         </w:rPr>
-        <w:t xml:space="preserve">แต่ละคำขอผูกกับตั๋วต้นเรื่อง การดำเนินงานทั้งหมดทำในหน้ารายละเอียดตั๋ว หัวข้อ </w:t>
-      </w:r>
-      <w:r>
-        <w:rPr>
-          <w:b/>
-          <w:bCs/>
-          <w:sz w:val="32"/>
-          <w:szCs w:val="32"/>
-        </w:rPr>
-        <w:t xml:space="preserve">“คำขอทีมตอบสนอง”</w:t>
-      </w:r>
-      <w:r>
-        <w:rPr>
-          <w:sz w:val="32"/>
-          <w:szCs w:val="32"/>
-        </w:rPr>
-        <w:t xml:space="preserve"> (เปลี่ยนชื่อจาก “งานย่อยและคำขอทีมตอบสนอง” ใน v1.7.0)</w:t>
+        <w:t xml:space="preserve">แต่ละคำขอผูกกับตั๋วต้นเรื่อง และคุณทำงานกับคำขอทั้งหมดจากการ์ด </w:t>
+      </w:r>
+      <w:r>
+        <w:rPr>
+          <w:b/>
+          <w:bCs/>
+          <w:sz w:val="32"/>
+          <w:szCs w:val="32"/>
+        </w:rPr>
+        <w:t xml:space="preserve">“งานของคุณ”</w:t>
+      </w:r>
+      <w:r>
+        <w:rPr>
+          <w:sz w:val="32"/>
+          <w:szCs w:val="32"/>
+        </w:rPr>
+        <w:t xml:space="preserve"> ซึ่งปักไว้ด้านบนสุดของคอลัมน์การดำเนินการในหน้ารายละเอียดตั๋ว — คอลัมน์ขวาข้างรายละเอียดเคสเมื่อเปิดบนคอมพิวเตอร์ หรือเป็นบล็อกแรกของหน้าเมื่อเปิดบนมือถือ ไม่ต้องเลื่อนหาคำขอของคุณในรายการด้านล่างอีก</w:t>
+      </w:r>
+    </w:p>
+    <w:p>
+      <w:pPr>
+        <w:spacing w:after="120"/>
+      </w:pPr>
+      <w:r>
+        <w:rPr>
+          <w:sz w:val="32"/>
+          <w:szCs w:val="32"/>
+        </w:rPr>
+        <w:t xml:space="preserve">ปุ่ม </w:t>
+      </w:r>
+      <w:r>
+        <w:rPr>
+          <w:b/>
+          <w:bCs/>
+          <w:color w:val="1F2D3D"/>
+          <w:sz w:val="32"/>
+          <w:szCs w:val="32"/>
+        </w:rPr>
+        <w:t xml:space="preserve">เปิดคำขอ</w:t>
+      </w:r>
+      <w:r>
+        <w:rPr>
+          <w:sz w:val="32"/>
+          <w:szCs w:val="32"/>
+        </w:rPr>
+        <w:t xml:space="preserve"> ในหน้างานตอบสนอง และลิงก์ในอีเมลแจ้งคำขอใหม่ จะพามาที่การ์ดนี้โดยตรง การ์ดแสดง:</w:t>
       </w:r>
     </w:p>
     <w:p>
@@ -1336,50 +1432,25 @@
         <w:pStyle w:val="ListParagraph"/>
         <w:numPr>
           <w:ilvl w:val="0"/>
-          <w:numId w:val="4"/>
+          <w:numId w:val="3"/>
         </w:numPr>
-        <w:spacing w:after="80"/>
-      </w:pPr>
-      <w:r>
-        <w:rPr>
-          <w:sz w:val="32"/>
-          <w:szCs w:val="32"/>
-        </w:rPr>
-        <w:t xml:space="preserve">ที่ </w:t>
-      </w:r>
-      <w:r>
-        <w:rPr>
-          <w:b/>
-          <w:bCs/>
-          <w:color w:val="245EA8"/>
-          <w:sz w:val="32"/>
-          <w:szCs w:val="32"/>
-        </w:rPr>
-        <w:t xml:space="preserve">คำขอตอบสนองเหตุการณ์</w:t>
-      </w:r>
-      <w:r>
-        <w:rPr>
-          <w:sz w:val="32"/>
-          <w:szCs w:val="32"/>
-        </w:rPr>
-        <w:t xml:space="preserve"> กด </w:t>
-      </w:r>
-      <w:r>
-        <w:rPr>
-          <w:b/>
-          <w:bCs/>
-          <w:color w:val="1F2D3D"/>
-          <w:sz w:val="32"/>
-          <w:szCs w:val="32"/>
-        </w:rPr>
-        <w:t xml:space="preserve">เปิดคำขอ</w:t>
-      </w:r>
-      <w:r>
-        <w:rPr>
-          <w:sz w:val="32"/>
-          <w:szCs w:val="32"/>
-        </w:rPr>
-        <w:t xml:space="preserve"> เพื่อไปยังหน้ารายละเอียดตั๋ว (ส่วนงานย่อย)</w:t>
+        <w:spacing w:after="60"/>
+      </w:pPr>
+      <w:r>
+        <w:rPr>
+          <w:b/>
+          <w:bCs/>
+          <w:sz w:val="32"/>
+          <w:szCs w:val="32"/>
+        </w:rPr>
+        <w:t xml:space="preserve">ประเภทคำขอ</w:t>
+      </w:r>
+      <w:r>
+        <w:rPr>
+          <w:sz w:val="32"/>
+          <w:szCs w:val="32"/>
+        </w:rPr>
+        <w:t xml:space="preserve"> และป้ายสถานะ (เปิด / กำลังดำเนินการ / เสร็จสิ้น)</w:t>
       </w:r>
     </w:p>
     <w:p>
@@ -1387,26 +1458,34 @@
         <w:pStyle w:val="ListParagraph"/>
         <w:numPr>
           <w:ilvl w:val="0"/>
-          <w:numId w:val="4"/>
+          <w:numId w:val="3"/>
         </w:numPr>
-        <w:spacing w:after="80"/>
-      </w:pPr>
-      <w:r>
-        <w:rPr>
-          <w:sz w:val="32"/>
-          <w:szCs w:val="32"/>
-        </w:rPr>
-        <w:t xml:space="preserve">เมื่อเริ่มลงมือ เปลี่ยนสถานะเป็น </w:t>
-      </w:r>
-      <w:r>
-        <w:rPr>
-          <w:b/>
-          <w:bCs/>
-          <w:color w:val="1F2D3D"/>
-          <w:sz w:val="32"/>
-          <w:szCs w:val="32"/>
-        </w:rPr>
-        <w:t xml:space="preserve">กำลังดำเนินการ</w:t>
+        <w:spacing w:after="60"/>
+      </w:pPr>
+      <w:r>
+        <w:rPr>
+          <w:b/>
+          <w:bCs/>
+          <w:sz w:val="32"/>
+          <w:szCs w:val="32"/>
+        </w:rPr>
+        <w:t xml:space="preserve">ตัวติดตาม 3 ขั้น </w:t>
+      </w:r>
+      <w:r>
+        <w:rPr>
+          <w:b/>
+          <w:bCs/>
+          <w:sz w:val="32"/>
+          <w:szCs w:val="32"/>
+        </w:rPr>
+        <w:t xml:space="preserve">รับงาน → ดำเนินการ → ส่งงาน</w:t>
+      </w:r>
+      <w:r>
+        <w:rPr>
+          <w:sz w:val="32"/>
+          <w:szCs w:val="32"/>
+        </w:rPr>
+        <w:t xml:space="preserve"> — ขั้นที่ทำเสร็จแล้วมีเครื่องหมายถูก ขั้นปัจจุบันเป็นสีเข้ม</w:t>
       </w:r>
     </w:p>
     <w:p>
@@ -1414,50 +1493,32 @@
         <w:pStyle w:val="ListParagraph"/>
         <w:numPr>
           <w:ilvl w:val="0"/>
-          <w:numId w:val="4"/>
+          <w:numId w:val="3"/>
         </w:numPr>
-        <w:spacing w:after="80"/>
-      </w:pPr>
-      <w:r>
-        <w:rPr>
-          <w:sz w:val="32"/>
-          <w:szCs w:val="32"/>
-        </w:rPr>
-        <w:t xml:space="preserve">กรอก </w:t>
-      </w:r>
-      <w:r>
-        <w:rPr>
-          <w:b/>
-          <w:bCs/>
-          <w:color w:val="1F2D3D"/>
-          <w:sz w:val="32"/>
-          <w:szCs w:val="32"/>
-        </w:rPr>
-        <w:t xml:space="preserve">ผลการดำเนินการ</w:t>
-      </w:r>
-      <w:r>
-        <w:rPr>
-          <w:sz w:val="32"/>
-          <w:szCs w:val="32"/>
-        </w:rPr>
-        <w:t xml:space="preserve"> และ </w:t>
-      </w:r>
-      <w:r>
-        <w:rPr>
-          <w:b/>
-          <w:bCs/>
-          <w:color w:val="1F2D3D"/>
-          <w:sz w:val="32"/>
-          <w:szCs w:val="32"/>
-        </w:rPr>
-        <w:t xml:space="preserve">แนบไฟล์ผล (ถ้ามี)</w:t>
-      </w:r>
-      <w:r>
-        <w:rPr>
-          <w:sz w:val="32"/>
-          <w:szCs w:val="32"/>
-        </w:rPr>
-        <w:t xml:space="preserve"> แล้วกดบันทึก</w:t>
+        <w:spacing w:after="60"/>
+      </w:pPr>
+      <w:r>
+        <w:rPr>
+          <w:sz w:val="32"/>
+          <w:szCs w:val="32"/>
+        </w:rPr>
+        <w:t xml:space="preserve">ชื่องานและ</w:t>
+      </w:r>
+      <w:r>
+        <w:rPr>
+          <w:b/>
+          <w:bCs/>
+          <w:sz w:val="32"/>
+          <w:szCs w:val="32"/>
+        </w:rPr>
+        <w:t xml:space="preserve">ขอบเขตงาน</w:t>
+      </w:r>
+      <w:r>
+        <w:rPr>
+          <w:sz w:val="32"/>
+          <w:szCs w:val="32"/>
+        </w:rPr>
+        <w:t xml:space="preserve"> ที่ผู้จัดการ SOC เขียนไว้ในคำขอ</w:t>
       </w:r>
     </w:p>
     <w:p>
@@ -1465,17 +1526,10 @@
         <w:pStyle w:val="ListParagraph"/>
         <w:numPr>
           <w:ilvl w:val="0"/>
-          <w:numId w:val="4"/>
+          <w:numId w:val="3"/>
         </w:numPr>
-        <w:spacing w:after="80"/>
-      </w:pPr>
-      <w:r>
-        <w:rPr>
-          <w:sz w:val="32"/>
-          <w:szCs w:val="32"/>
-        </w:rPr>
-        <w:t xml:space="preserve">เมื่อเสร็จ เปลี่ยนสถานะเป็น </w:t>
-      </w:r>
+        <w:spacing w:after="60"/>
+      </w:pPr>
       <w:r>
         <w:rPr>
           <w:b/>
@@ -1484,14 +1538,75 @@
           <w:sz w:val="32"/>
           <w:szCs w:val="32"/>
         </w:rPr>
-        <w:t xml:space="preserve">เสร็จสิ้น</w:t>
-      </w:r>
-      <w:r>
-        <w:rPr>
-          <w:sz w:val="32"/>
-          <w:szCs w:val="32"/>
-        </w:rPr>
-        <w:t xml:space="preserve"> ระบบจะแจ้งผู้จัดการ SOC โดยอัตโนมัติ</w:t>
+        <w:t xml:space="preserve">ผู้ร้องขอ</w:t>
+      </w:r>
+      <w:r>
+        <w:rPr>
+          <w:sz w:val="32"/>
+          <w:szCs w:val="32"/>
+        </w:rPr>
+        <w:t xml:space="preserve">, </w:t>
+      </w:r>
+      <w:r>
+        <w:rPr>
+          <w:b/>
+          <w:bCs/>
+          <w:color w:val="1F2D3D"/>
+          <w:sz w:val="32"/>
+          <w:szCs w:val="32"/>
+        </w:rPr>
+        <w:t xml:space="preserve">ส่งคำขอเมื่อ</w:t>
+      </w:r>
+      <w:r>
+        <w:rPr>
+          <w:sz w:val="32"/>
+          <w:szCs w:val="32"/>
+        </w:rPr>
+        <w:t xml:space="preserve"> และ </w:t>
+      </w:r>
+      <w:r>
+        <w:rPr>
+          <w:b/>
+          <w:bCs/>
+          <w:color w:val="1F2D3D"/>
+          <w:sz w:val="32"/>
+          <w:szCs w:val="32"/>
+        </w:rPr>
+        <w:t xml:space="preserve">สถานะตั้งแต่</w:t>
+      </w:r>
+    </w:p>
+    <w:p>
+      <w:pPr>
+        <w:pStyle w:val="ListParagraph"/>
+        <w:numPr>
+          <w:ilvl w:val="0"/>
+          <w:numId w:val="3"/>
+        </w:numPr>
+        <w:spacing w:after="60"/>
+      </w:pPr>
+      <w:r>
+        <w:rPr>
+          <w:sz w:val="32"/>
+          <w:szCs w:val="32"/>
+        </w:rPr>
+        <w:t xml:space="preserve">ส่วนล่างของการ์ดเปลี่ยนตามสถานะ: ปุ่ม </w:t>
+      </w:r>
+      <w:r>
+        <w:rPr>
+          <w:b/>
+          <w:bCs/>
+          <w:color w:val="1F2D3D"/>
+          <w:sz w:val="32"/>
+          <w:szCs w:val="32"/>
+        </w:rPr>
+        <w:t xml:space="preserve">รับงาน</w:t>
+      </w:r>
+      <w:r>
+        <w:rPr>
+          <w:sz w:val="32"/>
+          <w:szCs w:val="32"/>
+        </w:rPr>
+        <w:t xml:space="preserve"> → แบบฟอร์มส่งงาน → สรุป “ส่งงานแล้ว”</w:t>
       </w:r>
     </w:p>
     <w:tbl>
@@ -1549,7 +1664,7 @@
                 <w:sz w:val="32"/>
                 <w:szCs w:val="32"/>
               </w:rPr>
-              <w:t xml:space="preserve">แบบฟอร์มอัปเดตคำขอ: สถานะ ผลการดำเนินการ และการแนบไฟล์ผล</w:t>
+              <w:t xml:space="preserve">การ์ด “งานของคุณ” ด้านบนคอลัมน์การดำเนินการ: ตัวติดตาม 3 ขั้น ขอบเขตงาน ผู้ร้องขอ และปุ่มรับงาน</w:t>
             </w:r>
           </w:p>
           <w:p>
@@ -1563,7 +1678,7 @@
                 <w:sz w:val="24"/>
                 <w:szCs w:val="24"/>
               </w:rPr>
-              <w:t xml:space="preserve">SHOT: FOR-update</w:t>
+              <w:t xml:space="preserve">SHOT: FOR-my-request</w:t>
             </w:r>
           </w:p>
         </w:tc>
@@ -1592,7 +1707,940 @@
           <w:sz w:val="28"/>
           <w:szCs w:val="28"/>
         </w:rPr>
-        <w:t xml:space="preserve">แบบฟอร์มอัปเดตคำขอ: สถานะ ผลการดำเนินการ และการแนบไฟล์ผล</w:t>
+        <w:t xml:space="preserve">การ์ด “งานของคุณ” ด้านบนคอลัมน์การดำเนินการ: ตัวติดตาม 3 ขั้น ขอบเขตงาน ผู้ร้องขอ และปุ่มรับงาน</w:t>
+      </w:r>
+    </w:p>
+    <w:tbl>
+      <w:tblPr>
+        <w:tblW w:type="dxa" w:w="9600"/>
+        <w:tblBorders>
+          <w:top w:val="single" w:color="F1F3F6" w:sz="2"/>
+          <w:left w:val="single" w:color="6C7888" w:sz="28"/>
+          <w:bottom w:val="single" w:color="F1F3F6" w:sz="2"/>
+          <w:right w:val="single" w:color="F1F3F6" w:sz="2"/>
+          <w:insideH w:val="single" w:color="auto" w:sz="4"/>
+          <w:insideV w:val="single" w:color="auto" w:sz="4"/>
+        </w:tblBorders>
+      </w:tblPr>
+      <w:tblGrid>
+        <w:gridCol w:w="9600"/>
+      </w:tblGrid>
+      <w:tr>
+        <w:tc>
+          <w:tcPr>
+            <w:tcW w:type="dxa" w:w="9600"/>
+            <w:shd w:fill="F1F3F6" w:color="auto" w:val="clear"/>
+            <w:tcMar>
+              <w:top w:type="dxa" w:w="140"/>
+              <w:left w:type="dxa" w:w="200"/>
+              <w:bottom w:type="dxa" w:w="140"/>
+              <w:right w:type="dxa" w:w="200"/>
+            </w:tcMar>
+          </w:tcPr>
+          <w:p>
+            <w:pPr>
+              <w:spacing w:after="60"/>
+            </w:pPr>
+            <w:r>
+              <w:rPr>
+                <w:b/>
+                <w:bCs/>
+                <w:color w:val="6C7888"/>
+                <w:sz w:val="30"/>
+                <w:szCs w:val="30"/>
+              </w:rPr>
+              <w:t xml:space="preserve">สิ่งที่ต้องจำ</w:t>
+            </w:r>
+          </w:p>
+          <w:p>
+            <w:pPr>
+              <w:spacing w:after="60"/>
+            </w:pPr>
+            <w:r>
+              <w:rPr>
+                <w:sz w:val="32"/>
+                <w:szCs w:val="32"/>
+              </w:rPr>
+              <w:t xml:space="preserve">ในหัวข้อ </w:t>
+            </w:r>
+            <w:r>
+              <w:rPr>
+                <w:b/>
+                <w:bCs/>
+                <w:color w:val="1F2D3D"/>
+                <w:sz w:val="32"/>
+                <w:szCs w:val="32"/>
+              </w:rPr>
+              <w:t xml:space="preserve">คำขอทีมตอบสนอง</w:t>
+            </w:r>
+            <w:r>
+              <w:rPr>
+                <w:sz w:val="32"/>
+                <w:szCs w:val="32"/>
+              </w:rPr>
+              <w:t xml:space="preserve"> ด้านล่างของหน้า แถวคำขอของคุณจะถูกไฮไลต์พร้อมป้าย </w:t>
+            </w:r>
+            <w:r>
+              <w:rPr>
+                <w:b/>
+                <w:bCs/>
+                <w:color w:val="1F2D3D"/>
+                <w:sz w:val="32"/>
+                <w:szCs w:val="32"/>
+              </w:rPr>
+              <w:t xml:space="preserve">งานของคุณ</w:t>
+            </w:r>
+            <w:r>
+              <w:rPr>
+                <w:sz w:val="32"/>
+                <w:szCs w:val="32"/>
+              </w:rPr>
+              <w:t xml:space="preserve"> และมีปุ่ม </w:t>
+            </w:r>
+            <w:r>
+              <w:rPr>
+                <w:b/>
+                <w:bCs/>
+                <w:color w:val="1F2D3D"/>
+                <w:sz w:val="32"/>
+                <w:szCs w:val="32"/>
+              </w:rPr>
+              <w:t xml:space="preserve">ไปที่งานของคุณ</w:t>
+            </w:r>
+            <w:r>
+              <w:rPr>
+                <w:sz w:val="32"/>
+                <w:szCs w:val="32"/>
+              </w:rPr>
+              <w:t xml:space="preserve"> แทนปุ่ม </w:t>
+            </w:r>
+            <w:r>
+              <w:rPr>
+                <w:b/>
+                <w:bCs/>
+                <w:color w:val="1F2D3D"/>
+                <w:sz w:val="32"/>
+                <w:szCs w:val="32"/>
+              </w:rPr>
+              <w:t xml:space="preserve">อัปเดตงาน</w:t>
+            </w:r>
+            <w:r>
+              <w:rPr>
+                <w:sz w:val="32"/>
+                <w:szCs w:val="32"/>
+              </w:rPr>
+              <w:t xml:space="preserve"> เดิม — ไม่มีแบบฟอร์มซ้ำในรายการแล้ว ส่วนลิงก์ </w:t>
+            </w:r>
+            <w:r>
+              <w:rPr>
+                <w:b/>
+                <w:bCs/>
+                <w:color w:val="1F2D3D"/>
+                <w:sz w:val="32"/>
+                <w:szCs w:val="32"/>
+              </w:rPr>
+              <w:t xml:space="preserve">ประวัติสถานะของคำขอ</w:t>
+            </w:r>
+            <w:r>
+              <w:rPr>
+                <w:sz w:val="32"/>
+                <w:szCs w:val="32"/>
+              </w:rPr>
+              <w:t xml:space="preserve"> ท้ายการ์ดจะพาลงไปดูประวัติที่รายการนั้น</w:t>
+            </w:r>
+          </w:p>
+          <w:p>
+            <w:pPr>
+              <w:spacing w:after="0"/>
+            </w:pPr>
+            <w:r>
+              <w:rPr>
+                <w:sz w:val="32"/>
+                <w:szCs w:val="32"/>
+              </w:rPr>
+              <w:t xml:space="preserve">หากตั๋วเดียวกันมีคำขอมอบหมายให้คุณมากกว่าหนึ่งรายการ จะมีการ์ดแยกกันรายการละใบ</w:t>
+            </w:r>
+          </w:p>
+        </w:tc>
+      </w:tr>
+    </w:tbl>
+    <w:p>
+      <w:pPr>
+        <w:spacing w:after="80"/>
+      </w:pPr>
+    </w:p>
+    <w:tbl>
+      <w:tblPr>
+        <w:tblW w:type="dxa" w:w="9600"/>
+        <w:tblBorders>
+          <w:top w:val="single" w:color="F1F3F6" w:sz="2"/>
+          <w:left w:val="single" w:color="6C7888" w:sz="28"/>
+          <w:bottom w:val="single" w:color="F1F3F6" w:sz="2"/>
+          <w:right w:val="single" w:color="F1F3F6" w:sz="2"/>
+          <w:insideH w:val="single" w:color="auto" w:sz="4"/>
+          <w:insideV w:val="single" w:color="auto" w:sz="4"/>
+        </w:tblBorders>
+      </w:tblPr>
+      <w:tblGrid>
+        <w:gridCol w:w="9600"/>
+      </w:tblGrid>
+      <w:tr>
+        <w:tc>
+          <w:tcPr>
+            <w:tcW w:type="dxa" w:w="9600"/>
+            <w:shd w:fill="F1F3F6" w:color="auto" w:val="clear"/>
+            <w:tcMar>
+              <w:top w:type="dxa" w:w="140"/>
+              <w:left w:type="dxa" w:w="200"/>
+              <w:bottom w:type="dxa" w:w="140"/>
+              <w:right w:type="dxa" w:w="200"/>
+            </w:tcMar>
+          </w:tcPr>
+          <w:p>
+            <w:pPr>
+              <w:spacing w:after="60"/>
+            </w:pPr>
+            <w:r>
+              <w:rPr>
+                <w:b/>
+                <w:bCs/>
+                <w:color w:val="6C7888"/>
+                <w:sz w:val="30"/>
+                <w:szCs w:val="30"/>
+              </w:rPr>
+              <w:t xml:space="preserve">สิ่งที่ต้องจำ</w:t>
+            </w:r>
+          </w:p>
+          <w:p>
+            <w:pPr>
+              <w:spacing w:after="0"/>
+            </w:pPr>
+            <w:r>
+              <w:rPr>
+                <w:b/>
+                <w:bCs/>
+                <w:sz w:val="32"/>
+                <w:szCs w:val="32"/>
+              </w:rPr>
+              <w:t xml:space="preserve">เปลี่ยนแปลงล่าสุด: </w:t>
+            </w:r>
+            <w:r>
+              <w:rPr>
+                <w:sz w:val="32"/>
+                <w:szCs w:val="32"/>
+              </w:rPr>
+              <w:t xml:space="preserve">หน้า </w:t>
+            </w:r>
+            <w:r>
+              <w:rPr>
+                <w:b/>
+                <w:bCs/>
+                <w:sz w:val="32"/>
+                <w:szCs w:val="32"/>
+              </w:rPr>
+              <w:t xml:space="preserve">RCA Workspace ถูกยกเลิกแล้ว</w:t>
+            </w:r>
+            <w:r>
+              <w:rPr>
+                <w:sz w:val="32"/>
+                <w:szCs w:val="32"/>
+              </w:rPr>
+              <w:t xml:space="preserve"> — คุณ</w:t>
+            </w:r>
+            <w:r>
+              <w:rPr>
+                <w:b/>
+                <w:bCs/>
+                <w:sz w:val="32"/>
+                <w:szCs w:val="32"/>
+              </w:rPr>
+              <w:t xml:space="preserve">จัดทำรายงาน RCA นอกระบบ</w:t>
+            </w:r>
+            <w:r>
+              <w:rPr>
+                <w:sz w:val="32"/>
+                <w:szCs w:val="32"/>
+              </w:rPr>
+              <w:t xml:space="preserve"> แล้วรับงานและส่งงานจากการ์ด งานของคุณ แบบเดียวกับคำขอประเภทอื่น ลิงก์ RCA เดิมในอีเมลที่ส่งไปก่อนหน้าจะพามาที่การ์ดนี้แทน</w:t>
+            </w:r>
+          </w:p>
+        </w:tc>
+      </w:tr>
+    </w:tbl>
+    <w:p>
+      <w:pPr>
+        <w:pStyle w:val="Heading2"/>
+      </w:pPr>
+      <w:r>
+        <w:t xml:space="preserve">รับงาน</w:t>
+      </w:r>
+    </w:p>
+    <w:p>
+      <w:pPr>
+        <w:spacing w:after="120"/>
+      </w:pPr>
+      <w:r>
+        <w:rPr>
+          <w:sz w:val="32"/>
+          <w:szCs w:val="32"/>
+        </w:rPr>
+        <w:t xml:space="preserve">เมื่อได้รับคำขอใหม่ (สถานะ </w:t>
+      </w:r>
+      <w:r>
+        <w:rPr>
+          <w:b/>
+          <w:bCs/>
+          <w:sz w:val="32"/>
+          <w:szCs w:val="32"/>
+        </w:rPr>
+        <w:t xml:space="preserve">เปิด</w:t>
+      </w:r>
+      <w:r>
+        <w:rPr>
+          <w:sz w:val="32"/>
+          <w:szCs w:val="32"/>
+        </w:rPr>
+        <w:t xml:space="preserve">) ให้กด </w:t>
+      </w:r>
+      <w:r>
+        <w:rPr>
+          <w:b/>
+          <w:bCs/>
+          <w:color w:val="1F2D3D"/>
+          <w:sz w:val="32"/>
+          <w:szCs w:val="32"/>
+        </w:rPr>
+        <w:t xml:space="preserve">รับงาน</w:t>
+      </w:r>
+      <w:r>
+        <w:rPr>
+          <w:sz w:val="32"/>
+          <w:szCs w:val="32"/>
+        </w:rPr>
+        <w:t xml:space="preserve"> เพื่อบอกผู้จัดการ SOC ว่าคุณเห็นคำขอแล้วและเริ่มลงมือ — คลิกเดียว สถานะเปลี่ยนเป็น </w:t>
+      </w:r>
+      <w:r>
+        <w:rPr>
+          <w:b/>
+          <w:bCs/>
+          <w:sz w:val="32"/>
+          <w:szCs w:val="32"/>
+        </w:rPr>
+        <w:t xml:space="preserve">กำลังดำเนินการ</w:t>
+      </w:r>
+      <w:r>
+        <w:rPr>
+          <w:sz w:val="32"/>
+          <w:szCs w:val="32"/>
+        </w:rPr>
+        <w:t xml:space="preserve"> ทันที ไม่ต้องเลือกสถานะเอง</w:t>
+      </w:r>
+    </w:p>
+    <w:p>
+      <w:pPr>
+        <w:pStyle w:val="ListParagraph"/>
+        <w:numPr>
+          <w:ilvl w:val="0"/>
+          <w:numId w:val="4"/>
+        </w:numPr>
+        <w:spacing w:after="80"/>
+      </w:pPr>
+      <w:r>
+        <w:rPr>
+          <w:sz w:val="32"/>
+          <w:szCs w:val="32"/>
+        </w:rPr>
+        <w:t xml:space="preserve">ที่ </w:t>
+      </w:r>
+      <w:r>
+        <w:rPr>
+          <w:b/>
+          <w:bCs/>
+          <w:color w:val="245EA8"/>
+          <w:sz w:val="32"/>
+          <w:szCs w:val="32"/>
+        </w:rPr>
+        <w:t xml:space="preserve">คิวงานต่างๆ › คำขอตอบสนองเหตุการณ์</w:t>
+      </w:r>
+      <w:r>
+        <w:rPr>
+          <w:sz w:val="32"/>
+          <w:szCs w:val="32"/>
+        </w:rPr>
+        <w:t xml:space="preserve"> กด </w:t>
+      </w:r>
+      <w:r>
+        <w:rPr>
+          <w:b/>
+          <w:bCs/>
+          <w:color w:val="1F2D3D"/>
+          <w:sz w:val="32"/>
+          <w:szCs w:val="32"/>
+        </w:rPr>
+        <w:t xml:space="preserve">รับงาน</w:t>
+      </w:r>
+      <w:r>
+        <w:rPr>
+          <w:sz w:val="32"/>
+          <w:szCs w:val="32"/>
+        </w:rPr>
+        <w:t xml:space="preserve"> ที่แถวของคำขอได้เลย หรือกด </w:t>
+      </w:r>
+      <w:r>
+        <w:rPr>
+          <w:b/>
+          <w:bCs/>
+          <w:color w:val="1F2D3D"/>
+          <w:sz w:val="32"/>
+          <w:szCs w:val="32"/>
+        </w:rPr>
+        <w:t xml:space="preserve">เปิดคำขอ</w:t>
+      </w:r>
+      <w:r>
+        <w:rPr>
+          <w:sz w:val="32"/>
+          <w:szCs w:val="32"/>
+        </w:rPr>
+        <w:t xml:space="preserve"> ก่อนเพื่ออ่านขอบเขตงานบนการ์ด งานของคุณ</w:t>
+      </w:r>
+    </w:p>
+    <w:p>
+      <w:pPr>
+        <w:pStyle w:val="ListParagraph"/>
+        <w:numPr>
+          <w:ilvl w:val="0"/>
+          <w:numId w:val="4"/>
+        </w:numPr>
+        <w:spacing w:after="80"/>
+      </w:pPr>
+      <w:r>
+        <w:rPr>
+          <w:sz w:val="32"/>
+          <w:szCs w:val="32"/>
+        </w:rPr>
+        <w:t xml:space="preserve">บนการ์ด </w:t>
+      </w:r>
+      <w:r>
+        <w:rPr>
+          <w:b/>
+          <w:bCs/>
+          <w:color w:val="1F2D3D"/>
+          <w:sz w:val="32"/>
+          <w:szCs w:val="32"/>
+        </w:rPr>
+        <w:t xml:space="preserve">งานของคุณ</w:t>
+      </w:r>
+      <w:r>
+        <w:rPr>
+          <w:sz w:val="32"/>
+          <w:szCs w:val="32"/>
+        </w:rPr>
+        <w:t xml:space="preserve"> กดปุ่มสีเขียว </w:t>
+      </w:r>
+      <w:r>
+        <w:rPr>
+          <w:b/>
+          <w:bCs/>
+          <w:color w:val="1F2D3D"/>
+          <w:sz w:val="32"/>
+          <w:szCs w:val="32"/>
+        </w:rPr>
+        <w:t xml:space="preserve">รับงาน</w:t>
+      </w:r>
+      <w:r>
+        <w:rPr>
+          <w:sz w:val="32"/>
+          <w:szCs w:val="32"/>
+        </w:rPr>
+        <w:t xml:space="preserve"> (ปุ่มเต็มความกว้างใต้รายละเอียดคำขอ) — ระบบแจ้งว่า “รับงาน … แล้ว — สถานะ: กำลังดำเนินการ”</w:t>
+      </w:r>
+    </w:p>
+    <w:p>
+      <w:pPr>
+        <w:pStyle w:val="ListParagraph"/>
+        <w:numPr>
+          <w:ilvl w:val="0"/>
+          <w:numId w:val="4"/>
+        </w:numPr>
+        <w:spacing w:after="80"/>
+      </w:pPr>
+      <w:r>
+        <w:rPr>
+          <w:sz w:val="32"/>
+          <w:szCs w:val="32"/>
+        </w:rPr>
+        <w:t xml:space="preserve">ตัวติดตามเลื่อนไปที่ขั้น </w:t>
+      </w:r>
+      <w:r>
+        <w:rPr>
+          <w:b/>
+          <w:bCs/>
+          <w:sz w:val="32"/>
+          <w:szCs w:val="32"/>
+        </w:rPr>
+        <w:t xml:space="preserve">ดำเนินการ</w:t>
+      </w:r>
+      <w:r>
+        <w:rPr>
+          <w:sz w:val="32"/>
+          <w:szCs w:val="32"/>
+        </w:rPr>
+        <w:t xml:space="preserve"> และแบบฟอร์มส่งงานจะเปิดรออยู่บนการ์ดทันที (ดูหัวข้อถัดไป)</w:t>
+      </w:r>
+    </w:p>
+    <w:tbl>
+      <w:tblPr>
+        <w:tblW w:type="dxa" w:w="9600"/>
+        <w:tblBorders>
+          <w:top w:val="single" w:color="F1F3F6" w:sz="2"/>
+          <w:left w:val="single" w:color="6C7888" w:sz="28"/>
+          <w:bottom w:val="single" w:color="F1F3F6" w:sz="2"/>
+          <w:right w:val="single" w:color="F1F3F6" w:sz="2"/>
+          <w:insideH w:val="single" w:color="auto" w:sz="4"/>
+          <w:insideV w:val="single" w:color="auto" w:sz="4"/>
+        </w:tblBorders>
+      </w:tblPr>
+      <w:tblGrid>
+        <w:gridCol w:w="9600"/>
+      </w:tblGrid>
+      <w:tr>
+        <w:tc>
+          <w:tcPr>
+            <w:tcW w:type="dxa" w:w="9600"/>
+            <w:shd w:fill="F1F3F6" w:color="auto" w:val="clear"/>
+            <w:tcMar>
+              <w:top w:type="dxa" w:w="140"/>
+              <w:left w:type="dxa" w:w="200"/>
+              <w:bottom w:type="dxa" w:w="140"/>
+              <w:right w:type="dxa" w:w="200"/>
+            </w:tcMar>
+          </w:tcPr>
+          <w:p>
+            <w:pPr>
+              <w:spacing w:after="60"/>
+            </w:pPr>
+            <w:r>
+              <w:rPr>
+                <w:b/>
+                <w:bCs/>
+                <w:color w:val="6C7888"/>
+                <w:sz w:val="30"/>
+                <w:szCs w:val="30"/>
+              </w:rPr>
+              <w:t xml:space="preserve">สิ่งที่ต้องจำ</w:t>
+            </w:r>
+          </w:p>
+          <w:p>
+            <w:pPr>
+              <w:spacing w:after="60"/>
+            </w:pPr>
+            <w:r>
+              <w:rPr>
+                <w:sz w:val="32"/>
+                <w:szCs w:val="32"/>
+              </w:rPr>
+              <w:t xml:space="preserve">ปุ่ม </w:t>
+            </w:r>
+            <w:r>
+              <w:rPr>
+                <w:b/>
+                <w:bCs/>
+                <w:color w:val="1F2D3D"/>
+                <w:sz w:val="32"/>
+                <w:szCs w:val="32"/>
+              </w:rPr>
+              <w:t xml:space="preserve">รับงาน</w:t>
+            </w:r>
+            <w:r>
+              <w:rPr>
+                <w:sz w:val="32"/>
+                <w:szCs w:val="32"/>
+              </w:rPr>
+              <w:t xml:space="preserve"> แสดงเฉพาะ</w:t>
+            </w:r>
+            <w:r>
+              <w:rPr>
+                <w:b/>
+                <w:bCs/>
+                <w:sz w:val="32"/>
+                <w:szCs w:val="32"/>
+              </w:rPr>
+              <w:t xml:space="preserve">ผู้รับผิดชอบคำขอ</w:t>
+            </w:r>
+            <w:r>
+              <w:rPr>
+                <w:sz w:val="32"/>
+                <w:szCs w:val="32"/>
+              </w:rPr>
+              <w:t xml:space="preserve"> และเฉพาะคำขอที่ยังอยู่ในสถานะ </w:t>
+            </w:r>
+            <w:r>
+              <w:rPr>
+                <w:b/>
+                <w:bCs/>
+                <w:sz w:val="32"/>
+                <w:szCs w:val="32"/>
+              </w:rPr>
+              <w:t xml:space="preserve">เปิด</w:t>
+            </w:r>
+            <w:r>
+              <w:rPr>
+                <w:sz w:val="32"/>
+                <w:szCs w:val="32"/>
+              </w:rPr>
+              <w:t xml:space="preserve"> — กดแล้วปุ่มจะหายไป</w:t>
+            </w:r>
+          </w:p>
+          <w:p>
+            <w:pPr>
+              <w:spacing w:after="0"/>
+            </w:pPr>
+            <w:r>
+              <w:rPr>
+                <w:sz w:val="32"/>
+                <w:szCs w:val="32"/>
+              </w:rPr>
+              <w:t xml:space="preserve">การรับงานถูกบันทึกในประวัติสถานะของคำขอ แต่ไม่ส่งอีเมลแจ้งใคร</w:t>
+            </w:r>
+          </w:p>
+        </w:tc>
+      </w:tr>
+    </w:tbl>
+    <w:p>
+      <w:pPr>
+        <w:pStyle w:val="Heading2"/>
+      </w:pPr>
+      <w:r>
+        <w:t xml:space="preserve">ส่งงาน Forensics / RCA ด้วยเลขที่รายงาน</w:t>
+      </w:r>
+    </w:p>
+    <w:p>
+      <w:pPr>
+        <w:spacing w:after="120"/>
+      </w:pPr>
+      <w:r>
+        <w:rPr>
+          <w:sz w:val="32"/>
+          <w:szCs w:val="32"/>
+        </w:rPr>
+        <w:t xml:space="preserve">รายงาน RCA </w:t>
+      </w:r>
+      <w:r>
+        <w:rPr>
+          <w:b/>
+          <w:bCs/>
+          <w:sz w:val="32"/>
+          <w:szCs w:val="32"/>
+        </w:rPr>
+        <w:t xml:space="preserve">จัดทำนอกระบบ</w:t>
+      </w:r>
+      <w:r>
+        <w:rPr>
+          <w:sz w:val="32"/>
+          <w:szCs w:val="32"/>
+        </w:rPr>
+        <w:t xml:space="preserve"> และเป็นเอกสารฉบับจริงที่ผู้จัดการ SOC รับไปจากคุณโดยตรง ระบบจึงไม่รับไฟล์รายงาน แต่เก็บ </w:t>
+      </w:r>
+      <w:r>
+        <w:rPr>
+          <w:b/>
+          <w:bCs/>
+          <w:sz w:val="32"/>
+          <w:szCs w:val="32"/>
+        </w:rPr>
+        <w:t xml:space="preserve">เลขที่รายงาน</w:t>
+      </w:r>
+      <w:r>
+        <w:rPr>
+          <w:sz w:val="32"/>
+          <w:szCs w:val="32"/>
+        </w:rPr>
+        <w:t xml:space="preserve"> ไว้เป็นหลักฐานว่าส่งรายงานฉบับใด เมื่อรับงานแล้ว แบบฟอร์มส่งงานจะเปิดอยู่บนการ์ด </w:t>
+      </w:r>
+      <w:r>
+        <w:rPr>
+          <w:b/>
+          <w:bCs/>
+          <w:color w:val="1F2D3D"/>
+          <w:sz w:val="32"/>
+          <w:szCs w:val="32"/>
+        </w:rPr>
+        <w:t xml:space="preserve">งานของคุณ</w:t>
+      </w:r>
+      <w:r>
+        <w:rPr>
+          <w:sz w:val="32"/>
+          <w:szCs w:val="32"/>
+        </w:rPr>
+        <w:t xml:space="preserve"> ไม่ต้องกดปุ่มใดเพื่อเปิด</w:t>
+      </w:r>
+    </w:p>
+    <w:p>
+      <w:pPr>
+        <w:pStyle w:val="ListParagraph"/>
+        <w:numPr>
+          <w:ilvl w:val="0"/>
+          <w:numId w:val="5"/>
+        </w:numPr>
+        <w:spacing w:after="80"/>
+      </w:pPr>
+      <w:r>
+        <w:rPr>
+          <w:sz w:val="32"/>
+          <w:szCs w:val="32"/>
+        </w:rPr>
+        <w:t xml:space="preserve">จัดทำรายงาน RCA ให้เสร็จนอกระบบ และส่งมอบเอกสารให้ผู้จัดการ SOC</w:t>
+      </w:r>
+    </w:p>
+    <w:p>
+      <w:pPr>
+        <w:pStyle w:val="ListParagraph"/>
+        <w:numPr>
+          <w:ilvl w:val="0"/>
+          <w:numId w:val="5"/>
+        </w:numPr>
+        <w:spacing w:after="80"/>
+      </w:pPr>
+      <w:r>
+        <w:rPr>
+          <w:sz w:val="32"/>
+          <w:szCs w:val="32"/>
+        </w:rPr>
+        <w:t xml:space="preserve">บนการ์ด </w:t>
+      </w:r>
+      <w:r>
+        <w:rPr>
+          <w:b/>
+          <w:bCs/>
+          <w:color w:val="1F2D3D"/>
+          <w:sz w:val="32"/>
+          <w:szCs w:val="32"/>
+        </w:rPr>
+        <w:t xml:space="preserve">งานของคุณ</w:t>
+      </w:r>
+      <w:r>
+        <w:rPr>
+          <w:sz w:val="32"/>
+          <w:szCs w:val="32"/>
+        </w:rPr>
+        <w:t xml:space="preserve"> ตรวจช่อง </w:t>
+      </w:r>
+      <w:r>
+        <w:rPr>
+          <w:b/>
+          <w:bCs/>
+          <w:color w:val="1F2D3D"/>
+          <w:sz w:val="32"/>
+          <w:szCs w:val="32"/>
+        </w:rPr>
+        <w:t xml:space="preserve">เลขที่รายงานที่ส่ง</w:t>
+      </w:r>
+      <w:r>
+        <w:rPr>
+          <w:sz w:val="32"/>
+          <w:szCs w:val="32"/>
+        </w:rPr>
+        <w:t xml:space="preserve"> (บังคับ) — ระบบเติมเลขของเคสนี้ให้ในรูปแบบ </w:t>
+      </w:r>
+      <w:r>
+        <w:rPr>
+          <w:rFonts w:ascii="Consolas" w:cs="Consolas" w:eastAsia="Consolas" w:hAnsi="Consolas"/>
+          <w:sz w:val="32"/>
+          <w:szCs w:val="32"/>
+        </w:rPr>
+        <w:t xml:space="preserve">SOC-RCA-YYYYMM-NNNN</w:t>
+      </w:r>
+      <w:r>
+        <w:rPr>
+          <w:sz w:val="32"/>
+          <w:szCs w:val="32"/>
+        </w:rPr>
+        <w:t xml:space="preserve"> แก้ได้ให้ตรงกับเลขบนรายงานที่ส่งจริง</w:t>
+      </w:r>
+    </w:p>
+    <w:p>
+      <w:pPr>
+        <w:pStyle w:val="ListParagraph"/>
+        <w:numPr>
+          <w:ilvl w:val="0"/>
+          <w:numId w:val="5"/>
+        </w:numPr>
+        <w:spacing w:after="80"/>
+      </w:pPr>
+      <w:r>
+        <w:rPr>
+          <w:sz w:val="32"/>
+          <w:szCs w:val="32"/>
+        </w:rPr>
+        <w:t xml:space="preserve">กรอก </w:t>
+      </w:r>
+      <w:r>
+        <w:rPr>
+          <w:b/>
+          <w:bCs/>
+          <w:color w:val="1F2D3D"/>
+          <w:sz w:val="32"/>
+          <w:szCs w:val="32"/>
+        </w:rPr>
+        <w:t xml:space="preserve">หมายเหตุ (ถ้ามี)</w:t>
+      </w:r>
+      <w:r>
+        <w:rPr>
+          <w:sz w:val="32"/>
+          <w:szCs w:val="32"/>
+        </w:rPr>
+        <w:t xml:space="preserve"> — จะเว้นว่างก็ได้ เช่น “ส่งรายงานฉบับจริงให้ผู้จัดการ SOC แล้ว”</w:t>
+      </w:r>
+    </w:p>
+    <w:p>
+      <w:pPr>
+        <w:pStyle w:val="ListParagraph"/>
+        <w:numPr>
+          <w:ilvl w:val="0"/>
+          <w:numId w:val="5"/>
+        </w:numPr>
+        <w:spacing w:after="80"/>
+      </w:pPr>
+      <w:r>
+        <w:rPr>
+          <w:sz w:val="32"/>
+          <w:szCs w:val="32"/>
+        </w:rPr>
+        <w:t xml:space="preserve">กด </w:t>
+      </w:r>
+      <w:r>
+        <w:rPr>
+          <w:b/>
+          <w:bCs/>
+          <w:color w:val="1F2D3D"/>
+          <w:sz w:val="32"/>
+          <w:szCs w:val="32"/>
+        </w:rPr>
+        <w:t xml:space="preserve">ส่งงาน · เสร็จสิ้น</w:t>
+      </w:r>
+      <w:r>
+        <w:rPr>
+          <w:sz w:val="32"/>
+          <w:szCs w:val="32"/>
+        </w:rPr>
+        <w:t xml:space="preserve"> แล้วกดยืนยันในกล่องข้อความ “ยืนยันส่งงาน?” — คำขอปิดเป็น </w:t>
+      </w:r>
+      <w:r>
+        <w:rPr>
+          <w:b/>
+          <w:bCs/>
+          <w:sz w:val="32"/>
+          <w:szCs w:val="32"/>
+        </w:rPr>
+        <w:t xml:space="preserve">เสร็จสิ้น</w:t>
+      </w:r>
+      <w:r>
+        <w:rPr>
+          <w:sz w:val="32"/>
+          <w:szCs w:val="32"/>
+        </w:rPr>
+        <w:t xml:space="preserve"> และระบบแจ้งผู้จัดการ SOC พร้อมเลขที่รายงานโดยอัตโนมัติ</w:t>
+      </w:r>
+    </w:p>
+    <w:tbl>
+      <w:tblPr>
+        <w:tblW w:type="dxa" w:w="9600"/>
+        <w:tblBorders>
+          <w:top w:val="dashed" w:color="9DB4D4" w:sz="6"/>
+          <w:left w:val="dashed" w:color="9DB4D4" w:sz="6"/>
+          <w:bottom w:val="dashed" w:color="9DB4D4" w:sz="6"/>
+          <w:right w:val="dashed" w:color="9DB4D4" w:sz="6"/>
+          <w:insideH w:val="single" w:color="auto" w:sz="4"/>
+          <w:insideV w:val="single" w:color="auto" w:sz="4"/>
+        </w:tblBorders>
+      </w:tblPr>
+      <w:tblGrid>
+        <w:gridCol w:w="9600"/>
+      </w:tblGrid>
+      <w:tr>
+        <w:tc>
+          <w:tcPr>
+            <w:tcW w:type="dxa" w:w="9600"/>
+            <w:shd w:fill="F7F8FA" w:color="auto" w:val="clear"/>
+            <w:tcMar>
+              <w:top w:type="dxa" w:w="520"/>
+              <w:left w:type="dxa" w:w="200"/>
+              <w:bottom w:type="dxa" w:w="520"/>
+              <w:right w:type="dxa" w:w="200"/>
+            </w:tcMar>
+            <w:vAlign w:val="center"/>
+          </w:tcPr>
+          <w:p>
+            <w:pPr>
+              <w:spacing w:after="40"/>
+              <w:jc w:val="center"/>
+            </w:pPr>
+            <w:r>
+              <w:rPr>
+                <w:b/>
+                <w:bCs/>
+                <w:color w:val="6C7888"/>
+                <w:sz w:val="30"/>
+                <w:szCs w:val="30"/>
+              </w:rPr>
+              <w:t xml:space="preserve">[ ตำแหน่งภาพหน้าจอ ]</w:t>
+            </w:r>
+          </w:p>
+          <w:p>
+            <w:pPr>
+              <w:spacing w:after="40"/>
+              <w:jc w:val="center"/>
+            </w:pPr>
+            <w:r>
+              <w:rPr>
+                <w:color w:val="1F2D3D"/>
+                <w:sz w:val="32"/>
+                <w:szCs w:val="32"/>
+              </w:rPr>
+              <w:t xml:space="preserve">การ์ดงานของคุณขณะกำลังดำเนินการ (Forensics / RCA): ช่องเลขที่รายงานที่ส่ง หมายเหตุ และปุ่มส่งงาน · เสร็จสิ้น / บันทึกไว้ก่อน</w:t>
+            </w:r>
+          </w:p>
+          <w:p>
+            <w:pPr>
+              <w:jc w:val="center"/>
+            </w:pPr>
+            <w:r>
+              <w:rPr>
+                <w:rFonts w:ascii="Consolas" w:cs="Consolas" w:eastAsia="Consolas" w:hAnsi="Consolas"/>
+                <w:color w:val="9AA6B4"/>
+                <w:sz w:val="24"/>
+                <w:szCs w:val="24"/>
+              </w:rPr>
+              <w:t xml:space="preserve">SHOT: FOR-my-request-submit</w:t>
+            </w:r>
+          </w:p>
+        </w:tc>
+      </w:tr>
+    </w:tbl>
+    <w:p>
+      <w:pPr>
+        <w:spacing w:after="160" w:before="60"/>
+        <w:jc w:val="center"/>
+      </w:pPr>
+      <w:r>
+        <w:rPr>
+          <w:b/>
+          <w:bCs/>
+          <w:color w:val="245EA8"/>
+          <w:sz w:val="28"/>
+          <w:szCs w:val="28"/>
+        </w:rPr>
+        <w:t xml:space="preserve">รูปที่ 5-2  </w:t>
+      </w:r>
+      <w:r>
+        <w:rPr>
+          <w:i/>
+          <w:iCs/>
+          <w:color w:val="6C7888"/>
+          <w:sz w:val="28"/>
+          <w:szCs w:val="28"/>
+        </w:rPr>
+        <w:t xml:space="preserve">การ์ดงานของคุณขณะกำลังดำเนินการ (Forensics / RCA): ช่องเลขที่รายงานที่ส่ง หมายเหตุ และปุ่มส่งงาน · เสร็จสิ้น / บันทึกไว้ก่อน</w:t>
       </w:r>
     </w:p>
     <w:tbl>
@@ -1646,23 +2694,24 @@
                 <w:sz w:val="32"/>
                 <w:szCs w:val="32"/>
               </w:rPr>
-              <w:t xml:space="preserve">สถานะของคำขอมี 3 ระดับ: </w:t>
-            </w:r>
-            <w:r>
-              <w:rPr>
-                <w:b/>
-                <w:bCs/>
-                <w:sz w:val="32"/>
-                <w:szCs w:val="32"/>
-              </w:rPr>
-              <w:t xml:space="preserve">เปิด</w:t>
-            </w:r>
-            <w:r>
-              <w:rPr>
-                <w:sz w:val="32"/>
-                <w:szCs w:val="32"/>
-              </w:rPr>
-              <w:t xml:space="preserve"> → </w:t>
+              <w:t xml:space="preserve">ยังไม่พร้อมส่ง? กด </w:t>
+            </w:r>
+            <w:r>
+              <w:rPr>
+                <w:b/>
+                <w:bCs/>
+                <w:color w:val="1F2D3D"/>
+                <w:sz w:val="32"/>
+                <w:szCs w:val="32"/>
+              </w:rPr>
+              <w:t xml:space="preserve">บันทึกไว้ก่อน (ยังไม่ส่งงาน)</w:t>
+            </w:r>
+            <w:r>
+              <w:rPr>
+                <w:sz w:val="32"/>
+                <w:szCs w:val="32"/>
+              </w:rPr>
+              <w:t xml:space="preserve"> เพื่อเก็บเลขที่รายงานและหมายเหตุไว้ คำขอยังอยู่ที่ </w:t>
             </w:r>
             <w:r>
               <w:rPr>
@@ -1678,28 +2727,17 @@
                 <w:sz w:val="32"/>
                 <w:szCs w:val="32"/>
               </w:rPr>
-              <w:t xml:space="preserve"> → </w:t>
-            </w:r>
-            <w:r>
-              <w:rPr>
-                <w:b/>
-                <w:bCs/>
-                <w:sz w:val="32"/>
-                <w:szCs w:val="32"/>
-              </w:rPr>
-              <w:t xml:space="preserve">เสร็จสิ้น</w:t>
-            </w:r>
-            <w:r>
-              <w:rPr>
-                <w:sz w:val="32"/>
-                <w:szCs w:val="32"/>
-              </w:rPr>
-              <w:t xml:space="preserve"> แนบไฟล์ผลเพื่อให้ทีม SOC ใช้อ้างอิงประกอบการปิดงาน</w:t>
+              <w:t xml:space="preserve"> และกลับมาแก้แล้วส่งภายหลังได้ ปุ่มนี้บันทึกได้แม้ช่องเลขที่รายงานยังว่าง</w:t>
             </w:r>
           </w:p>
         </w:tc>
       </w:tr>
     </w:tbl>
+    <w:p>
+      <w:pPr>
+        <w:spacing w:after="80"/>
+      </w:pPr>
+    </w:p>
     <w:tbl>
       <w:tblPr>
         <w:tblW w:type="dxa" w:w="9600"/>
@@ -1744,6 +2782,72 @@
           </w:p>
           <w:p>
             <w:pPr>
+              <w:spacing w:after="60"/>
+            </w:pPr>
+            <w:r>
+              <w:rPr>
+                <w:sz w:val="32"/>
+                <w:szCs w:val="32"/>
+              </w:rPr>
+              <w:t xml:space="preserve">ส่งงานโดยไม่มีเลขที่รายงานไม่ได้ — เบราว์เซอร์จะเตือนที่ช่อง </w:t>
+            </w:r>
+            <w:r>
+              <w:rPr>
+                <w:b/>
+                <w:bCs/>
+                <w:color w:val="1F2D3D"/>
+                <w:sz w:val="32"/>
+                <w:szCs w:val="32"/>
+              </w:rPr>
+              <w:t xml:space="preserve">เลขที่รายงานที่ส่ง</w:t>
+            </w:r>
+            <w:r>
+              <w:rPr>
+                <w:sz w:val="32"/>
+                <w:szCs w:val="32"/>
+              </w:rPr>
+              <w:t xml:space="preserve"> ก่อนส่ง และระบบจะปฏิเสธด้วยข้อความ </w:t>
+            </w:r>
+            <w:r>
+              <w:rPr>
+                <w:b/>
+                <w:bCs/>
+                <w:sz w:val="32"/>
+                <w:szCs w:val="32"/>
+              </w:rPr>
+              <w:t xml:space="preserve">“กรุณาระบุเลขที่รายงานที่ส่งแล้ว ก่อนปิดงานเป็น "เสร็จสิ้น"”</w:t>
+            </w:r>
+          </w:p>
+          <w:p>
+            <w:pPr>
+              <w:spacing w:after="60"/>
+            </w:pPr>
+            <w:r>
+              <w:rPr>
+                <w:sz w:val="32"/>
+                <w:szCs w:val="32"/>
+              </w:rPr>
+              <w:t xml:space="preserve">การ์ดนี้</w:t>
+            </w:r>
+            <w:r>
+              <w:rPr>
+                <w:b/>
+                <w:bCs/>
+                <w:sz w:val="32"/>
+                <w:szCs w:val="32"/>
+              </w:rPr>
+              <w:t xml:space="preserve">ไม่มีช่องแนบไฟล์</w:t>
+            </w:r>
+            <w:r>
+              <w:rPr>
+                <w:sz w:val="32"/>
+                <w:szCs w:val="32"/>
+              </w:rPr>
+              <w:t xml:space="preserve"> — ระบบไม่เก็บสำเนารายงาน ให้ส่งเอกสารฉบับจริงแก่ผู้จัดการ SOC</w:t>
+            </w:r>
+          </w:p>
+          <w:p>
+            <w:pPr>
               <w:spacing w:after="0"/>
             </w:pPr>
             <w:r>
@@ -1751,39 +2855,7 @@
                 <w:sz w:val="32"/>
                 <w:szCs w:val="32"/>
               </w:rPr>
-              <w:t xml:space="preserve">ขั้นตอนข้างต้นใช้กับคำขอทั่วไป — คำขอประเภท </w:t>
-            </w:r>
-            <w:r>
-              <w:rPr>
-                <w:b/>
-                <w:bCs/>
-                <w:sz w:val="32"/>
-                <w:szCs w:val="32"/>
-              </w:rPr>
-              <w:t xml:space="preserve">Forensics / RCA</w:t>
-            </w:r>
-            <w:r>
-              <w:rPr>
-                <w:sz w:val="32"/>
-                <w:szCs w:val="32"/>
-              </w:rPr>
-              <w:t xml:space="preserve"> ซึ่งเป็นงานหลักของคุณ </w:t>
-            </w:r>
-            <w:r>
-              <w:rPr>
-                <w:b/>
-                <w:bCs/>
-                <w:sz w:val="32"/>
-                <w:szCs w:val="32"/>
-              </w:rPr>
-              <w:t xml:space="preserve">ไม่ใช้แบบฟอร์มนี้</w:t>
-            </w:r>
-            <w:r>
-              <w:rPr>
-                <w:sz w:val="32"/>
-                <w:szCs w:val="32"/>
-              </w:rPr>
-              <w:t xml:space="preserve"> แต่มีพื้นที่ทำงานเฉพาะ ดูหัวข้อถัดไป</w:t>
+              <w:t xml:space="preserve">เมื่อส่งงานแล้วคำขอจะแก้ไขไม่ได้อีก ตรวจเลขที่รายงานให้ถูกต้องก่อนกดยืนยัน</w:t>
             </w:r>
           </w:p>
         </w:tc>
@@ -1791,476 +2863,8 @@
     </w:tbl>
     <w:p>
       <w:pPr>
-        <w:pStyle w:val="Heading1"/>
-      </w:pPr>
-      <w:r>
-        <w:t xml:space="preserve">6. RCA Workspace — พื้นที่ทำงานจัดทำรายงาน RCA</w:t>
-      </w:r>
-    </w:p>
-    <w:p>
-      <w:pPr>
-        <w:spacing w:after="120"/>
-      </w:pPr>
-      <w:r>
-        <w:rPr>
-          <w:sz w:val="32"/>
-          <w:szCs w:val="32"/>
-        </w:rPr>
-        <w:t xml:space="preserve">คำขอประเภท </w:t>
-      </w:r>
-      <w:r>
-        <w:rPr>
-          <w:b/>
-          <w:bCs/>
-          <w:sz w:val="32"/>
-          <w:szCs w:val="32"/>
-        </w:rPr>
-        <w:t xml:space="preserve">Forensics / RCA</w:t>
-      </w:r>
-      <w:r>
-        <w:rPr>
-          <w:sz w:val="32"/>
-          <w:szCs w:val="32"/>
-        </w:rPr>
-        <w:t xml:space="preserve"> ไม่ได้ใช้แบบฟอร์มอัปเดตในข้อก่อนหน้า แต่มีพื้นที่ทำงานเฉพาะของตัวเอง เรียกว่า </w:t>
-      </w:r>
-      <w:r>
-        <w:rPr>
-          <w:b/>
-          <w:bCs/>
-          <w:sz w:val="32"/>
-          <w:szCs w:val="32"/>
-        </w:rPr>
-        <w:t xml:space="preserve">RCA Workspace</w:t>
-      </w:r>
-      <w:r>
-        <w:rPr>
-          <w:sz w:val="32"/>
-          <w:szCs w:val="32"/>
-        </w:rPr>
-        <w:t xml:space="preserve"> ซึ่งเก็บข้อมูลรายงานเป็นหัวข้อ ๆ แล้วสร้างเป็นไฟล์ Word ให้คุณนำไปเรียบเรียงต่อ</w:t>
-      </w:r>
-    </w:p>
-    <w:p>
-      <w:pPr>
-        <w:pStyle w:val="Heading2"/>
-      </w:pPr>
-      <w:r>
-        <w:t xml:space="preserve">เข้าสู่ workspace และเริ่มงาน</w:t>
-      </w:r>
-    </w:p>
-    <w:p>
-      <w:pPr>
-        <w:spacing w:after="120"/>
-      </w:pPr>
-      <w:r>
-        <w:rPr>
-          <w:sz w:val="32"/>
-          <w:szCs w:val="32"/>
-        </w:rPr>
-        <w:t xml:space="preserve">เข้าได้ 3 ทาง ทุกทางไปที่หน้าเดียวกัน:</w:t>
-      </w:r>
-    </w:p>
-    <w:p>
-      <w:pPr>
-        <w:pStyle w:val="ListParagraph"/>
-        <w:numPr>
-          <w:ilvl w:val="0"/>
-          <w:numId w:val="3"/>
-        </w:numPr>
-        <w:spacing w:after="60"/>
-      </w:pPr>
-      <w:r>
-        <w:rPr>
-          <w:sz w:val="32"/>
-          <w:szCs w:val="32"/>
-        </w:rPr>
-        <w:t xml:space="preserve">หน้ารายละเอียดตั๋ว หัวข้อ </w:t>
-      </w:r>
-      <w:r>
-        <w:rPr>
-          <w:b/>
-          <w:bCs/>
-          <w:color w:val="1F2D3D"/>
-          <w:sz w:val="32"/>
-          <w:szCs w:val="32"/>
-        </w:rPr>
-        <w:t xml:space="preserve">คำขอทีมตอบสนอง</w:t>
-      </w:r>
-      <w:r>
-        <w:rPr>
-          <w:sz w:val="32"/>
-          <w:szCs w:val="32"/>
-        </w:rPr>
-        <w:t xml:space="preserve"> — ปุ่ม </w:t>
-      </w:r>
-      <w:r>
-        <w:rPr>
-          <w:b/>
-          <w:bCs/>
-          <w:color w:val="1F2D3D"/>
-          <w:sz w:val="32"/>
-          <w:szCs w:val="32"/>
-        </w:rPr>
-        <w:t xml:space="preserve">เริ่มจัดทำ RCA</w:t>
-      </w:r>
-      <w:r>
-        <w:rPr>
-          <w:sz w:val="32"/>
-          <w:szCs w:val="32"/>
-        </w:rPr>
-        <w:t xml:space="preserve"> (เมื่อยังไม่เริ่ม) หรือ </w:t>
-      </w:r>
-      <w:r>
-        <w:rPr>
-          <w:b/>
-          <w:bCs/>
-          <w:color w:val="1F2D3D"/>
-          <w:sz w:val="32"/>
-          <w:szCs w:val="32"/>
-        </w:rPr>
-        <w:t xml:space="preserve">เปิด RCA Workspace</w:t>
-      </w:r>
-      <w:r>
-        <w:rPr>
-          <w:sz w:val="32"/>
-          <w:szCs w:val="32"/>
-        </w:rPr>
-        <w:t xml:space="preserve"> (เมื่อเริ่มแล้ว)</w:t>
-      </w:r>
-    </w:p>
-    <w:p>
-      <w:pPr>
-        <w:pStyle w:val="ListParagraph"/>
-        <w:numPr>
-          <w:ilvl w:val="0"/>
-          <w:numId w:val="3"/>
-        </w:numPr>
-        <w:spacing w:after="60"/>
-      </w:pPr>
-      <w:r>
-        <w:rPr>
-          <w:sz w:val="32"/>
-          <w:szCs w:val="32"/>
-        </w:rPr>
-        <w:t xml:space="preserve">เมนู </w:t>
-      </w:r>
-      <w:r>
-        <w:rPr>
-          <w:b/>
-          <w:bCs/>
-          <w:color w:val="245EA8"/>
-          <w:sz w:val="32"/>
-          <w:szCs w:val="32"/>
-        </w:rPr>
-        <w:t xml:space="preserve">คิวงานต่างๆ › คำขอตอบสนองเหตุการณ์</w:t>
-      </w:r>
-      <w:r>
-        <w:rPr>
-          <w:sz w:val="32"/>
-          <w:szCs w:val="32"/>
-        </w:rPr>
-        <w:t xml:space="preserve"> — ปุ่ม </w:t>
-      </w:r>
-      <w:r>
-        <w:rPr>
-          <w:b/>
-          <w:bCs/>
-          <w:color w:val="1F2D3D"/>
-          <w:sz w:val="32"/>
-          <w:szCs w:val="32"/>
-        </w:rPr>
-        <w:t xml:space="preserve">เปิด RCA</w:t>
-      </w:r>
-      <w:r>
-        <w:rPr>
-          <w:sz w:val="32"/>
-          <w:szCs w:val="32"/>
-        </w:rPr>
-        <w:t xml:space="preserve"> ที่แถวของคำขอ</w:t>
-      </w:r>
-    </w:p>
-    <w:p>
-      <w:pPr>
-        <w:pStyle w:val="ListParagraph"/>
-        <w:numPr>
-          <w:ilvl w:val="0"/>
-          <w:numId w:val="3"/>
-        </w:numPr>
-        <w:spacing w:after="60"/>
-      </w:pPr>
-      <w:r>
-        <w:rPr>
-          <w:sz w:val="32"/>
-          <w:szCs w:val="32"/>
-        </w:rPr>
-        <w:t xml:space="preserve">ลิงก์ในอีเมลแจ้งคำขอ — คำขอ RCA จะลิงก์มาที่ workspace โดยตรง ไม่ใช่หน้าตั๋ว</w:t>
-      </w:r>
-    </w:p>
-    <w:p>
-      <w:pPr>
-        <w:spacing w:after="120"/>
-      </w:pPr>
-      <w:r>
-        <w:rPr>
-          <w:sz w:val="32"/>
-          <w:szCs w:val="32"/>
-        </w:rPr>
-        <w:t xml:space="preserve">เมื่อเปิดครั้งแรก คุณจะเห็น </w:t>
-      </w:r>
-      <w:r>
-        <w:rPr>
-          <w:b/>
-          <w:bCs/>
-          <w:sz w:val="32"/>
-          <w:szCs w:val="32"/>
-        </w:rPr>
-        <w:t xml:space="preserve">เฉพาะข้อมูลของตั๋วแบบอ่านอย่างเดียว</w:t>
-      </w:r>
-      <w:r>
-        <w:rPr>
-          <w:sz w:val="32"/>
-          <w:szCs w:val="32"/>
-        </w:rPr>
-        <w:t xml:space="preserve"> ในการ์ดที่พับไว้ชื่อ </w:t>
-      </w:r>
-      <w:r>
-        <w:rPr>
-          <w:b/>
-          <w:bCs/>
-          <w:color w:val="1F2D3D"/>
-          <w:sz w:val="32"/>
-          <w:szCs w:val="32"/>
-        </w:rPr>
-        <w:t xml:space="preserve">ข้อมูลเคส (Ticket #…)</w:t>
-      </w:r>
-      <w:r>
-        <w:rPr>
-          <w:sz w:val="32"/>
-          <w:szCs w:val="32"/>
-        </w:rPr>
-        <w:t xml:space="preserve"> — กางออกเพื่ออ่านชื่อเหตุการณ์ ความรุนแรง เวลาที่เกิด/ตรวจพบ IOC ในตั๋ว Alert ที่เชื่อมโยง และหลักฐานที่แนบไว้ ก่อนตัดสินใจเริ่มงาน</w:t>
-      </w:r>
-    </w:p>
-    <w:p>
-      <w:pPr>
-        <w:pStyle w:val="ListParagraph"/>
-        <w:numPr>
-          <w:ilvl w:val="0"/>
-          <w:numId w:val="5"/>
-        </w:numPr>
         <w:spacing w:after="80"/>
       </w:pPr>
-      <w:r>
-        <w:rPr>
-          <w:sz w:val="32"/>
-          <w:szCs w:val="32"/>
-        </w:rPr>
-        <w:t xml:space="preserve">อ่านการ์ด </w:t>
-      </w:r>
-      <w:r>
-        <w:rPr>
-          <w:b/>
-          <w:bCs/>
-          <w:color w:val="1F2D3D"/>
-          <w:sz w:val="32"/>
-          <w:szCs w:val="32"/>
-        </w:rPr>
-        <w:t xml:space="preserve">ข้อมูลเคส</w:t>
-      </w:r>
-      <w:r>
-        <w:rPr>
-          <w:sz w:val="32"/>
-          <w:szCs w:val="32"/>
-        </w:rPr>
-        <w:t xml:space="preserve"> ให้ครบ (มีลิงก์ </w:t>
-      </w:r>
-      <w:r>
-        <w:rPr>
-          <w:b/>
-          <w:bCs/>
-          <w:color w:val="1F2D3D"/>
-          <w:sz w:val="32"/>
-          <w:szCs w:val="32"/>
-        </w:rPr>
-        <w:t xml:space="preserve">เปิด Ticket แบบเต็ม</w:t>
-      </w:r>
-      <w:r>
-        <w:rPr>
-          <w:sz w:val="32"/>
-          <w:szCs w:val="32"/>
-        </w:rPr>
-        <w:t xml:space="preserve"> หากต้องการดูทั้งหน้า)</w:t>
-      </w:r>
-    </w:p>
-    <w:p>
-      <w:pPr>
-        <w:pStyle w:val="ListParagraph"/>
-        <w:numPr>
-          <w:ilvl w:val="0"/>
-          <w:numId w:val="5"/>
-        </w:numPr>
-        <w:spacing w:after="80"/>
-      </w:pPr>
-      <w:r>
-        <w:rPr>
-          <w:sz w:val="32"/>
-          <w:szCs w:val="32"/>
-        </w:rPr>
-        <w:t xml:space="preserve">กด </w:t>
-      </w:r>
-      <w:r>
-        <w:rPr>
-          <w:b/>
-          <w:bCs/>
-          <w:color w:val="1F2D3D"/>
-          <w:sz w:val="32"/>
-          <w:szCs w:val="32"/>
-        </w:rPr>
-        <w:t xml:space="preserve">เริ่มจัดทำ RCA</w:t>
-      </w:r>
-      <w:r>
-        <w:rPr>
-          <w:sz w:val="32"/>
-          <w:szCs w:val="32"/>
-        </w:rPr>
-        <w:t xml:space="preserve"> ในการ์ด </w:t>
-      </w:r>
-      <w:r>
-        <w:rPr>
-          <w:b/>
-          <w:bCs/>
-          <w:color w:val="1F2D3D"/>
-          <w:sz w:val="32"/>
-          <w:szCs w:val="32"/>
-        </w:rPr>
-        <w:t xml:space="preserve">เริ่มจัดทำรายงาน RCA</w:t>
-      </w:r>
-      <w:r>
-        <w:rPr>
-          <w:sz w:val="32"/>
-          <w:szCs w:val="32"/>
-        </w:rPr>
-        <w:t xml:space="preserve"> ระบบจะสร้างรายงาน ดึงข้อมูลเบื้องต้นจากตั๋วมาเติมให้ และเปลี่ยนสถานะคำขอเป็น </w:t>
-      </w:r>
-      <w:r>
-        <w:rPr>
-          <w:b/>
-          <w:bCs/>
-          <w:color w:val="1F2D3D"/>
-          <w:sz w:val="32"/>
-          <w:szCs w:val="32"/>
-        </w:rPr>
-        <w:t xml:space="preserve">กำลังดำเนินการ</w:t>
-      </w:r>
-      <w:r>
-        <w:rPr>
-          <w:sz w:val="32"/>
-          <w:szCs w:val="32"/>
-        </w:rPr>
-        <w:t xml:space="preserve"> โดยอัตโนมัติ</w:t>
-      </w:r>
-    </w:p>
-    <w:tbl>
-      <w:tblPr>
-        <w:tblW w:type="dxa" w:w="9600"/>
-        <w:tblBorders>
-          <w:top w:val="dashed" w:color="9DB4D4" w:sz="6"/>
-          <w:left w:val="dashed" w:color="9DB4D4" w:sz="6"/>
-          <w:bottom w:val="dashed" w:color="9DB4D4" w:sz="6"/>
-          <w:right w:val="dashed" w:color="9DB4D4" w:sz="6"/>
-          <w:insideH w:val="single" w:color="auto" w:sz="4"/>
-          <w:insideV w:val="single" w:color="auto" w:sz="4"/>
-        </w:tblBorders>
-      </w:tblPr>
-      <w:tblGrid>
-        <w:gridCol w:w="9600"/>
-      </w:tblGrid>
-      <w:tr>
-        <w:tc>
-          <w:tcPr>
-            <w:tcW w:type="dxa" w:w="9600"/>
-            <w:shd w:fill="F7F8FA" w:color="auto" w:val="clear"/>
-            <w:tcMar>
-              <w:top w:type="dxa" w:w="520"/>
-              <w:left w:type="dxa" w:w="200"/>
-              <w:bottom w:type="dxa" w:w="520"/>
-              <w:right w:type="dxa" w:w="200"/>
-            </w:tcMar>
-            <w:vAlign w:val="center"/>
-          </w:tcPr>
-          <w:p>
-            <w:pPr>
-              <w:spacing w:after="40"/>
-              <w:jc w:val="center"/>
-            </w:pPr>
-            <w:r>
-              <w:rPr>
-                <w:b/>
-                <w:bCs/>
-                <w:color w:val="6C7888"/>
-                <w:sz w:val="30"/>
-                <w:szCs w:val="30"/>
-              </w:rPr>
-              <w:t xml:space="preserve">[ ตำแหน่งภาพหน้าจอ ]</w:t>
-            </w:r>
-          </w:p>
-          <w:p>
-            <w:pPr>
-              <w:spacing w:after="40"/>
-              <w:jc w:val="center"/>
-            </w:pPr>
-            <w:r>
-              <w:rPr>
-                <w:color w:val="1F2D3D"/>
-                <w:sz w:val="32"/>
-                <w:szCs w:val="32"/>
-              </w:rPr>
-              <w:t xml:space="preserve">การ์ดข้อมูลเคสแบบอ่านอย่างเดียว และการ์ดเริ่มจัดทำรายงาน RCA</w:t>
-            </w:r>
-          </w:p>
-          <w:p>
-            <w:pPr>
-              <w:jc w:val="center"/>
-            </w:pPr>
-            <w:r>
-              <w:rPr>
-                <w:rFonts w:ascii="Consolas" w:cs="Consolas" w:eastAsia="Consolas" w:hAnsi="Consolas"/>
-                <w:color w:val="9AA6B4"/>
-                <w:sz w:val="24"/>
-                <w:szCs w:val="24"/>
-              </w:rPr>
-              <w:t xml:space="preserve">SHOT: FOR-rca-start</w:t>
-            </w:r>
-          </w:p>
-        </w:tc>
-      </w:tr>
-    </w:tbl>
-    <w:p>
-      <w:pPr>
-        <w:spacing w:after="160" w:before="60"/>
-        <w:jc w:val="center"/>
-      </w:pPr>
-      <w:r>
-        <w:rPr>
-          <w:b/>
-          <w:bCs/>
-          <w:color w:val="245EA8"/>
-          <w:sz w:val="28"/>
-          <w:szCs w:val="28"/>
-        </w:rPr>
-        <w:t xml:space="preserve">รูปที่ 6-1  </w:t>
-      </w:r>
-      <w:r>
-        <w:rPr>
-          <w:i/>
-          <w:iCs/>
-          <w:color w:val="6C7888"/>
-          <w:sz w:val="28"/>
-          <w:szCs w:val="28"/>
-        </w:rPr>
-        <w:t xml:space="preserve">การ์ดข้อมูลเคสแบบอ่านอย่างเดียว และการ์ดเริ่มจัดทำรายงาน RCA</w:t>
-      </w:r>
     </w:p>
     <w:tbl>
       <w:tblPr>
@@ -2313,7 +2917,7 @@
                 <w:sz w:val="32"/>
                 <w:szCs w:val="32"/>
               </w:rPr>
-              <w:t xml:space="preserve">การเปิดหน้า workspace เฉย ๆ ยังไม่สร้างรายงานและไม่เปลี่ยนสถานะคำขอ — ระบบเริ่มนับว่าคุณลงมือเมื่อกดปุ่มเริ่มจัดทำเท่านั้น</w:t>
+              <w:t xml:space="preserve">หลังส่งงาน การ์ดเปลี่ยนเป็น “ส่งงานแล้ว — ผู้จัดการ SOC ได้รับแจ้งทางอีเมล” พร้อมเลขที่รายงาน เลขนี้แสดงในรายการคำขอทีมตอบสนองและในคอลัมน์ เลขที่รายงาน ของหน้างานตอบสนองด้วย ทุกการเปลี่ยนเลขถูกบันทึกในประวัติของตั๋ว</w:t>
             </w:r>
           </w:p>
         </w:tc>
@@ -2321,2457 +2925,10 @@
     </w:tbl>
     <w:p>
       <w:pPr>
-        <w:pStyle w:val="Heading2"/>
-      </w:pPr>
-      <w:r>
-        <w:t xml:space="preserve">แถบขั้นตอนทั้งสี่</w:t>
-      </w:r>
-    </w:p>
-    <w:p>
-      <w:pPr>
-        <w:spacing w:after="120"/>
-      </w:pPr>
-      <w:r>
-        <w:rPr>
-          <w:sz w:val="32"/>
-          <w:szCs w:val="32"/>
-        </w:rPr>
-        <w:t xml:space="preserve">ด้านบนของหน้ามีแถบบอกว่าคุณอยู่ขั้นใด: </w:t>
-      </w:r>
-      <w:r>
-        <w:rPr>
-          <w:b/>
-          <w:bCs/>
-          <w:sz w:val="32"/>
-          <w:szCs w:val="32"/>
-        </w:rPr>
-        <w:t xml:space="preserve">1 เริ่มงาน</w:t>
-      </w:r>
-      <w:r>
-        <w:rPr>
-          <w:sz w:val="32"/>
-          <w:szCs w:val="32"/>
-        </w:rPr>
-        <w:t xml:space="preserve"> → </w:t>
-      </w:r>
-      <w:r>
-        <w:rPr>
-          <w:b/>
-          <w:bCs/>
-          <w:sz w:val="32"/>
-          <w:szCs w:val="32"/>
-        </w:rPr>
-        <w:t xml:space="preserve">2 จัดทำข้อมูล</w:t>
-      </w:r>
-      <w:r>
-        <w:rPr>
-          <w:sz w:val="32"/>
-          <w:szCs w:val="32"/>
-        </w:rPr>
-        <w:t xml:space="preserve"> → </w:t>
-      </w:r>
-      <w:r>
-        <w:rPr>
-          <w:b/>
-          <w:bCs/>
-          <w:sz w:val="32"/>
-          <w:szCs w:val="32"/>
-        </w:rPr>
-        <w:t xml:space="preserve">3 ฉบับร่าง</w:t>
-      </w:r>
-      <w:r>
-        <w:rPr>
-          <w:sz w:val="32"/>
-          <w:szCs w:val="32"/>
-        </w:rPr>
-        <w:t xml:space="preserve"> → </w:t>
-      </w:r>
-      <w:r>
-        <w:rPr>
-          <w:b/>
-          <w:bCs/>
-          <w:sz w:val="32"/>
-          <w:szCs w:val="32"/>
-        </w:rPr>
-        <w:t xml:space="preserve">4 ส่งมอบ</w:t>
-      </w:r>
-      <w:r>
-        <w:rPr>
-          <w:sz w:val="32"/>
-          <w:szCs w:val="32"/>
-        </w:rPr>
-        <w:t xml:space="preserve"> และป้ายบอกสิทธิ์ </w:t>
-      </w:r>
-      <w:r>
-        <w:rPr>
-          <w:b/>
-          <w:bCs/>
-          <w:color w:val="1F2D3D"/>
-          <w:sz w:val="32"/>
-          <w:szCs w:val="32"/>
-        </w:rPr>
-        <w:t xml:space="preserve">แก้ไขได้</w:t>
-      </w:r>
-      <w:r>
-        <w:rPr>
-          <w:sz w:val="32"/>
-          <w:szCs w:val="32"/>
-        </w:rPr>
-        <w:t xml:space="preserve"> หรือ </w:t>
-      </w:r>
-      <w:r>
-        <w:rPr>
-          <w:b/>
-          <w:bCs/>
-          <w:color w:val="1F2D3D"/>
-          <w:sz w:val="32"/>
-          <w:szCs w:val="32"/>
-        </w:rPr>
-        <w:t xml:space="preserve">อ่านอย่างเดียว</w:t>
-      </w:r>
-    </w:p>
-    <w:tbl>
-      <w:tblPr>
-        <w:tblW w:type="dxa" w:w="9600"/>
-        <w:tblBorders>
-          <w:top w:val="dashed" w:color="9DB4D4" w:sz="6"/>
-          <w:left w:val="dashed" w:color="9DB4D4" w:sz="6"/>
-          <w:bottom w:val="dashed" w:color="9DB4D4" w:sz="6"/>
-          <w:right w:val="dashed" w:color="9DB4D4" w:sz="6"/>
-          <w:insideH w:val="single" w:color="auto" w:sz="4"/>
-          <w:insideV w:val="single" w:color="auto" w:sz="4"/>
-        </w:tblBorders>
-      </w:tblPr>
-      <w:tblGrid>
-        <w:gridCol w:w="9600"/>
-      </w:tblGrid>
-      <w:tr>
-        <w:tc>
-          <w:tcPr>
-            <w:tcW w:type="dxa" w:w="9600"/>
-            <w:shd w:fill="F7F8FA" w:color="auto" w:val="clear"/>
-            <w:tcMar>
-              <w:top w:type="dxa" w:w="520"/>
-              <w:left w:type="dxa" w:w="200"/>
-              <w:bottom w:type="dxa" w:w="520"/>
-              <w:right w:type="dxa" w:w="200"/>
-            </w:tcMar>
-            <w:vAlign w:val="center"/>
-          </w:tcPr>
-          <w:p>
-            <w:pPr>
-              <w:spacing w:after="40"/>
-              <w:jc w:val="center"/>
-            </w:pPr>
-            <w:r>
-              <w:rPr>
-                <w:b/>
-                <w:bCs/>
-                <w:color w:val="6C7888"/>
-                <w:sz w:val="30"/>
-                <w:szCs w:val="30"/>
-              </w:rPr>
-              <w:t xml:space="preserve">[ ตำแหน่งภาพหน้าจอ ]</w:t>
-            </w:r>
-          </w:p>
-          <w:p>
-            <w:pPr>
-              <w:spacing w:after="40"/>
-              <w:jc w:val="center"/>
-            </w:pPr>
-            <w:r>
-              <w:rPr>
-                <w:color w:val="1F2D3D"/>
-                <w:sz w:val="32"/>
-                <w:szCs w:val="32"/>
-              </w:rPr>
-              <w:t xml:space="preserve">แถบขั้นตอน 4 ขั้นและป้ายสิทธิ์บนหัวหน้า RCA Workspace</w:t>
-            </w:r>
-          </w:p>
-          <w:p>
-            <w:pPr>
-              <w:jc w:val="center"/>
-            </w:pPr>
-            <w:r>
-              <w:rPr>
-                <w:rFonts w:ascii="Consolas" w:cs="Consolas" w:eastAsia="Consolas" w:hAnsi="Consolas"/>
-                <w:color w:val="9AA6B4"/>
-                <w:sz w:val="24"/>
-                <w:szCs w:val="24"/>
-              </w:rPr>
-              <w:t xml:space="preserve">SHOT: FOR-rca-stepper</w:t>
-            </w:r>
-          </w:p>
-        </w:tc>
-      </w:tr>
-    </w:tbl>
-    <w:p>
-      <w:pPr>
-        <w:spacing w:after="160" w:before="60"/>
-        <w:jc w:val="center"/>
-      </w:pPr>
-      <w:r>
-        <w:rPr>
-          <w:b/>
-          <w:bCs/>
-          <w:color w:val="245EA8"/>
-          <w:sz w:val="28"/>
-          <w:szCs w:val="28"/>
-        </w:rPr>
-        <w:t xml:space="preserve">รูปที่ 6-2  </w:t>
-      </w:r>
-      <w:r>
-        <w:rPr>
-          <w:i/>
-          <w:iCs/>
-          <w:color w:val="6C7888"/>
-          <w:sz w:val="28"/>
-          <w:szCs w:val="28"/>
-        </w:rPr>
-        <w:t xml:space="preserve">แถบขั้นตอน 4 ขั้นและป้ายสิทธิ์บนหัวหน้า RCA Workspace</w:t>
-      </w:r>
-    </w:p>
-    <w:p>
-      <w:pPr>
-        <w:pStyle w:val="Heading2"/>
-      </w:pPr>
-      <w:r>
-        <w:t xml:space="preserve">กรอกทีละหัวข้อ</w:t>
-      </w:r>
-    </w:p>
-    <w:p>
-      <w:pPr>
-        <w:spacing w:after="120"/>
-      </w:pPr>
-      <w:r>
-        <w:rPr>
-          <w:sz w:val="32"/>
-          <w:szCs w:val="32"/>
-        </w:rPr>
-        <w:t xml:space="preserve">เมนูด้านซ้ายแบ่งรายงานเป็นหัวข้อตามแบบฟอร์มรายงาน เลือกทีละหัวข้อแล้วกรอก:</w:t>
-      </w:r>
-    </w:p>
-    <w:tbl>
-      <w:tblPr>
-        <w:tblW w:type="dxa" w:w="9600"/>
-        <w:tblBorders>
-          <w:top w:val="single" w:color="E1E6ED" w:sz="2"/>
-          <w:left w:val="single" w:color="E1E6ED" w:sz="2"/>
-          <w:bottom w:val="single" w:color="E1E6ED" w:sz="2"/>
-          <w:right w:val="single" w:color="E1E6ED" w:sz="2"/>
-          <w:insideH w:val="single" w:color="E1E6ED" w:sz="2"/>
-          <w:insideV w:val="single" w:color="E1E6ED" w:sz="2"/>
-        </w:tblBorders>
-      </w:tblPr>
-      <w:tblGrid>
-        <w:gridCol w:w="3200"/>
-        <w:gridCol w:w="6400"/>
-      </w:tblGrid>
-      <w:tr>
-        <w:trPr>
-          <w:cantSplit/>
-          <w:tblHeader/>
-        </w:trPr>
-        <w:tc>
-          <w:tcPr>
-            <w:tcW w:type="dxa" w:w="3200"/>
-            <w:shd w:fill="1A1A2E" w:color="auto" w:val="clear"/>
-            <w:tcMar>
-              <w:top w:type="dxa" w:w="80"/>
-              <w:left w:type="dxa" w:w="120"/>
-              <w:bottom w:type="dxa" w:w="80"/>
-              <w:right w:type="dxa" w:w="120"/>
-            </w:tcMar>
-          </w:tcPr>
-          <w:p>
-            <w:r>
-              <w:rPr>
-                <w:b/>
-                <w:bCs/>
-                <w:color w:val="FFFFFF"/>
-                <w:sz w:val="28"/>
-                <w:szCs w:val="28"/>
-              </w:rPr>
-              <w:t xml:space="preserve">หัวข้อ</w:t>
-            </w:r>
-          </w:p>
-        </w:tc>
-        <w:tc>
-          <w:tcPr>
-            <w:tcW w:type="dxa" w:w="6400"/>
-            <w:shd w:fill="1A1A2E" w:color="auto" w:val="clear"/>
-            <w:tcMar>
-              <w:top w:type="dxa" w:w="80"/>
-              <w:left w:type="dxa" w:w="120"/>
-              <w:bottom w:type="dxa" w:w="80"/>
-              <w:right w:type="dxa" w:w="120"/>
-            </w:tcMar>
-          </w:tcPr>
-          <w:p>
-            <w:r>
-              <w:rPr>
-                <w:b/>
-                <w:bCs/>
-                <w:color w:val="FFFFFF"/>
-                <w:sz w:val="28"/>
-                <w:szCs w:val="28"/>
-              </w:rPr>
-              <w:t xml:space="preserve">เก็บอะไร</w:t>
-            </w:r>
-          </w:p>
-        </w:tc>
-      </w:tr>
-      <w:tr>
-        <w:trPr>
-          <w:cantSplit/>
-        </w:trPr>
-        <w:tc>
-          <w:tcPr>
-            <w:tcW w:type="dxa" w:w="3200"/>
-            <w:shd w:fill="FFFFFF" w:color="auto" w:val="clear"/>
-            <w:tcMar>
-              <w:top w:type="dxa" w:w="70"/>
-              <w:left w:type="dxa" w:w="120"/>
-              <w:bottom w:type="dxa" w:w="70"/>
-              <w:right w:type="dxa" w:w="120"/>
-            </w:tcMar>
-          </w:tcPr>
-          <w:p>
-            <w:pPr>
-              <w:spacing w:after="0"/>
-            </w:pPr>
-            <w:r>
-              <w:rPr>
-                <w:sz w:val="28"/>
-                <w:szCs w:val="28"/>
-              </w:rPr>
-              <w:t xml:space="preserve">ข้อมูลทั่วไป</w:t>
-            </w:r>
-          </w:p>
-        </w:tc>
-        <w:tc>
-          <w:tcPr>
-            <w:tcW w:type="dxa" w:w="6400"/>
-            <w:shd w:fill="FFFFFF" w:color="auto" w:val="clear"/>
-            <w:tcMar>
-              <w:top w:type="dxa" w:w="70"/>
-              <w:left w:type="dxa" w:w="120"/>
-              <w:bottom w:type="dxa" w:w="70"/>
-              <w:right w:type="dxa" w:w="120"/>
-            </w:tcMar>
-          </w:tcPr>
-          <w:p>
-            <w:pPr>
-              <w:spacing w:after="0"/>
-            </w:pPr>
-            <w:r>
-              <w:rPr>
-                <w:sz w:val="28"/>
-                <w:szCs w:val="28"/>
-              </w:rPr>
-              <w:t xml:space="preserve">ข้อเท็จจริงของเหตุการณ์ (ดึงจากตั๋วมาให้ก่อน แก้ไขได้)</w:t>
-            </w:r>
-          </w:p>
-        </w:tc>
-      </w:tr>
-      <w:tr>
-        <w:trPr>
-          <w:cantSplit/>
-        </w:trPr>
-        <w:tc>
-          <w:tcPr>
-            <w:tcW w:type="dxa" w:w="3200"/>
-            <w:shd w:fill="F7F8FA" w:color="auto" w:val="clear"/>
-            <w:tcMar>
-              <w:top w:type="dxa" w:w="70"/>
-              <w:left w:type="dxa" w:w="120"/>
-              <w:bottom w:type="dxa" w:w="70"/>
-              <w:right w:type="dxa" w:w="120"/>
-            </w:tcMar>
-          </w:tcPr>
-          <w:p>
-            <w:pPr>
-              <w:spacing w:after="0"/>
-            </w:pPr>
-            <w:r>
-              <w:rPr>
-                <w:sz w:val="28"/>
-                <w:szCs w:val="28"/>
-              </w:rPr>
-              <w:t xml:space="preserve">ทรัพย์สินที่ได้รับผลกระทบ</w:t>
-            </w:r>
-          </w:p>
-        </w:tc>
-        <w:tc>
-          <w:tcPr>
-            <w:tcW w:type="dxa" w:w="6400"/>
-            <w:shd w:fill="F7F8FA" w:color="auto" w:val="clear"/>
-            <w:tcMar>
-              <w:top w:type="dxa" w:w="70"/>
-              <w:left w:type="dxa" w:w="120"/>
-              <w:bottom w:type="dxa" w:w="70"/>
-              <w:right w:type="dxa" w:w="120"/>
-            </w:tcMar>
-          </w:tcPr>
-          <w:p>
-            <w:pPr>
-              <w:spacing w:after="0"/>
-            </w:pPr>
-            <w:r>
-              <w:rPr>
-                <w:sz w:val="28"/>
-                <w:szCs w:val="28"/>
-              </w:rPr>
-              <w:t xml:space="preserve">เครื่อง / ระบบที่ถูกกระทบ ทีละรายการ</w:t>
-            </w:r>
-          </w:p>
-        </w:tc>
-      </w:tr>
-      <w:tr>
-        <w:trPr>
-          <w:cantSplit/>
-        </w:trPr>
-        <w:tc>
-          <w:tcPr>
-            <w:tcW w:type="dxa" w:w="3200"/>
-            <w:shd w:fill="FFFFFF" w:color="auto" w:val="clear"/>
-            <w:tcMar>
-              <w:top w:type="dxa" w:w="70"/>
-              <w:left w:type="dxa" w:w="120"/>
-              <w:bottom w:type="dxa" w:w="70"/>
-              <w:right w:type="dxa" w:w="120"/>
-            </w:tcMar>
-          </w:tcPr>
-          <w:p>
-            <w:pPr>
-              <w:spacing w:after="0"/>
-            </w:pPr>
-            <w:r>
-              <w:rPr>
-                <w:sz w:val="28"/>
-                <w:szCs w:val="28"/>
-              </w:rPr>
-              <w:t xml:space="preserve">ลำดับเวลาเหตุการณ์</w:t>
-            </w:r>
-          </w:p>
-        </w:tc>
-        <w:tc>
-          <w:tcPr>
-            <w:tcW w:type="dxa" w:w="6400"/>
-            <w:shd w:fill="FFFFFF" w:color="auto" w:val="clear"/>
-            <w:tcMar>
-              <w:top w:type="dxa" w:w="70"/>
-              <w:left w:type="dxa" w:w="120"/>
-              <w:bottom w:type="dxa" w:w="70"/>
-              <w:right w:type="dxa" w:w="120"/>
-            </w:tcMar>
-          </w:tcPr>
-          <w:p>
-            <w:pPr>
-              <w:spacing w:after="0"/>
-            </w:pPr>
-            <w:r>
-              <w:rPr>
-                <w:sz w:val="28"/>
-                <w:szCs w:val="28"/>
-              </w:rPr>
-              <w:t xml:space="preserve">ไทม์ไลน์หลักฐาน — กรอกเองหรือนำเข้าจากไฟล์ (ดูหัวข้อถัดไป)</w:t>
-            </w:r>
-          </w:p>
-        </w:tc>
-      </w:tr>
-      <w:tr>
-        <w:trPr>
-          <w:cantSplit/>
-        </w:trPr>
-        <w:tc>
-          <w:tcPr>
-            <w:tcW w:type="dxa" w:w="3200"/>
-            <w:shd w:fill="F7F8FA" w:color="auto" w:val="clear"/>
-            <w:tcMar>
-              <w:top w:type="dxa" w:w="70"/>
-              <w:left w:type="dxa" w:w="120"/>
-              <w:bottom w:type="dxa" w:w="70"/>
-              <w:right w:type="dxa" w:w="120"/>
-            </w:tcMar>
-          </w:tcPr>
-          <w:p>
-            <w:pPr>
-              <w:spacing w:after="0"/>
-            </w:pPr>
-            <w:r>
-              <w:rPr>
-                <w:sz w:val="28"/>
-                <w:szCs w:val="28"/>
-              </w:rPr>
-              <w:t xml:space="preserve">Root Cause</w:t>
-            </w:r>
-          </w:p>
-        </w:tc>
-        <w:tc>
-          <w:tcPr>
-            <w:tcW w:type="dxa" w:w="6400"/>
-            <w:shd w:fill="F7F8FA" w:color="auto" w:val="clear"/>
-            <w:tcMar>
-              <w:top w:type="dxa" w:w="70"/>
-              <w:left w:type="dxa" w:w="120"/>
-              <w:bottom w:type="dxa" w:w="70"/>
-              <w:right w:type="dxa" w:w="120"/>
-            </w:tcMar>
-          </w:tcPr>
-          <w:p>
-            <w:pPr>
-              <w:spacing w:after="0"/>
-            </w:pPr>
-            <w:r>
-              <w:rPr>
-                <w:sz w:val="28"/>
-                <w:szCs w:val="28"/>
-              </w:rPr>
-              <w:t xml:space="preserve">สาเหตุที่แท้จริงของเหตุการณ์</w:t>
-            </w:r>
-          </w:p>
-        </w:tc>
-      </w:tr>
-      <w:tr>
-        <w:trPr>
-          <w:cantSplit/>
-        </w:trPr>
-        <w:tc>
-          <w:tcPr>
-            <w:tcW w:type="dxa" w:w="3200"/>
-            <w:shd w:fill="FFFFFF" w:color="auto" w:val="clear"/>
-            <w:tcMar>
-              <w:top w:type="dxa" w:w="70"/>
-              <w:left w:type="dxa" w:w="120"/>
-              <w:bottom w:type="dxa" w:w="70"/>
-              <w:right w:type="dxa" w:w="120"/>
-            </w:tcMar>
-          </w:tcPr>
-          <w:p>
-            <w:pPr>
-              <w:spacing w:after="0"/>
-            </w:pPr>
-            <w:r>
-              <w:rPr>
-                <w:sz w:val="28"/>
-                <w:szCs w:val="28"/>
-              </w:rPr>
-              <w:t xml:space="preserve">IOC</w:t>
-            </w:r>
-          </w:p>
-        </w:tc>
-        <w:tc>
-          <w:tcPr>
-            <w:tcW w:type="dxa" w:w="6400"/>
-            <w:shd w:fill="FFFFFF" w:color="auto" w:val="clear"/>
-            <w:tcMar>
-              <w:top w:type="dxa" w:w="70"/>
-              <w:left w:type="dxa" w:w="120"/>
-              <w:bottom w:type="dxa" w:w="70"/>
-              <w:right w:type="dxa" w:w="120"/>
-            </w:tcMar>
-          </w:tcPr>
-          <w:p>
-            <w:pPr>
-              <w:spacing w:after="0"/>
-            </w:pPr>
-            <w:r>
-              <w:rPr>
-                <w:sz w:val="28"/>
-                <w:szCs w:val="28"/>
-              </w:rPr>
-              <w:t xml:space="preserve">ตัวบ่งชี้ที่พบ — ดึงจากตั๋วได้ และส่งต่อเข้าฐานข้อมูลได้</w:t>
-            </w:r>
-          </w:p>
-        </w:tc>
-      </w:tr>
-      <w:tr>
-        <w:trPr>
-          <w:cantSplit/>
-        </w:trPr>
-        <w:tc>
-          <w:tcPr>
-            <w:tcW w:type="dxa" w:w="3200"/>
-            <w:shd w:fill="F7F8FA" w:color="auto" w:val="clear"/>
-            <w:tcMar>
-              <w:top w:type="dxa" w:w="70"/>
-              <w:left w:type="dxa" w:w="120"/>
-              <w:bottom w:type="dxa" w:w="70"/>
-              <w:right w:type="dxa" w:w="120"/>
-            </w:tcMar>
-          </w:tcPr>
-          <w:p>
-            <w:pPr>
-              <w:spacing w:after="0"/>
-            </w:pPr>
-            <w:r>
-              <w:rPr>
-                <w:sz w:val="28"/>
-                <w:szCs w:val="28"/>
-              </w:rPr>
-              <w:t xml:space="preserve">คำแนะนำ</w:t>
-            </w:r>
-          </w:p>
-        </w:tc>
-        <w:tc>
-          <w:tcPr>
-            <w:tcW w:type="dxa" w:w="6400"/>
-            <w:shd w:fill="F7F8FA" w:color="auto" w:val="clear"/>
-            <w:tcMar>
-              <w:top w:type="dxa" w:w="70"/>
-              <w:left w:type="dxa" w:w="120"/>
-              <w:bottom w:type="dxa" w:w="70"/>
-              <w:right w:type="dxa" w:w="120"/>
-            </w:tcMar>
-          </w:tcPr>
-          <w:p>
-            <w:pPr>
-              <w:spacing w:after="0"/>
-            </w:pPr>
-            <w:r>
-              <w:rPr>
-                <w:sz w:val="28"/>
-                <w:szCs w:val="28"/>
-              </w:rPr>
-              <w:t xml:space="preserve">ข้อเสนอแนะการแก้ไขและป้องกัน</w:t>
-            </w:r>
-          </w:p>
-        </w:tc>
-      </w:tr>
-      <w:tr>
-        <w:trPr>
-          <w:cantSplit/>
-        </w:trPr>
-        <w:tc>
-          <w:tcPr>
-            <w:tcW w:type="dxa" w:w="3200"/>
-            <w:shd w:fill="FFFFFF" w:color="auto" w:val="clear"/>
-            <w:tcMar>
-              <w:top w:type="dxa" w:w="70"/>
-              <w:left w:type="dxa" w:w="120"/>
-              <w:bottom w:type="dxa" w:w="70"/>
-              <w:right w:type="dxa" w:w="120"/>
-            </w:tcMar>
-          </w:tcPr>
-          <w:p>
-            <w:pPr>
-              <w:spacing w:after="0"/>
-            </w:pPr>
-            <w:r>
-              <w:rPr>
-                <w:sz w:val="28"/>
-                <w:szCs w:val="28"/>
-              </w:rPr>
-              <w:t xml:space="preserve">ส่งรายงานและปิดงาน</w:t>
-            </w:r>
-          </w:p>
-        </w:tc>
-        <w:tc>
-          <w:tcPr>
-            <w:tcW w:type="dxa" w:w="6400"/>
-            <w:shd w:fill="FFFFFF" w:color="auto" w:val="clear"/>
-            <w:tcMar>
-              <w:top w:type="dxa" w:w="70"/>
-              <w:left w:type="dxa" w:w="120"/>
-              <w:bottom w:type="dxa" w:w="70"/>
-              <w:right w:type="dxa" w:w="120"/>
-            </w:tcMar>
-          </w:tcPr>
-          <w:p>
-            <w:pPr>
-              <w:spacing w:after="0"/>
-            </w:pPr>
-            <w:r>
-              <w:rPr>
-                <w:sz w:val="28"/>
-                <w:szCs w:val="28"/>
-              </w:rPr>
-              <w:t xml:space="preserve">สรุปผล สร้างฉบับร่าง Word และปิดคำขอ</w:t>
-            </w:r>
-          </w:p>
-        </w:tc>
-      </w:tr>
-    </w:tbl>
-    <w:p>
-      <w:pPr>
-        <w:spacing w:after="140"/>
-      </w:pPr>
-    </w:p>
-    <w:tbl>
-      <w:tblPr>
-        <w:tblW w:type="dxa" w:w="9600"/>
-        <w:tblBorders>
-          <w:top w:val="single" w:color="EAF1FB" w:sz="2"/>
-          <w:left w:val="single" w:color="245EA8" w:sz="28"/>
-          <w:bottom w:val="single" w:color="EAF1FB" w:sz="2"/>
-          <w:right w:val="single" w:color="EAF1FB" w:sz="2"/>
-          <w:insideH w:val="single" w:color="auto" w:sz="4"/>
-          <w:insideV w:val="single" w:color="auto" w:sz="4"/>
-        </w:tblBorders>
-      </w:tblPr>
-      <w:tblGrid>
-        <w:gridCol w:w="9600"/>
-      </w:tblGrid>
-      <w:tr>
-        <w:tc>
-          <w:tcPr>
-            <w:tcW w:type="dxa" w:w="9600"/>
-            <w:shd w:fill="EAF1FB" w:color="auto" w:val="clear"/>
-            <w:tcMar>
-              <w:top w:type="dxa" w:w="140"/>
-              <w:left w:type="dxa" w:w="200"/>
-              <w:bottom w:type="dxa" w:w="140"/>
-              <w:right w:type="dxa" w:w="200"/>
-            </w:tcMar>
-          </w:tcPr>
-          <w:p>
-            <w:pPr>
-              <w:spacing w:after="60"/>
-            </w:pPr>
-            <w:r>
-              <w:rPr>
-                <w:b/>
-                <w:bCs/>
-                <w:color w:val="245EA8"/>
-                <w:sz w:val="30"/>
-                <w:szCs w:val="30"/>
-              </w:rPr>
-              <w:t xml:space="preserve">เคล็ดลับ</w:t>
-            </w:r>
-          </w:p>
-          <w:p>
-            <w:pPr>
-              <w:spacing w:after="60"/>
-            </w:pPr>
-            <w:r>
-              <w:rPr>
-                <w:sz w:val="32"/>
-                <w:szCs w:val="32"/>
-              </w:rPr>
-              <w:t xml:space="preserve">แต่ละหัวข้อ </w:t>
-            </w:r>
-            <w:r>
-              <w:rPr>
-                <w:b/>
-                <w:bCs/>
-                <w:sz w:val="32"/>
-                <w:szCs w:val="32"/>
-              </w:rPr>
-              <w:t xml:space="preserve">บันทึกแยกกัน</w:t>
-            </w:r>
-            <w:r>
-              <w:rPr>
-                <w:sz w:val="32"/>
-                <w:szCs w:val="32"/>
-              </w:rPr>
-              <w:t xml:space="preserve"> — กด </w:t>
-            </w:r>
-            <w:r>
-              <w:rPr>
-                <w:b/>
-                <w:bCs/>
-                <w:color w:val="1F2D3D"/>
-                <w:sz w:val="32"/>
-                <w:szCs w:val="32"/>
-              </w:rPr>
-              <w:t xml:space="preserve">บันทึกส่วนนี้</w:t>
-            </w:r>
-            <w:r>
-              <w:rPr>
-                <w:sz w:val="32"/>
-                <w:szCs w:val="32"/>
-              </w:rPr>
-              <w:t xml:space="preserve"> แล้วข้อมูลหัวข้ออื่นจะไม่ถูกแตะ ทำทีละหัวข้อได้ ไม่ต้องกรอกครบแล้วค่อยบันทึกทีเดียว</w:t>
-            </w:r>
-          </w:p>
-          <w:p>
-            <w:pPr>
-              <w:spacing w:after="60"/>
-            </w:pPr>
-            <w:r>
-              <w:rPr>
-                <w:sz w:val="32"/>
-                <w:szCs w:val="32"/>
-              </w:rPr>
-              <w:t xml:space="preserve">ในหัวข้อที่เป็นตาราง ใช้ </w:t>
-            </w:r>
-            <w:r>
-              <w:rPr>
-                <w:b/>
-                <w:bCs/>
-                <w:color w:val="1F2D3D"/>
-                <w:sz w:val="32"/>
-                <w:szCs w:val="32"/>
-              </w:rPr>
-              <w:t xml:space="preserve">เพิ่มรายการ</w:t>
-            </w:r>
-            <w:r>
-              <w:rPr>
-                <w:sz w:val="32"/>
-                <w:szCs w:val="32"/>
-              </w:rPr>
-              <w:t xml:space="preserve"> เพื่อเพิ่มแถว และ </w:t>
-            </w:r>
-            <w:r>
-              <w:rPr>
-                <w:b/>
-                <w:bCs/>
-                <w:color w:val="1F2D3D"/>
-                <w:sz w:val="32"/>
-                <w:szCs w:val="32"/>
-              </w:rPr>
-              <w:t xml:space="preserve">ลบรายการ</w:t>
-            </w:r>
-            <w:r>
-              <w:rPr>
-                <w:sz w:val="32"/>
-                <w:szCs w:val="32"/>
-              </w:rPr>
-              <w:t xml:space="preserve"> เพื่อเอาออก</w:t>
-            </w:r>
-          </w:p>
-          <w:p>
-            <w:pPr>
-              <w:spacing w:after="0"/>
-            </w:pPr>
-            <w:r>
-              <w:rPr>
-                <w:sz w:val="32"/>
-                <w:szCs w:val="32"/>
-              </w:rPr>
-              <w:t xml:space="preserve">หัวข้อ </w:t>
-            </w:r>
-            <w:r>
-              <w:rPr>
-                <w:b/>
-                <w:bCs/>
-                <w:sz w:val="32"/>
-                <w:szCs w:val="32"/>
-              </w:rPr>
-              <w:t xml:space="preserve">ข้อมูลทั่วไป</w:t>
-            </w:r>
-            <w:r>
-              <w:rPr>
-                <w:sz w:val="32"/>
-                <w:szCs w:val="32"/>
-              </w:rPr>
-              <w:t xml:space="preserve"> มีปุ่ม </w:t>
-            </w:r>
-            <w:r>
-              <w:rPr>
-                <w:b/>
-                <w:bCs/>
-                <w:color w:val="1F2D3D"/>
-                <w:sz w:val="32"/>
-                <w:szCs w:val="32"/>
-              </w:rPr>
-              <w:t xml:space="preserve">ดึงจาก Ticket อีกครั้ง</w:t>
-            </w:r>
-            <w:r>
-              <w:rPr>
-                <w:sz w:val="32"/>
-                <w:szCs w:val="32"/>
-              </w:rPr>
-              <w:t xml:space="preserve"> หากตั๋วถูกแก้ไขภายหลัง — แต่จะ </w:t>
-            </w:r>
-            <w:r>
-              <w:rPr>
-                <w:b/>
-                <w:bCs/>
-                <w:sz w:val="32"/>
-                <w:szCs w:val="32"/>
-              </w:rPr>
-              <w:t xml:space="preserve">ทับข้อมูลที่คุณแก้ไว้</w:t>
-            </w:r>
-            <w:r>
-              <w:rPr>
-                <w:sz w:val="32"/>
-                <w:szCs w:val="32"/>
-              </w:rPr>
-              <w:t xml:space="preserve"> ระบบจึงถามยืนยันก่อน</w:t>
-            </w:r>
-          </w:p>
-        </w:tc>
-      </w:tr>
-    </w:tbl>
-    <w:p>
-      <w:pPr>
-        <w:spacing w:after="80"/>
-      </w:pPr>
-    </w:p>
-    <w:tbl>
-      <w:tblPr>
-        <w:tblW w:type="dxa" w:w="9600"/>
-        <w:tblBorders>
-          <w:top w:val="single" w:color="F1F3F6" w:sz="2"/>
-          <w:left w:val="single" w:color="6C7888" w:sz="28"/>
-          <w:bottom w:val="single" w:color="F1F3F6" w:sz="2"/>
-          <w:right w:val="single" w:color="F1F3F6" w:sz="2"/>
-          <w:insideH w:val="single" w:color="auto" w:sz="4"/>
-          <w:insideV w:val="single" w:color="auto" w:sz="4"/>
-        </w:tblBorders>
-      </w:tblPr>
-      <w:tblGrid>
-        <w:gridCol w:w="9600"/>
-      </w:tblGrid>
-      <w:tr>
-        <w:tc>
-          <w:tcPr>
-            <w:tcW w:type="dxa" w:w="9600"/>
-            <w:shd w:fill="F1F3F6" w:color="auto" w:val="clear"/>
-            <w:tcMar>
-              <w:top w:type="dxa" w:w="140"/>
-              <w:left w:type="dxa" w:w="200"/>
-              <w:bottom w:type="dxa" w:w="140"/>
-              <w:right w:type="dxa" w:w="200"/>
-            </w:tcMar>
-          </w:tcPr>
-          <w:p>
-            <w:pPr>
-              <w:spacing w:after="60"/>
-            </w:pPr>
-            <w:r>
-              <w:rPr>
-                <w:b/>
-                <w:bCs/>
-                <w:color w:val="6C7888"/>
-                <w:sz w:val="30"/>
-                <w:szCs w:val="30"/>
-              </w:rPr>
-              <w:t xml:space="preserve">สิ่งที่ต้องจำ</w:t>
-            </w:r>
-          </w:p>
-          <w:p>
-            <w:pPr>
-              <w:spacing w:after="0"/>
-            </w:pPr>
-            <w:r>
-              <w:rPr>
-                <w:sz w:val="32"/>
-                <w:szCs w:val="32"/>
-              </w:rPr>
-              <w:t xml:space="preserve">ทุกการบันทึกถูกลงประวัติของตั๋ว (หัวข้อ “ประวัติการแก้ไขข้อมูล”) ระบุว่าคุณแก้หัวข้อใดเมื่อใด และหากออกจากหน้าโดยยังไม่บันทึก ระบบจะเตือนก่อนเสมอ</w:t>
-            </w:r>
-          </w:p>
-        </w:tc>
-      </w:tr>
-    </w:tbl>
-    <w:p>
-      <w:pPr>
-        <w:pStyle w:val="Heading2"/>
-      </w:pPr>
-      <w:r>
-        <w:t xml:space="preserve">นำเข้าลำดับเวลาจากไฟล์ CSV/TSV</w:t>
-      </w:r>
-    </w:p>
-    <w:p>
-      <w:pPr>
-        <w:spacing w:after="120"/>
-      </w:pPr>
-      <w:r>
-        <w:rPr>
-          <w:sz w:val="32"/>
-          <w:szCs w:val="32"/>
-        </w:rPr>
-        <w:t xml:space="preserve">หัวข้อ </w:t>
-      </w:r>
-      <w:r>
-        <w:rPr>
-          <w:b/>
-          <w:bCs/>
-          <w:sz w:val="32"/>
-          <w:szCs w:val="32"/>
-        </w:rPr>
-        <w:t xml:space="preserve">ลำดับเวลาเหตุการณ์</w:t>
-      </w:r>
-      <w:r>
-        <w:rPr>
-          <w:sz w:val="32"/>
-          <w:szCs w:val="32"/>
-        </w:rPr>
-        <w:t xml:space="preserve"> มีกล่อง </w:t>
-      </w:r>
-      <w:r>
-        <w:rPr>
-          <w:b/>
-          <w:bCs/>
-          <w:color w:val="1F2D3D"/>
-          <w:sz w:val="32"/>
-          <w:szCs w:val="32"/>
-        </w:rPr>
-        <w:t xml:space="preserve">นำเข้า Timeline</w:t>
-      </w:r>
-      <w:r>
-        <w:rPr>
-          <w:sz w:val="32"/>
-          <w:szCs w:val="32"/>
-        </w:rPr>
-        <w:t xml:space="preserve"> สำหรับไทม์ไลน์ที่คุณเตรียมไว้นอกระบบ</w:t>
-      </w:r>
-    </w:p>
-    <w:p>
-      <w:pPr>
-        <w:pStyle w:val="ListParagraph"/>
-        <w:numPr>
-          <w:ilvl w:val="0"/>
-          <w:numId w:val="5"/>
-        </w:numPr>
-        <w:spacing w:after="80"/>
-      </w:pPr>
-      <w:r>
-        <w:rPr>
-          <w:sz w:val="32"/>
-          <w:szCs w:val="32"/>
-        </w:rPr>
-        <w:t xml:space="preserve">กด </w:t>
-      </w:r>
-      <w:r>
-        <w:rPr>
-          <w:b/>
-          <w:bCs/>
-          <w:color w:val="1F2D3D"/>
-          <w:sz w:val="32"/>
-          <w:szCs w:val="32"/>
-        </w:rPr>
-        <w:t xml:space="preserve">ดาวน์โหลด Template</w:t>
-      </w:r>
-      <w:r>
-        <w:rPr>
-          <w:sz w:val="32"/>
-          <w:szCs w:val="32"/>
-        </w:rPr>
-        <w:t xml:space="preserve"> แล้วกรอกข้อมูลลงในไฟล์นั้น — หัวคอลัมน์ต้องตรงกับ template</w:t>
-      </w:r>
-    </w:p>
-    <w:p>
-      <w:pPr>
-        <w:pStyle w:val="ListParagraph"/>
-        <w:numPr>
-          <w:ilvl w:val="0"/>
-          <w:numId w:val="5"/>
-        </w:numPr>
-        <w:spacing w:after="80"/>
-      </w:pPr>
-      <w:r>
-        <w:rPr>
-          <w:sz w:val="32"/>
-          <w:szCs w:val="32"/>
-        </w:rPr>
-        <w:t xml:space="preserve">บันทึกเป็น </w:t>
-      </w:r>
-      <w:r>
-        <w:rPr>
-          <w:b/>
-          <w:bCs/>
-          <w:sz w:val="32"/>
-          <w:szCs w:val="32"/>
-        </w:rPr>
-        <w:t xml:space="preserve">CSV (UTF-8)</w:t>
-      </w:r>
-      <w:r>
-        <w:rPr>
-          <w:sz w:val="32"/>
-          <w:szCs w:val="32"/>
-        </w:rPr>
-        <w:t xml:space="preserve"> หรือ TSV แล้วกด </w:t>
-      </w:r>
-      <w:r>
-        <w:rPr>
-          <w:b/>
-          <w:bCs/>
-          <w:color w:val="1F2D3D"/>
-          <w:sz w:val="32"/>
-          <w:szCs w:val="32"/>
-        </w:rPr>
-        <w:t xml:space="preserve">นำเข้าไฟล์</w:t>
-      </w:r>
-    </w:p>
-    <w:tbl>
-      <w:tblPr>
-        <w:tblW w:type="dxa" w:w="9600"/>
-        <w:tblBorders>
-          <w:top w:val="single" w:color="FDECEE" w:sz="2"/>
-          <w:left w:val="single" w:color="E63946" w:sz="28"/>
-          <w:bottom w:val="single" w:color="FDECEE" w:sz="2"/>
-          <w:right w:val="single" w:color="FDECEE" w:sz="2"/>
-          <w:insideH w:val="single" w:color="auto" w:sz="4"/>
-          <w:insideV w:val="single" w:color="auto" w:sz="4"/>
-        </w:tblBorders>
-      </w:tblPr>
-      <w:tblGrid>
-        <w:gridCol w:w="9600"/>
-      </w:tblGrid>
-      <w:tr>
-        <w:tc>
-          <w:tcPr>
-            <w:tcW w:type="dxa" w:w="9600"/>
-            <w:shd w:fill="FDECEE" w:color="auto" w:val="clear"/>
-            <w:tcMar>
-              <w:top w:type="dxa" w:w="140"/>
-              <w:left w:type="dxa" w:w="200"/>
-              <w:bottom w:type="dxa" w:w="140"/>
-              <w:right w:type="dxa" w:w="200"/>
-            </w:tcMar>
-          </w:tcPr>
-          <w:p>
-            <w:pPr>
-              <w:spacing w:after="60"/>
-            </w:pPr>
-            <w:r>
-              <w:rPr>
-                <w:b/>
-                <w:bCs/>
-                <w:color w:val="E63946"/>
-                <w:sz w:val="30"/>
-                <w:szCs w:val="30"/>
-              </w:rPr>
-              <w:t xml:space="preserve">ข้อควรระวัง</w:t>
-            </w:r>
-          </w:p>
-          <w:p>
-            <w:pPr>
-              <w:spacing w:after="60"/>
-            </w:pPr>
-            <w:r>
-              <w:rPr>
-                <w:sz w:val="32"/>
-                <w:szCs w:val="32"/>
-              </w:rPr>
-              <w:t xml:space="preserve">ข้อจำกัดที่ต้องรู้ก่อนเตรียมไฟล์: ไม่เกิน </w:t>
-            </w:r>
-            <w:r>
-              <w:rPr>
-                <w:b/>
-                <w:bCs/>
-                <w:sz w:val="32"/>
-                <w:szCs w:val="32"/>
-              </w:rPr>
-              <w:t xml:space="preserve">30 แถวต่อไฟล์</w:t>
-            </w:r>
-            <w:r>
-              <w:rPr>
-                <w:sz w:val="32"/>
-                <w:szCs w:val="32"/>
-              </w:rPr>
-              <w:t xml:space="preserve"> และไม่เกิน </w:t>
-            </w:r>
-            <w:r>
-              <w:rPr>
-                <w:b/>
-                <w:bCs/>
-                <w:sz w:val="32"/>
-                <w:szCs w:val="32"/>
-              </w:rPr>
-              <w:t xml:space="preserve">2 MB</w:t>
-            </w:r>
-            <w:r>
-              <w:rPr>
-                <w:sz w:val="32"/>
-                <w:szCs w:val="32"/>
-              </w:rPr>
-              <w:t xml:space="preserve"> — ไฟล์ใหญ่กว่านั้นให้แบ่งนำเข้าหลายครั้ง</w:t>
-            </w:r>
-          </w:p>
-          <w:p>
-            <w:pPr>
-              <w:spacing w:after="60"/>
-            </w:pPr>
-            <w:r>
-              <w:rPr>
-                <w:sz w:val="32"/>
-                <w:szCs w:val="32"/>
-              </w:rPr>
-              <w:t xml:space="preserve">การนำเข้าเป็นแบบ </w:t>
-            </w:r>
-            <w:r>
-              <w:rPr>
-                <w:b/>
-                <w:bCs/>
-                <w:sz w:val="32"/>
-                <w:szCs w:val="32"/>
-              </w:rPr>
-              <w:t xml:space="preserve">ได้ทั้งหมดหรือไม่ได้เลย</w:t>
-            </w:r>
-            <w:r>
-              <w:rPr>
-                <w:sz w:val="32"/>
-                <w:szCs w:val="32"/>
-              </w:rPr>
-              <w:t xml:space="preserve"> หากมีแถวใดผิดรูปแบบ ระบบจะไม่เพิ่มข้อมูลจากไฟล์นั้นเลย และจะบอกเลขบรรทัดที่ผิดให้แก้</w:t>
-            </w:r>
-          </w:p>
-          <w:p>
-            <w:pPr>
-              <w:spacing w:after="0"/>
-            </w:pPr>
-            <w:r>
-              <w:rPr>
-                <w:sz w:val="32"/>
-                <w:szCs w:val="32"/>
-              </w:rPr>
-              <w:t xml:space="preserve">ไฟล์ที่บันทึกจาก Excel ภาษาไทยอ่านได้ (ระบบรองรับทั้ง UTF-8 และรหัสภาษาไทยของ Windows) หากขึ้นว่าอ่านไฟล์ไม่ได้ ให้บันทึกใหม่เป็น </w:t>
-            </w:r>
-            <w:r>
-              <w:rPr>
-                <w:b/>
-                <w:bCs/>
-                <w:sz w:val="32"/>
-                <w:szCs w:val="32"/>
-              </w:rPr>
-              <w:t xml:space="preserve">CSV UTF-8</w:t>
-            </w:r>
-          </w:p>
-        </w:tc>
-      </w:tr>
-    </w:tbl>
-    <w:tbl>
-      <w:tblPr>
-        <w:tblW w:type="dxa" w:w="9600"/>
-        <w:tblBorders>
-          <w:top w:val="dashed" w:color="9DB4D4" w:sz="6"/>
-          <w:left w:val="dashed" w:color="9DB4D4" w:sz="6"/>
-          <w:bottom w:val="dashed" w:color="9DB4D4" w:sz="6"/>
-          <w:right w:val="dashed" w:color="9DB4D4" w:sz="6"/>
-          <w:insideH w:val="single" w:color="auto" w:sz="4"/>
-          <w:insideV w:val="single" w:color="auto" w:sz="4"/>
-        </w:tblBorders>
-      </w:tblPr>
-      <w:tblGrid>
-        <w:gridCol w:w="9600"/>
-      </w:tblGrid>
-      <w:tr>
-        <w:tc>
-          <w:tcPr>
-            <w:tcW w:type="dxa" w:w="9600"/>
-            <w:shd w:fill="F7F8FA" w:color="auto" w:val="clear"/>
-            <w:tcMar>
-              <w:top w:type="dxa" w:w="520"/>
-              <w:left w:type="dxa" w:w="200"/>
-              <w:bottom w:type="dxa" w:w="520"/>
-              <w:right w:type="dxa" w:w="200"/>
-            </w:tcMar>
-            <w:vAlign w:val="center"/>
-          </w:tcPr>
-          <w:p>
-            <w:pPr>
-              <w:spacing w:after="40"/>
-              <w:jc w:val="center"/>
-            </w:pPr>
-            <w:r>
-              <w:rPr>
-                <w:b/>
-                <w:bCs/>
-                <w:color w:val="6C7888"/>
-                <w:sz w:val="30"/>
-                <w:szCs w:val="30"/>
-              </w:rPr>
-              <w:t xml:space="preserve">[ ตำแหน่งภาพหน้าจอ ]</w:t>
-            </w:r>
-          </w:p>
-          <w:p>
-            <w:pPr>
-              <w:spacing w:after="40"/>
-              <w:jc w:val="center"/>
-            </w:pPr>
-            <w:r>
-              <w:rPr>
-                <w:color w:val="1F2D3D"/>
-                <w:sz w:val="32"/>
-                <w:szCs w:val="32"/>
-              </w:rPr>
-              <w:t xml:space="preserve">กล่องนำเข้า Timeline พร้อมปุ่มดาวน์โหลด Template และปุ่มนำเข้าไฟล์</w:t>
-            </w:r>
-          </w:p>
-          <w:p>
-            <w:pPr>
-              <w:jc w:val="center"/>
-            </w:pPr>
-            <w:r>
-              <w:rPr>
-                <w:rFonts w:ascii="Consolas" w:cs="Consolas" w:eastAsia="Consolas" w:hAnsi="Consolas"/>
-                <w:color w:val="9AA6B4"/>
-                <w:sz w:val="24"/>
-                <w:szCs w:val="24"/>
-              </w:rPr>
-              <w:t xml:space="preserve">SHOT: FOR-rca-timeline-import</w:t>
-            </w:r>
-          </w:p>
-        </w:tc>
-      </w:tr>
-    </w:tbl>
-    <w:p>
-      <w:pPr>
-        <w:spacing w:after="160" w:before="60"/>
-        <w:jc w:val="center"/>
-      </w:pPr>
-      <w:r>
-        <w:rPr>
-          <w:b/>
-          <w:bCs/>
-          <w:color w:val="245EA8"/>
-          <w:sz w:val="28"/>
-          <w:szCs w:val="28"/>
-        </w:rPr>
-        <w:t xml:space="preserve">รูปที่ 6-3  </w:t>
-      </w:r>
-      <w:r>
-        <w:rPr>
-          <w:i/>
-          <w:iCs/>
-          <w:color w:val="6C7888"/>
-          <w:sz w:val="28"/>
-          <w:szCs w:val="28"/>
-        </w:rPr>
-        <w:t xml:space="preserve">กล่องนำเข้า Timeline พร้อมปุ่มดาวน์โหลด Template และปุ่มนำเข้าไฟล์</w:t>
-      </w:r>
-    </w:p>
-    <w:p>
-      <w:pPr>
-        <w:pStyle w:val="Heading2"/>
-      </w:pPr>
-      <w:r>
-        <w:t xml:space="preserve">ส่ง IOC เข้าฐานข้อมูล</w:t>
-      </w:r>
-    </w:p>
-    <w:p>
-      <w:pPr>
-        <w:spacing w:after="120"/>
-      </w:pPr>
-      <w:r>
-        <w:rPr>
-          <w:sz w:val="32"/>
-          <w:szCs w:val="32"/>
-        </w:rPr>
-        <w:t xml:space="preserve">หัวข้อ </w:t>
-      </w:r>
-      <w:r>
-        <w:rPr>
-          <w:b/>
-          <w:bCs/>
-          <w:sz w:val="32"/>
-          <w:szCs w:val="32"/>
-        </w:rPr>
-        <w:t xml:space="preserve">IOC</w:t>
-      </w:r>
-      <w:r>
-        <w:rPr>
-          <w:sz w:val="32"/>
-          <w:szCs w:val="32"/>
-        </w:rPr>
-        <w:t xml:space="preserve"> มีปุ่ม </w:t>
-      </w:r>
-      <w:r>
-        <w:rPr>
-          <w:b/>
-          <w:bCs/>
-          <w:color w:val="1F2D3D"/>
-          <w:sz w:val="32"/>
-          <w:szCs w:val="32"/>
-        </w:rPr>
-        <w:t xml:space="preserve">ดึง IOC จาก Ticket</w:t>
-      </w:r>
-      <w:r>
-        <w:rPr>
-          <w:sz w:val="32"/>
-          <w:szCs w:val="32"/>
-        </w:rPr>
-        <w:t xml:space="preserve"> เพื่อคัดลอกตัวบ่งชี้ที่ Tier 1 / Tier 2 กรอกไว้เข้ามาในรายงาน แล้วคุณเพิ่มค่าที่พบเองจากการพิสูจน์หลักฐานต่อได้</w:t>
-      </w:r>
-    </w:p>
-    <w:p>
-      <w:pPr>
-        <w:pStyle w:val="ListParagraph"/>
-        <w:numPr>
-          <w:ilvl w:val="0"/>
-          <w:numId w:val="5"/>
-        </w:numPr>
-        <w:spacing w:after="80"/>
-      </w:pPr>
-      <w:r>
-        <w:rPr>
-          <w:sz w:val="32"/>
-          <w:szCs w:val="32"/>
-        </w:rPr>
-        <w:t xml:space="preserve">กด </w:t>
-      </w:r>
-      <w:r>
-        <w:rPr>
-          <w:b/>
-          <w:bCs/>
-          <w:color w:val="1F2D3D"/>
-          <w:sz w:val="32"/>
-          <w:szCs w:val="32"/>
-        </w:rPr>
-        <w:t xml:space="preserve">ดูตัวอย่างก่อนส่ง</w:t>
-      </w:r>
-      <w:r>
-        <w:rPr>
-          <w:sz w:val="32"/>
-          <w:szCs w:val="32"/>
-        </w:rPr>
-        <w:t xml:space="preserve"> ระบบจะแสดงแผง </w:t>
-      </w:r>
-      <w:r>
-        <w:rPr>
-          <w:b/>
-          <w:bCs/>
-          <w:color w:val="1F2D3D"/>
-          <w:sz w:val="32"/>
-          <w:szCs w:val="32"/>
-        </w:rPr>
-        <w:t xml:space="preserve">ตรวจสอบก่อนส่งเข้า IOC Database</w:t>
-      </w:r>
-      <w:r>
-        <w:rPr>
-          <w:sz w:val="32"/>
-          <w:szCs w:val="32"/>
-        </w:rPr>
-        <w:t xml:space="preserve"> พร้อมนับแยกว่ารายการใด </w:t>
-      </w:r>
-      <w:r>
-        <w:rPr>
-          <w:b/>
-          <w:bCs/>
-          <w:sz w:val="32"/>
-          <w:szCs w:val="32"/>
-        </w:rPr>
-        <w:t xml:space="preserve">ใหม่</w:t>
-      </w:r>
-      <w:r>
-        <w:rPr>
-          <w:sz w:val="32"/>
-          <w:szCs w:val="32"/>
-        </w:rPr>
-        <w:t xml:space="preserve">, </w:t>
-      </w:r>
-      <w:r>
-        <w:rPr>
-          <w:b/>
-          <w:bCs/>
-          <w:sz w:val="32"/>
-          <w:szCs w:val="32"/>
-        </w:rPr>
-        <w:t xml:space="preserve">กู้คืน</w:t>
-      </w:r>
-      <w:r>
-        <w:rPr>
-          <w:sz w:val="32"/>
-          <w:szCs w:val="32"/>
-        </w:rPr>
-        <w:t xml:space="preserve">, ซ้ำ หรือไม่รองรับ</w:t>
-      </w:r>
-    </w:p>
-    <w:p>
-      <w:pPr>
-        <w:pStyle w:val="ListParagraph"/>
-        <w:numPr>
-          <w:ilvl w:val="0"/>
-          <w:numId w:val="5"/>
-        </w:numPr>
-        <w:spacing w:after="80"/>
-      </w:pPr>
-      <w:r>
-        <w:rPr>
-          <w:sz w:val="32"/>
-          <w:szCs w:val="32"/>
-        </w:rPr>
-        <w:t xml:space="preserve">ตรวจรายการแล้วกด </w:t>
-      </w:r>
-      <w:r>
-        <w:rPr>
-          <w:b/>
-          <w:bCs/>
-          <w:color w:val="1F2D3D"/>
-          <w:sz w:val="32"/>
-          <w:szCs w:val="32"/>
-        </w:rPr>
-        <w:t xml:space="preserve">ยืนยันส่ง IOC</w:t>
-      </w:r>
-      <w:r>
-        <w:rPr>
-          <w:sz w:val="32"/>
-          <w:szCs w:val="32"/>
-        </w:rPr>
-        <w:t xml:space="preserve"> — ค่าเหล่านั้นจะไปปรากฏในฐานข้อมูล IOC (หัวข้อถัดไป) เป็นรายการที่บันทึกเอง</w:t>
-      </w:r>
-    </w:p>
-    <w:tbl>
-      <w:tblPr>
-        <w:tblW w:type="dxa" w:w="9600"/>
-        <w:tblBorders>
-          <w:top w:val="dashed" w:color="9DB4D4" w:sz="6"/>
-          <w:left w:val="dashed" w:color="9DB4D4" w:sz="6"/>
-          <w:bottom w:val="dashed" w:color="9DB4D4" w:sz="6"/>
-          <w:right w:val="dashed" w:color="9DB4D4" w:sz="6"/>
-          <w:insideH w:val="single" w:color="auto" w:sz="4"/>
-          <w:insideV w:val="single" w:color="auto" w:sz="4"/>
-        </w:tblBorders>
-      </w:tblPr>
-      <w:tblGrid>
-        <w:gridCol w:w="9600"/>
-      </w:tblGrid>
-      <w:tr>
-        <w:tc>
-          <w:tcPr>
-            <w:tcW w:type="dxa" w:w="9600"/>
-            <w:shd w:fill="F7F8FA" w:color="auto" w:val="clear"/>
-            <w:tcMar>
-              <w:top w:type="dxa" w:w="520"/>
-              <w:left w:type="dxa" w:w="200"/>
-              <w:bottom w:type="dxa" w:w="520"/>
-              <w:right w:type="dxa" w:w="200"/>
-            </w:tcMar>
-            <w:vAlign w:val="center"/>
-          </w:tcPr>
-          <w:p>
-            <w:pPr>
-              <w:spacing w:after="40"/>
-              <w:jc w:val="center"/>
-            </w:pPr>
-            <w:r>
-              <w:rPr>
-                <w:b/>
-                <w:bCs/>
-                <w:color w:val="6C7888"/>
-                <w:sz w:val="30"/>
-                <w:szCs w:val="30"/>
-              </w:rPr>
-              <w:t xml:space="preserve">[ ตำแหน่งภาพหน้าจอ ]</w:t>
-            </w:r>
-          </w:p>
-          <w:p>
-            <w:pPr>
-              <w:spacing w:after="40"/>
-              <w:jc w:val="center"/>
-            </w:pPr>
-            <w:r>
-              <w:rPr>
-                <w:color w:val="1F2D3D"/>
-                <w:sz w:val="32"/>
-                <w:szCs w:val="32"/>
-              </w:rPr>
-              <w:t xml:space="preserve">แผงตรวจสอบก่อนส่งเข้า IOC Database พร้อมปุ่มยืนยันส่ง IOC</w:t>
-            </w:r>
-          </w:p>
-          <w:p>
-            <w:pPr>
-              <w:jc w:val="center"/>
-            </w:pPr>
-            <w:r>
-              <w:rPr>
-                <w:rFonts w:ascii="Consolas" w:cs="Consolas" w:eastAsia="Consolas" w:hAnsi="Consolas"/>
-                <w:color w:val="9AA6B4"/>
-                <w:sz w:val="24"/>
-                <w:szCs w:val="24"/>
-              </w:rPr>
-              <w:t xml:space="preserve">SHOT: FOR-rca-ioc-promote</w:t>
-            </w:r>
-          </w:p>
-        </w:tc>
-      </w:tr>
-    </w:tbl>
-    <w:p>
-      <w:pPr>
-        <w:spacing w:after="160" w:before="60"/>
-        <w:jc w:val="center"/>
-      </w:pPr>
-      <w:r>
-        <w:rPr>
-          <w:b/>
-          <w:bCs/>
-          <w:color w:val="245EA8"/>
-          <w:sz w:val="28"/>
-          <w:szCs w:val="28"/>
-        </w:rPr>
-        <w:t xml:space="preserve">รูปที่ 6-4  </w:t>
-      </w:r>
-      <w:r>
-        <w:rPr>
-          <w:i/>
-          <w:iCs/>
-          <w:color w:val="6C7888"/>
-          <w:sz w:val="28"/>
-          <w:szCs w:val="28"/>
-        </w:rPr>
-        <w:t xml:space="preserve">แผงตรวจสอบก่อนส่งเข้า IOC Database พร้อมปุ่มยืนยันส่ง IOC</w:t>
-      </w:r>
-    </w:p>
-    <w:tbl>
-      <w:tblPr>
-        <w:tblW w:type="dxa" w:w="9600"/>
-        <w:tblBorders>
-          <w:top w:val="single" w:color="F1F3F6" w:sz="2"/>
-          <w:left w:val="single" w:color="6C7888" w:sz="28"/>
-          <w:bottom w:val="single" w:color="F1F3F6" w:sz="2"/>
-          <w:right w:val="single" w:color="F1F3F6" w:sz="2"/>
-          <w:insideH w:val="single" w:color="auto" w:sz="4"/>
-          <w:insideV w:val="single" w:color="auto" w:sz="4"/>
-        </w:tblBorders>
-      </w:tblPr>
-      <w:tblGrid>
-        <w:gridCol w:w="9600"/>
-      </w:tblGrid>
-      <w:tr>
-        <w:tc>
-          <w:tcPr>
-            <w:tcW w:type="dxa" w:w="9600"/>
-            <w:shd w:fill="F1F3F6" w:color="auto" w:val="clear"/>
-            <w:tcMar>
-              <w:top w:type="dxa" w:w="140"/>
-              <w:left w:type="dxa" w:w="200"/>
-              <w:bottom w:type="dxa" w:w="140"/>
-              <w:right w:type="dxa" w:w="200"/>
-            </w:tcMar>
-          </w:tcPr>
-          <w:p>
-            <w:pPr>
-              <w:spacing w:after="60"/>
-            </w:pPr>
-            <w:r>
-              <w:rPr>
-                <w:b/>
-                <w:bCs/>
-                <w:color w:val="6C7888"/>
-                <w:sz w:val="30"/>
-                <w:szCs w:val="30"/>
-              </w:rPr>
-              <w:t xml:space="preserve">สิ่งที่ต้องจำ</w:t>
-            </w:r>
-          </w:p>
-          <w:p>
-            <w:pPr>
-              <w:spacing w:after="0"/>
-            </w:pPr>
-            <w:r>
-              <w:rPr>
-                <w:sz w:val="32"/>
-                <w:szCs w:val="32"/>
-              </w:rPr>
-              <w:t xml:space="preserve">ขั้นตอนนี้มีการแสดงตัวอย่างให้ตรวจก่อนเสมอ ไม่มีการส่งเข้าฐานข้อมูลโดยอัตโนมัติ และเป็นสิทธิ์ของบทบาทคุณ (ผู้ดูแลฐานข้อมูล IOC) เท่านั้น</w:t>
-            </w:r>
-          </w:p>
-        </w:tc>
-      </w:tr>
-    </w:tbl>
-    <w:p>
-      <w:pPr>
-        <w:pStyle w:val="Heading2"/>
-      </w:pPr>
-      <w:r>
-        <w:t xml:space="preserve">สร้างฉบับร่างเป็นไฟล์ Word</w:t>
-      </w:r>
-    </w:p>
-    <w:p>
-      <w:pPr>
-        <w:spacing w:after="120"/>
-      </w:pPr>
-      <w:r>
-        <w:rPr>
-          <w:sz w:val="32"/>
-          <w:szCs w:val="32"/>
-        </w:rPr>
-        <w:t xml:space="preserve">ที่หัวข้อ </w:t>
-      </w:r>
-      <w:r>
-        <w:rPr>
-          <w:b/>
-          <w:bCs/>
-          <w:sz w:val="32"/>
-          <w:szCs w:val="32"/>
-        </w:rPr>
-        <w:t xml:space="preserve">ส่งรายงานและปิดงาน</w:t>
-      </w:r>
-      <w:r>
-        <w:rPr>
-          <w:sz w:val="32"/>
-          <w:szCs w:val="32"/>
-        </w:rPr>
-        <w:t xml:space="preserve"> กล่อง </w:t>
-      </w:r>
-      <w:r>
-        <w:rPr>
-          <w:b/>
-          <w:bCs/>
-          <w:color w:val="1F2D3D"/>
-          <w:sz w:val="32"/>
-          <w:szCs w:val="32"/>
-        </w:rPr>
-        <w:t xml:space="preserve">ฉบับร่าง Word</w:t>
-      </w:r>
-      <w:r>
-        <w:rPr>
-          <w:sz w:val="32"/>
-          <w:szCs w:val="32"/>
-        </w:rPr>
-        <w:t xml:space="preserve"> มีปุ่ม </w:t>
-      </w:r>
-      <w:r>
-        <w:rPr>
-          <w:b/>
-          <w:bCs/>
-          <w:color w:val="1F2D3D"/>
-          <w:sz w:val="32"/>
-          <w:szCs w:val="32"/>
-        </w:rPr>
-        <w:t xml:space="preserve">สร้างและดาวน์โหลด Draft</w:t>
-      </w:r>
-      <w:r>
-        <w:rPr>
-          <w:sz w:val="32"/>
-          <w:szCs w:val="32"/>
-        </w:rPr>
-        <w:t xml:space="preserve"> ระบบจะรวมข้อมูลทุกหัวข้อที่คุณกรอกไว้ลงในแบบฟอร์ม Word แล้วให้ดาวน์โหลด พร้อมบันทึกว่าใครสร้างเมื่อใด</w:t>
-      </w:r>
-    </w:p>
-    <w:p>
-      <w:pPr>
-        <w:spacing w:after="120"/>
-      </w:pPr>
-      <w:r>
-        <w:rPr>
-          <w:sz w:val="32"/>
-          <w:szCs w:val="32"/>
-        </w:rPr>
-        <w:t xml:space="preserve">หากคุณแก้ข้อมูลเพิ่มหลังสร้าง Draft ไปแล้ว ระบบจะขึ้นป้าย </w:t>
-      </w:r>
-      <w:r>
-        <w:rPr>
-          <w:b/>
-          <w:bCs/>
-          <w:color w:val="1F2D3D"/>
-          <w:sz w:val="32"/>
-          <w:szCs w:val="32"/>
-        </w:rPr>
-        <w:t xml:space="preserve">ข้อมูลใหม่กว่า Draft</w:t>
-      </w:r>
-      <w:r>
-        <w:rPr>
-          <w:sz w:val="32"/>
-          <w:szCs w:val="32"/>
-        </w:rPr>
-        <w:t xml:space="preserve"> เตือนให้สร้างใหม่ก่อนนำไปใช้</w:t>
-      </w:r>
-    </w:p>
-    <w:tbl>
-      <w:tblPr>
-        <w:tblW w:type="dxa" w:w="9600"/>
-        <w:tblBorders>
-          <w:top w:val="dashed" w:color="9DB4D4" w:sz="6"/>
-          <w:left w:val="dashed" w:color="9DB4D4" w:sz="6"/>
-          <w:bottom w:val="dashed" w:color="9DB4D4" w:sz="6"/>
-          <w:right w:val="dashed" w:color="9DB4D4" w:sz="6"/>
-          <w:insideH w:val="single" w:color="auto" w:sz="4"/>
-          <w:insideV w:val="single" w:color="auto" w:sz="4"/>
-        </w:tblBorders>
-      </w:tblPr>
-      <w:tblGrid>
-        <w:gridCol w:w="9600"/>
-      </w:tblGrid>
-      <w:tr>
-        <w:tc>
-          <w:tcPr>
-            <w:tcW w:type="dxa" w:w="9600"/>
-            <w:shd w:fill="F7F8FA" w:color="auto" w:val="clear"/>
-            <w:tcMar>
-              <w:top w:type="dxa" w:w="520"/>
-              <w:left w:type="dxa" w:w="200"/>
-              <w:bottom w:type="dxa" w:w="520"/>
-              <w:right w:type="dxa" w:w="200"/>
-            </w:tcMar>
-            <w:vAlign w:val="center"/>
-          </w:tcPr>
-          <w:p>
-            <w:pPr>
-              <w:spacing w:after="40"/>
-              <w:jc w:val="center"/>
-            </w:pPr>
-            <w:r>
-              <w:rPr>
-                <w:b/>
-                <w:bCs/>
-                <w:color w:val="6C7888"/>
-                <w:sz w:val="30"/>
-                <w:szCs w:val="30"/>
-              </w:rPr>
-              <w:t xml:space="preserve">[ ตำแหน่งภาพหน้าจอ ]</w:t>
-            </w:r>
-          </w:p>
-          <w:p>
-            <w:pPr>
-              <w:spacing w:after="40"/>
-              <w:jc w:val="center"/>
-            </w:pPr>
-            <w:r>
-              <w:rPr>
-                <w:color w:val="1F2D3D"/>
-                <w:sz w:val="32"/>
-                <w:szCs w:val="32"/>
-              </w:rPr>
-              <w:t xml:space="preserve">กล่องฉบับร่าง Word พร้อมปุ่มสร้างและดาวน์โหลด Draft และป้ายเตือนข้อมูลใหม่กว่า Draft</w:t>
-            </w:r>
-          </w:p>
-          <w:p>
-            <w:pPr>
-              <w:jc w:val="center"/>
-            </w:pPr>
-            <w:r>
-              <w:rPr>
-                <w:rFonts w:ascii="Consolas" w:cs="Consolas" w:eastAsia="Consolas" w:hAnsi="Consolas"/>
-                <w:color w:val="9AA6B4"/>
-                <w:sz w:val="24"/>
-                <w:szCs w:val="24"/>
-              </w:rPr>
-              <w:t xml:space="preserve">SHOT: FOR-rca-draft</w:t>
-            </w:r>
-          </w:p>
-        </w:tc>
-      </w:tr>
-    </w:tbl>
-    <w:p>
-      <w:pPr>
-        <w:spacing w:after="160" w:before="60"/>
-        <w:jc w:val="center"/>
-      </w:pPr>
-      <w:r>
-        <w:rPr>
-          <w:b/>
-          <w:bCs/>
-          <w:color w:val="245EA8"/>
-          <w:sz w:val="28"/>
-          <w:szCs w:val="28"/>
-        </w:rPr>
-        <w:t xml:space="preserve">รูปที่ 6-5  </w:t>
-      </w:r>
-      <w:r>
-        <w:rPr>
-          <w:i/>
-          <w:iCs/>
-          <w:color w:val="6C7888"/>
-          <w:sz w:val="28"/>
-          <w:szCs w:val="28"/>
-        </w:rPr>
-        <w:t xml:space="preserve">กล่องฉบับร่าง Word พร้อมปุ่มสร้างและดาวน์โหลด Draft และป้ายเตือนข้อมูลใหม่กว่า Draft</w:t>
-      </w:r>
-    </w:p>
-    <w:tbl>
-      <w:tblPr>
-        <w:tblW w:type="dxa" w:w="9600"/>
-        <w:tblBorders>
-          <w:top w:val="single" w:color="F1F3F6" w:sz="2"/>
-          <w:left w:val="single" w:color="6C7888" w:sz="28"/>
-          <w:bottom w:val="single" w:color="F1F3F6" w:sz="2"/>
-          <w:right w:val="single" w:color="F1F3F6" w:sz="2"/>
-          <w:insideH w:val="single" w:color="auto" w:sz="4"/>
-          <w:insideV w:val="single" w:color="auto" w:sz="4"/>
-        </w:tblBorders>
-      </w:tblPr>
-      <w:tblGrid>
-        <w:gridCol w:w="9600"/>
-      </w:tblGrid>
-      <w:tr>
-        <w:tc>
-          <w:tcPr>
-            <w:tcW w:type="dxa" w:w="9600"/>
-            <w:shd w:fill="F1F3F6" w:color="auto" w:val="clear"/>
-            <w:tcMar>
-              <w:top w:type="dxa" w:w="140"/>
-              <w:left w:type="dxa" w:w="200"/>
-              <w:bottom w:type="dxa" w:w="140"/>
-              <w:right w:type="dxa" w:w="200"/>
-            </w:tcMar>
-          </w:tcPr>
-          <w:p>
-            <w:pPr>
-              <w:spacing w:after="60"/>
-            </w:pPr>
-            <w:r>
-              <w:rPr>
-                <w:b/>
-                <w:bCs/>
-                <w:color w:val="6C7888"/>
-                <w:sz w:val="30"/>
-                <w:szCs w:val="30"/>
-              </w:rPr>
-              <w:t xml:space="preserve">สิ่งที่ต้องจำ</w:t>
-            </w:r>
-          </w:p>
-          <w:p>
-            <w:pPr>
-              <w:spacing w:after="0"/>
-            </w:pPr>
-            <w:r>
-              <w:rPr>
-                <w:sz w:val="32"/>
-                <w:szCs w:val="32"/>
-              </w:rPr>
-              <w:t xml:space="preserve">การสร้าง Draft สงวนไว้ให้ผู้รับผิดชอบคำขอ (คุณ) ผู้จัดการ SOC และผู้ดูแลระบบสูงสุดเท่านั้น และยังกดได้แม้ปิดงานไปแล้ว</w:t>
-            </w:r>
-          </w:p>
-        </w:tc>
-      </w:tr>
-    </w:tbl>
-    <w:p>
-      <w:pPr>
-        <w:pStyle w:val="Heading2"/>
-      </w:pPr>
-      <w:r>
-        <w:t xml:space="preserve">ส่งมอบและปิดงาน</w:t>
-      </w:r>
-    </w:p>
-    <w:p>
-      <w:pPr>
-        <w:pStyle w:val="ListParagraph"/>
-        <w:numPr>
-          <w:ilvl w:val="0"/>
-          <w:numId w:val="5"/>
-        </w:numPr>
-        <w:spacing w:after="80"/>
-      </w:pPr>
-      <w:r>
-        <w:rPr>
-          <w:sz w:val="32"/>
-          <w:szCs w:val="32"/>
-        </w:rPr>
-        <w:t xml:space="preserve">กรอก </w:t>
-      </w:r>
-      <w:r>
-        <w:rPr>
-          <w:b/>
-          <w:bCs/>
-          <w:color w:val="1F2D3D"/>
-          <w:sz w:val="32"/>
-          <w:szCs w:val="32"/>
-        </w:rPr>
-        <w:t xml:space="preserve">สรุปผลการดำเนินการ</w:t>
-      </w:r>
-      <w:r>
-        <w:rPr>
-          <w:sz w:val="32"/>
-          <w:szCs w:val="32"/>
-        </w:rPr>
-        <w:t xml:space="preserve"> แล้วกด </w:t>
-      </w:r>
-      <w:r>
-        <w:rPr>
-          <w:b/>
-          <w:bCs/>
-          <w:color w:val="1F2D3D"/>
-          <w:sz w:val="32"/>
-          <w:szCs w:val="32"/>
-        </w:rPr>
-        <w:t xml:space="preserve">บันทึกผล</w:t>
-      </w:r>
-      <w:r>
-        <w:rPr>
-          <w:sz w:val="32"/>
-          <w:szCs w:val="32"/>
-        </w:rPr>
-        <w:t xml:space="preserve"> เพื่อเก็บไว้ก่อนโดยยังไม่ปิดงาน</w:t>
-      </w:r>
-    </w:p>
-    <w:p>
-      <w:pPr>
-        <w:pStyle w:val="ListParagraph"/>
-        <w:numPr>
-          <w:ilvl w:val="0"/>
-          <w:numId w:val="5"/>
-        </w:numPr>
-        <w:spacing w:after="80"/>
-      </w:pPr>
-      <w:r>
-        <w:rPr>
-          <w:sz w:val="32"/>
-          <w:szCs w:val="32"/>
-        </w:rPr>
-        <w:t xml:space="preserve">เมื่อส่งมอบรายงานฉบับจริงเรียบร้อย กด </w:t>
-      </w:r>
-      <w:r>
-        <w:rPr>
-          <w:b/>
-          <w:bCs/>
-          <w:color w:val="1F2D3D"/>
-          <w:sz w:val="32"/>
-          <w:szCs w:val="32"/>
-        </w:rPr>
-        <w:t xml:space="preserve">ส่งมอบและ Mark Done</w:t>
-      </w:r>
-      <w:r>
-        <w:rPr>
-          <w:sz w:val="32"/>
-          <w:szCs w:val="32"/>
-        </w:rPr>
-        <w:t xml:space="preserve"> ระบบจะปิดคำขอและแจ้งผู้จัดการ SOC ให้อัตโนมัติ</w:t>
-      </w:r>
-    </w:p>
-    <w:tbl>
-      <w:tblPr>
-        <w:tblW w:type="dxa" w:w="9600"/>
-        <w:tblBorders>
-          <w:top w:val="dashed" w:color="9DB4D4" w:sz="6"/>
-          <w:left w:val="dashed" w:color="9DB4D4" w:sz="6"/>
-          <w:bottom w:val="dashed" w:color="9DB4D4" w:sz="6"/>
-          <w:right w:val="dashed" w:color="9DB4D4" w:sz="6"/>
-          <w:insideH w:val="single" w:color="auto" w:sz="4"/>
-          <w:insideV w:val="single" w:color="auto" w:sz="4"/>
-        </w:tblBorders>
-      </w:tblPr>
-      <w:tblGrid>
-        <w:gridCol w:w="9600"/>
-      </w:tblGrid>
-      <w:tr>
-        <w:tc>
-          <w:tcPr>
-            <w:tcW w:type="dxa" w:w="9600"/>
-            <w:shd w:fill="F7F8FA" w:color="auto" w:val="clear"/>
-            <w:tcMar>
-              <w:top w:type="dxa" w:w="520"/>
-              <w:left w:type="dxa" w:w="200"/>
-              <w:bottom w:type="dxa" w:w="520"/>
-              <w:right w:type="dxa" w:w="200"/>
-            </w:tcMar>
-            <w:vAlign w:val="center"/>
-          </w:tcPr>
-          <w:p>
-            <w:pPr>
-              <w:spacing w:after="40"/>
-              <w:jc w:val="center"/>
-            </w:pPr>
-            <w:r>
-              <w:rPr>
-                <w:b/>
-                <w:bCs/>
-                <w:color w:val="6C7888"/>
-                <w:sz w:val="30"/>
-                <w:szCs w:val="30"/>
-              </w:rPr>
-              <w:t xml:space="preserve">[ ตำแหน่งภาพหน้าจอ ]</w:t>
-            </w:r>
-          </w:p>
-          <w:p>
-            <w:pPr>
-              <w:spacing w:after="40"/>
-              <w:jc w:val="center"/>
-            </w:pPr>
-            <w:r>
-              <w:rPr>
-                <w:color w:val="1F2D3D"/>
-                <w:sz w:val="32"/>
-                <w:szCs w:val="32"/>
-              </w:rPr>
-              <w:t xml:space="preserve">กล่องสรุปผลการดำเนินการ พร้อมปุ่มบันทึกผลและปุ่มส่งมอบและ Mark Done</w:t>
-            </w:r>
-          </w:p>
-          <w:p>
-            <w:pPr>
-              <w:jc w:val="center"/>
-            </w:pPr>
-            <w:r>
-              <w:rPr>
-                <w:rFonts w:ascii="Consolas" w:cs="Consolas" w:eastAsia="Consolas" w:hAnsi="Consolas"/>
-                <w:color w:val="9AA6B4"/>
-                <w:sz w:val="24"/>
-                <w:szCs w:val="24"/>
-              </w:rPr>
-              <w:t xml:space="preserve">SHOT: FOR-rca-handover</w:t>
-            </w:r>
-          </w:p>
-        </w:tc>
-      </w:tr>
-    </w:tbl>
-    <w:p>
-      <w:pPr>
-        <w:spacing w:after="160" w:before="60"/>
-        <w:jc w:val="center"/>
-      </w:pPr>
-      <w:r>
-        <w:rPr>
-          <w:b/>
-          <w:bCs/>
-          <w:color w:val="245EA8"/>
-          <w:sz w:val="28"/>
-          <w:szCs w:val="28"/>
-        </w:rPr>
-        <w:t xml:space="preserve">รูปที่ 6-6  </w:t>
-      </w:r>
-      <w:r>
-        <w:rPr>
-          <w:i/>
-          <w:iCs/>
-          <w:color w:val="6C7888"/>
-          <w:sz w:val="28"/>
-          <w:szCs w:val="28"/>
-        </w:rPr>
-        <w:t xml:space="preserve">กล่องสรุปผลการดำเนินการ พร้อมปุ่มบันทึกผลและปุ่มส่งมอบและ Mark Done</w:t>
-      </w:r>
-    </w:p>
-    <w:tbl>
-      <w:tblPr>
-        <w:tblW w:type="dxa" w:w="9600"/>
-        <w:tblBorders>
-          <w:top w:val="single" w:color="FDECEE" w:sz="2"/>
-          <w:left w:val="single" w:color="E63946" w:sz="28"/>
-          <w:bottom w:val="single" w:color="FDECEE" w:sz="2"/>
-          <w:right w:val="single" w:color="FDECEE" w:sz="2"/>
-          <w:insideH w:val="single" w:color="auto" w:sz="4"/>
-          <w:insideV w:val="single" w:color="auto" w:sz="4"/>
-        </w:tblBorders>
-      </w:tblPr>
-      <w:tblGrid>
-        <w:gridCol w:w="9600"/>
-      </w:tblGrid>
-      <w:tr>
-        <w:tc>
-          <w:tcPr>
-            <w:tcW w:type="dxa" w:w="9600"/>
-            <w:shd w:fill="FDECEE" w:color="auto" w:val="clear"/>
-            <w:tcMar>
-              <w:top w:type="dxa" w:w="140"/>
-              <w:left w:type="dxa" w:w="200"/>
-              <w:bottom w:type="dxa" w:w="140"/>
-              <w:right w:type="dxa" w:w="200"/>
-            </w:tcMar>
-          </w:tcPr>
-          <w:p>
-            <w:pPr>
-              <w:spacing w:after="60"/>
-            </w:pPr>
-            <w:r>
-              <w:rPr>
-                <w:b/>
-                <w:bCs/>
-                <w:color w:val="E63946"/>
-                <w:sz w:val="30"/>
-                <w:szCs w:val="30"/>
-              </w:rPr>
-              <w:t xml:space="preserve">ข้อควรระวัง</w:t>
-            </w:r>
-          </w:p>
-          <w:p>
-            <w:pPr>
-              <w:spacing w:after="60"/>
-            </w:pPr>
-            <w:r>
-              <w:rPr>
-                <w:sz w:val="32"/>
-                <w:szCs w:val="32"/>
-              </w:rPr>
-              <w:t xml:space="preserve">ระบบ </w:t>
-            </w:r>
-            <w:r>
-              <w:rPr>
-                <w:b/>
-                <w:bCs/>
-                <w:sz w:val="32"/>
-                <w:szCs w:val="32"/>
-              </w:rPr>
-              <w:t xml:space="preserve">ไม่มีช่องอัปโหลดไฟล์รายงานฉบับสมบูรณ์</w:t>
-            </w:r>
-            <w:r>
-              <w:rPr>
-                <w:sz w:val="32"/>
-                <w:szCs w:val="32"/>
-              </w:rPr>
-              <w:t xml:space="preserve"> — ฉบับร่าง Word คือสิ่งที่คุณนำไปเรียบเรียงเป็นเอกสารทางการ แล้ว </w:t>
-            </w:r>
-            <w:r>
-              <w:rPr>
-                <w:b/>
-                <w:bCs/>
-                <w:sz w:val="32"/>
-                <w:szCs w:val="32"/>
-              </w:rPr>
-              <w:t xml:space="preserve">ส่งมอบให้ผู้จัดการ SOC นอกระบบ</w:t>
-            </w:r>
-            <w:r>
-              <w:rPr>
-                <w:sz w:val="32"/>
-                <w:szCs w:val="32"/>
-              </w:rPr>
-              <w:t xml:space="preserve"> ระบบไม่เก็บสำเนาไฟล์นั้นไว้</w:t>
-            </w:r>
-          </w:p>
-          <w:p>
-            <w:pPr>
-              <w:spacing w:after="0"/>
-            </w:pPr>
-            <w:r>
-              <w:rPr>
-                <w:sz w:val="32"/>
-                <w:szCs w:val="32"/>
-              </w:rPr>
-              <w:t xml:space="preserve">เมื่อกด Mark Done แล้ว ข้อมูล RCA ทั้งหมดจะกลายเป็น </w:t>
-            </w:r>
-            <w:r>
-              <w:rPr>
-                <w:b/>
-                <w:bCs/>
-                <w:sz w:val="32"/>
-                <w:szCs w:val="32"/>
-              </w:rPr>
-              <w:t xml:space="preserve">อ่านอย่างเดียว</w:t>
-            </w:r>
-            <w:r>
-              <w:rPr>
-                <w:sz w:val="32"/>
-                <w:szCs w:val="32"/>
-              </w:rPr>
-              <w:t xml:space="preserve"> แก้ไขไม่ได้อีก — ตรวจให้ครบก่อนกด</w:t>
-            </w:r>
-          </w:p>
-        </w:tc>
-      </w:tr>
-    </w:tbl>
-    <w:p>
-      <w:pPr>
-        <w:pStyle w:val="Heading2"/>
-      </w:pPr>
-      <w:r>
-        <w:t xml:space="preserve">เซสชันหมดอายุเมื่อไม่มีการใช้งาน</w:t>
-      </w:r>
-    </w:p>
-    <w:p>
-      <w:pPr>
-        <w:spacing w:after="120"/>
-      </w:pPr>
-      <w:r>
-        <w:rPr>
-          <w:sz w:val="32"/>
-          <w:szCs w:val="32"/>
-        </w:rPr>
-        <w:t xml:space="preserve">งาน RCA ใช้เวลานาน ระบบจึงออกจากระบบอัตโนมัติเมื่อ </w:t>
-      </w:r>
-      <w:r>
-        <w:rPr>
-          <w:b/>
-          <w:bCs/>
-          <w:sz w:val="32"/>
-          <w:szCs w:val="32"/>
-        </w:rPr>
-        <w:t xml:space="preserve">ไม่มีการใช้งานราว 60 นาที</w:t>
-      </w:r>
-      <w:r>
-        <w:rPr>
-          <w:sz w:val="32"/>
-          <w:szCs w:val="32"/>
-        </w:rPr>
-        <w:t xml:space="preserve"> โดยจะขึ้นหน้าต่าง </w:t>
-      </w:r>
-      <w:r>
-        <w:rPr>
-          <w:b/>
-          <w:bCs/>
-          <w:color w:val="1F2D3D"/>
-          <w:sz w:val="32"/>
-          <w:szCs w:val="32"/>
-        </w:rPr>
-        <w:t xml:space="preserve">เซสชันกำลังจะหมดอายุ</w:t>
-      </w:r>
-      <w:r>
-        <w:rPr>
-          <w:sz w:val="32"/>
-          <w:szCs w:val="32"/>
-        </w:rPr>
-        <w:t xml:space="preserve"> เตือนล่วงหน้า </w:t>
-      </w:r>
-      <w:r>
-        <w:rPr>
-          <w:b/>
-          <w:bCs/>
-          <w:sz w:val="32"/>
-          <w:szCs w:val="32"/>
-        </w:rPr>
-        <w:t xml:space="preserve">2 นาที</w:t>
-      </w:r>
-      <w:r>
-        <w:rPr>
-          <w:sz w:val="32"/>
-          <w:szCs w:val="32"/>
-        </w:rPr>
-        <w:t xml:space="preserve"> ให้กด </w:t>
-      </w:r>
-      <w:r>
-        <w:rPr>
-          <w:b/>
-          <w:bCs/>
-          <w:color w:val="1F2D3D"/>
-          <w:sz w:val="32"/>
-          <w:szCs w:val="32"/>
-        </w:rPr>
-        <w:t xml:space="preserve">อยู่ในระบบต่อ</w:t>
-      </w:r>
-      <w:r>
-        <w:rPr>
-          <w:sz w:val="32"/>
-          <w:szCs w:val="32"/>
-        </w:rPr>
-        <w:t xml:space="preserve"> เพื่อทำงานต่อ</w:t>
-      </w:r>
-    </w:p>
-    <w:tbl>
-      <w:tblPr>
-        <w:tblW w:type="dxa" w:w="9600"/>
-        <w:tblBorders>
-          <w:top w:val="dashed" w:color="9DB4D4" w:sz="6"/>
-          <w:left w:val="dashed" w:color="9DB4D4" w:sz="6"/>
-          <w:bottom w:val="dashed" w:color="9DB4D4" w:sz="6"/>
-          <w:right w:val="dashed" w:color="9DB4D4" w:sz="6"/>
-          <w:insideH w:val="single" w:color="auto" w:sz="4"/>
-          <w:insideV w:val="single" w:color="auto" w:sz="4"/>
-        </w:tblBorders>
-      </w:tblPr>
-      <w:tblGrid>
-        <w:gridCol w:w="9600"/>
-      </w:tblGrid>
-      <w:tr>
-        <w:tc>
-          <w:tcPr>
-            <w:tcW w:type="dxa" w:w="9600"/>
-            <w:shd w:fill="F7F8FA" w:color="auto" w:val="clear"/>
-            <w:tcMar>
-              <w:top w:type="dxa" w:w="520"/>
-              <w:left w:type="dxa" w:w="200"/>
-              <w:bottom w:type="dxa" w:w="520"/>
-              <w:right w:type="dxa" w:w="200"/>
-            </w:tcMar>
-            <w:vAlign w:val="center"/>
-          </w:tcPr>
-          <w:p>
-            <w:pPr>
-              <w:spacing w:after="40"/>
-              <w:jc w:val="center"/>
-            </w:pPr>
-            <w:r>
-              <w:rPr>
-                <w:b/>
-                <w:bCs/>
-                <w:color w:val="6C7888"/>
-                <w:sz w:val="30"/>
-                <w:szCs w:val="30"/>
-              </w:rPr>
-              <w:t xml:space="preserve">[ ตำแหน่งภาพหน้าจอ ]</w:t>
-            </w:r>
-          </w:p>
-          <w:p>
-            <w:pPr>
-              <w:spacing w:after="40"/>
-              <w:jc w:val="center"/>
-            </w:pPr>
-            <w:r>
-              <w:rPr>
-                <w:color w:val="1F2D3D"/>
-                <w:sz w:val="32"/>
-                <w:szCs w:val="32"/>
-              </w:rPr>
-              <w:t xml:space="preserve">หน้าต่างเตือนเซสชันกำลังจะหมดอายุ พร้อมปุ่มอยู่ในระบบต่อ</w:t>
-            </w:r>
-          </w:p>
-          <w:p>
-            <w:pPr>
-              <w:jc w:val="center"/>
-            </w:pPr>
-            <w:r>
-              <w:rPr>
-                <w:rFonts w:ascii="Consolas" w:cs="Consolas" w:eastAsia="Consolas" w:hAnsi="Consolas"/>
-                <w:color w:val="9AA6B4"/>
-                <w:sz w:val="24"/>
-                <w:szCs w:val="24"/>
-              </w:rPr>
-              <w:t xml:space="preserve">SHOT: FOR-keepalive-modal</w:t>
-            </w:r>
-          </w:p>
-        </w:tc>
-      </w:tr>
-    </w:tbl>
-    <w:p>
-      <w:pPr>
-        <w:spacing w:after="160" w:before="60"/>
-        <w:jc w:val="center"/>
-      </w:pPr>
-      <w:r>
-        <w:rPr>
-          <w:b/>
-          <w:bCs/>
-          <w:color w:val="245EA8"/>
-          <w:sz w:val="28"/>
-          <w:szCs w:val="28"/>
-        </w:rPr>
-        <w:t xml:space="preserve">รูปที่ 6-7  </w:t>
-      </w:r>
-      <w:r>
-        <w:rPr>
-          <w:i/>
-          <w:iCs/>
-          <w:color w:val="6C7888"/>
-          <w:sz w:val="28"/>
-          <w:szCs w:val="28"/>
-        </w:rPr>
-        <w:t xml:space="preserve">หน้าต่างเตือนเซสชันกำลังจะหมดอายุ พร้อมปุ่มอยู่ในระบบต่อ</w:t>
-      </w:r>
-    </w:p>
-    <w:tbl>
-      <w:tblPr>
-        <w:tblW w:type="dxa" w:w="9600"/>
-        <w:tblBorders>
-          <w:top w:val="single" w:color="EAF1FB" w:sz="2"/>
-          <w:left w:val="single" w:color="245EA8" w:sz="28"/>
-          <w:bottom w:val="single" w:color="EAF1FB" w:sz="2"/>
-          <w:right w:val="single" w:color="EAF1FB" w:sz="2"/>
-          <w:insideH w:val="single" w:color="auto" w:sz="4"/>
-          <w:insideV w:val="single" w:color="auto" w:sz="4"/>
-        </w:tblBorders>
-      </w:tblPr>
-      <w:tblGrid>
-        <w:gridCol w:w="9600"/>
-      </w:tblGrid>
-      <w:tr>
-        <w:tc>
-          <w:tcPr>
-            <w:tcW w:type="dxa" w:w="9600"/>
-            <w:shd w:fill="EAF1FB" w:color="auto" w:val="clear"/>
-            <w:tcMar>
-              <w:top w:type="dxa" w:w="140"/>
-              <w:left w:type="dxa" w:w="200"/>
-              <w:bottom w:type="dxa" w:w="140"/>
-              <w:right w:type="dxa" w:w="200"/>
-            </w:tcMar>
-          </w:tcPr>
-          <w:p>
-            <w:pPr>
-              <w:spacing w:after="60"/>
-            </w:pPr>
-            <w:r>
-              <w:rPr>
-                <w:b/>
-                <w:bCs/>
-                <w:color w:val="245EA8"/>
-                <w:sz w:val="30"/>
-                <w:szCs w:val="30"/>
-              </w:rPr>
-              <w:t xml:space="preserve">เคล็ดลับ</w:t>
-            </w:r>
-          </w:p>
-          <w:p>
-            <w:pPr>
-              <w:spacing w:after="0"/>
-            </w:pPr>
-            <w:r>
-              <w:rPr>
-                <w:sz w:val="32"/>
-                <w:szCs w:val="32"/>
-              </w:rPr>
-              <w:t xml:space="preserve">กด “บันทึกส่วนนี้” เป็นระยะระหว่างทำงาน ข้อมูลที่ยังไม่บันทึกจะหายหากเซสชันหมดอายุ</w:t>
-            </w:r>
-          </w:p>
-        </w:tc>
-      </w:tr>
-    </w:tbl>
-    <w:p>
-      <w:pPr>
         <w:pStyle w:val="Heading1"/>
       </w:pPr>
       <w:r>
-        <w:t xml:space="preserve">7. ฐานข้อมูล IOC (IOC Database)</w:t>
+        <w:t xml:space="preserve">6. ฐานข้อมูล IOC (IOC Database)</w:t>
       </w:r>
     </w:p>
     <w:p>
@@ -5578,7 +3735,7 @@
           <w:sz w:val="28"/>
           <w:szCs w:val="28"/>
         </w:rPr>
-        <w:t xml:space="preserve">รูปที่ 7-1  </w:t>
+        <w:t xml:space="preserve">รูปที่ 6-1  </w:t>
       </w:r>
       <w:r>
         <w:rPr>
@@ -5997,7 +4154,7 @@
           <w:sz w:val="28"/>
           <w:szCs w:val="28"/>
         </w:rPr>
-        <w:t xml:space="preserve">รูปที่ 7-2  </w:t>
+        <w:t xml:space="preserve">รูปที่ 6-2  </w:t>
       </w:r>
       <w:r>
         <w:rPr>
@@ -6237,7 +4394,7 @@
         <w:pStyle w:val="Heading1"/>
       </w:pPr>
       <w:r>
-        <w:t xml:space="preserve">8. สถานะของคำขอ</w:t>
+        <w:t xml:space="preserve">7. สถานะของคำขอ</w:t>
       </w:r>
     </w:p>
     <w:tbl>
@@ -6419,7 +4576,7 @@
                 <w:sz w:val="28"/>
                 <w:szCs w:val="28"/>
               </w:rPr>
-              <w:t xml:space="preserve">เริ่มดำเนินการ แล้วเปลี่ยนเป็น “กำลังดำเนินการ”</w:t>
+              <w:t xml:space="preserve">กด “รับงาน” บนการ์ด งานของคุณ (หรือที่แถวในหน้างานตอบสนอง) — สถานะเปลี่ยนเป็น “กำลังดำเนินการ”</w:t>
             </w:r>
           </w:p>
         </w:tc>
@@ -6484,7 +4641,7 @@
                 <w:sz w:val="28"/>
                 <w:szCs w:val="28"/>
               </w:rPr>
-              <w:t xml:space="preserve">คุณกำลังดำเนินการ</w:t>
+              <w:t xml:space="preserve">คุณรับงานแล้วและกำลังดำเนินการ</w:t>
             </w:r>
           </w:p>
         </w:tc>
@@ -6508,7 +4665,7 @@
                 <w:sz w:val="28"/>
                 <w:szCs w:val="28"/>
               </w:rPr>
-              <w:t xml:space="preserve">บันทึกผลระหว่างทาง แล้วปิดท้ายด้วย “เสร็จสิ้น”</w:t>
+              <w:t xml:space="preserve">จัดทำรายงาน RCA นอกระบบ แล้วกด “ส่งงาน · เสร็จสิ้น” บนการ์ดพร้อมเลขที่รายงาน</w:t>
             </w:r>
           </w:p>
         </w:tc>
@@ -6573,7 +4730,7 @@
                 <w:sz w:val="28"/>
                 <w:szCs w:val="28"/>
               </w:rPr>
-              <w:t xml:space="preserve">ดำเนินการครบแล้ว</w:t>
+              <w:t xml:space="preserve">ส่งงานแล้ว</w:t>
             </w:r>
           </w:p>
         </w:tc>
@@ -6597,7 +4754,7 @@
                 <w:sz w:val="28"/>
                 <w:szCs w:val="28"/>
               </w:rPr>
-              <w:t xml:space="preserve">ไม่มี — ระบบแจ้งผู้จัดการ SOC ให้อัตโนมัติ</w:t>
+              <w:t xml:space="preserve">ไม่มี — การ์ดแสดง “ส่งงานแล้ว” และระบบแจ้งผู้จัดการ SOC ให้อัตโนมัติ</w:t>
             </w:r>
           </w:p>
         </w:tc>
@@ -6608,7 +4765,7 @@
         <w:pStyle w:val="Heading1"/>
       </w:pPr>
       <w:r>
-        <w:t xml:space="preserve">9. การแจ้งเตือนทางอีเมล</w:t>
+        <w:t xml:space="preserve">8. การแจ้งเตือนทางอีเมล</w:t>
       </w:r>
     </w:p>
     <w:tbl>
@@ -6760,7 +4917,7 @@
                 <w:sz w:val="28"/>
                 <w:szCs w:val="28"/>
               </w:rPr>
-              <w:t xml:space="preserve">คุณทำเครื่องหมายคำขอเป็น “เสร็จสิ้น”</w:t>
+              <w:t xml:space="preserve">คุณกด “ส่งงาน · เสร็จสิ้น”</w:t>
             </w:r>
           </w:p>
         </w:tc>
@@ -6784,7 +4941,7 @@
                 <w:sz w:val="28"/>
                 <w:szCs w:val="28"/>
               </w:rPr>
-              <w:t xml:space="preserve">ผู้จัดการ SOC ผู้ออกคำขอ</w:t>
+              <w:t xml:space="preserve">ผู้จัดการ SOC ผู้ออกคำขอ (อีเมลระบุเลขที่รายงาน)</w:t>
             </w:r>
           </w:p>
         </w:tc>
@@ -6792,10 +4949,123 @@
     </w:tbl>
     <w:p>
       <w:pPr>
+        <w:spacing w:after="80"/>
+      </w:pPr>
+    </w:p>
+    <w:tbl>
+      <w:tblPr>
+        <w:tblW w:type="dxa" w:w="9600"/>
+        <w:tblBorders>
+          <w:top w:val="single" w:color="F1F3F6" w:sz="2"/>
+          <w:left w:val="single" w:color="6C7888" w:sz="28"/>
+          <w:bottom w:val="single" w:color="F1F3F6" w:sz="2"/>
+          <w:right w:val="single" w:color="F1F3F6" w:sz="2"/>
+          <w:insideH w:val="single" w:color="auto" w:sz="4"/>
+          <w:insideV w:val="single" w:color="auto" w:sz="4"/>
+        </w:tblBorders>
+      </w:tblPr>
+      <w:tblGrid>
+        <w:gridCol w:w="9600"/>
+      </w:tblGrid>
+      <w:tr>
+        <w:tc>
+          <w:tcPr>
+            <w:tcW w:type="dxa" w:w="9600"/>
+            <w:shd w:fill="F1F3F6" w:color="auto" w:val="clear"/>
+            <w:tcMar>
+              <w:top w:type="dxa" w:w="140"/>
+              <w:left w:type="dxa" w:w="200"/>
+              <w:bottom w:type="dxa" w:w="140"/>
+              <w:right w:type="dxa" w:w="200"/>
+            </w:tcMar>
+          </w:tcPr>
+          <w:p>
+            <w:pPr>
+              <w:spacing w:after="60"/>
+            </w:pPr>
+            <w:r>
+              <w:rPr>
+                <w:b/>
+                <w:bCs/>
+                <w:color w:val="6C7888"/>
+                <w:sz w:val="30"/>
+                <w:szCs w:val="30"/>
+              </w:rPr>
+              <w:t xml:space="preserve">สิ่งที่ต้องจำ</w:t>
+            </w:r>
+          </w:p>
+          <w:p>
+            <w:pPr>
+              <w:spacing w:after="0"/>
+            </w:pPr>
+            <w:r>
+              <w:rPr>
+                <w:sz w:val="32"/>
+                <w:szCs w:val="32"/>
+              </w:rPr>
+              <w:t xml:space="preserve">การกด </w:t>
+            </w:r>
+            <w:r>
+              <w:rPr>
+                <w:b/>
+                <w:bCs/>
+                <w:color w:val="1F2D3D"/>
+                <w:sz w:val="32"/>
+                <w:szCs w:val="32"/>
+              </w:rPr>
+              <w:t xml:space="preserve">รับงาน</w:t>
+            </w:r>
+            <w:r>
+              <w:rPr>
+                <w:sz w:val="32"/>
+                <w:szCs w:val="32"/>
+              </w:rPr>
+              <w:t xml:space="preserve"> หรือ </w:t>
+            </w:r>
+            <w:r>
+              <w:rPr>
+                <w:b/>
+                <w:bCs/>
+                <w:color w:val="1F2D3D"/>
+                <w:sz w:val="32"/>
+                <w:szCs w:val="32"/>
+              </w:rPr>
+              <w:t xml:space="preserve">บันทึกไว้ก่อน</w:t>
+            </w:r>
+            <w:r>
+              <w:rPr>
+                <w:sz w:val="32"/>
+                <w:szCs w:val="32"/>
+              </w:rPr>
+              <w:t xml:space="preserve"> ไม่ส่งอีเมล และลิงก์ในอีเมลแจ้งคำขอใหม่พาไปที่การ์ด </w:t>
+            </w:r>
+            <w:r>
+              <w:rPr>
+                <w:b/>
+                <w:bCs/>
+                <w:color w:val="1F2D3D"/>
+                <w:sz w:val="32"/>
+                <w:szCs w:val="32"/>
+              </w:rPr>
+              <w:t xml:space="preserve">งานของคุณ</w:t>
+            </w:r>
+            <w:r>
+              <w:rPr>
+                <w:sz w:val="32"/>
+                <w:szCs w:val="32"/>
+              </w:rPr>
+              <w:t xml:space="preserve"> บนหน้าตั๋วเสมอ</w:t>
+            </w:r>
+          </w:p>
+        </w:tc>
+      </w:tr>
+    </w:tbl>
+    <w:p>
+      <w:pPr>
         <w:pStyle w:val="Heading1"/>
       </w:pPr>
       <w:r>
-        <w:t xml:space="preserve">10. คำถามที่พบบ่อย</w:t>
+        <w:t xml:space="preserve">9. คำถามที่พบบ่อย</w:t>
       </w:r>
     </w:p>
     <w:p>
@@ -6835,7 +5105,7 @@
           <w:sz w:val="32"/>
           <w:szCs w:val="32"/>
         </w:rPr>
-        <w:t xml:space="preserve">สิทธิ์เขียนของคุณจำกัดไว้ที่ผลการดำเนินการในคำขอของคุณ และช่อง Status/Note ในฐานข้อมูล IOC เท่านั้น</w:t>
+        <w:t xml:space="preserve">สิทธิ์เขียนของคุณจำกัดไว้ที่สถานะ ผลการดำเนินการ และเลขที่รายงานในคำขอของคุณ และช่อง Status/Note ในฐานข้อมูล IOC เท่านั้น</w:t>
       </w:r>
     </w:p>
     <w:p>
@@ -6843,6 +5113,106 @@
         <w:pStyle w:val="Heading3"/>
       </w:pPr>
       <w:r>
+        <w:t xml:space="preserve">หาปุ่ม “เริ่มจัดทำ RCA” หรือหน้า RCA Workspace ไม่เจอ?</w:t>
+      </w:r>
+    </w:p>
+    <w:p>
+      <w:pPr>
+        <w:spacing w:after="120"/>
+      </w:pPr>
+      <w:r>
+        <w:rPr>
+          <w:sz w:val="32"/>
+          <w:szCs w:val="32"/>
+        </w:rPr>
+        <w:t xml:space="preserve">หน้านี้ถูกยกเลิกแล้ว — จัดทำรายงาน RCA นอกระบบ แล้วกด “รับงาน” และ “ส่งงาน · เสร็จสิ้น” บนการ์ด “งานของคุณ” ที่ด้านบนของหน้าตั๋วพร้อมเลขที่รายงาน</w:t>
+      </w:r>
+    </w:p>
+    <w:p>
+      <w:pPr>
+        <w:pStyle w:val="Heading3"/>
+      </w:pPr>
+      <w:r>
+        <w:t xml:space="preserve">แนบไฟล์รายงาน RCA ได้ที่ไหน?</w:t>
+      </w:r>
+    </w:p>
+    <w:p>
+      <w:pPr>
+        <w:spacing w:after="120"/>
+      </w:pPr>
+      <w:r>
+        <w:rPr>
+          <w:sz w:val="32"/>
+          <w:szCs w:val="32"/>
+        </w:rPr>
+        <w:t xml:space="preserve">ไม่มี — รายงานเป็นเอกสารฉบับจริงที่ผู้จัดการ SOC รับไปโดยตรง ระบบเก็บเพียงเลขที่รายงาน</w:t>
+      </w:r>
+    </w:p>
+    <w:p>
+      <w:pPr>
+        <w:pStyle w:val="Heading3"/>
+      </w:pPr>
+      <w:r>
+        <w:t xml:space="preserve">หาปุ่ม “อัปเดตงาน” ในรายการคำขอไม่เจอ?</w:t>
+      </w:r>
+    </w:p>
+    <w:p>
+      <w:pPr>
+        <w:spacing w:after="120"/>
+      </w:pPr>
+      <w:r>
+        <w:rPr>
+          <w:sz w:val="32"/>
+          <w:szCs w:val="32"/>
+        </w:rPr>
+        <w:t xml:space="preserve">คำขอของคุณไม่ได้อัปเดตจากรายการแล้ว แถวของคุณมีปุ่ม “ไปที่งานของคุณ” ซึ่งพาขึ้นไปที่การ์ด “งานของคุณ” ด้านบนของคอลัมน์การดำเนินการ — รับงานและส่งงานที่การ์ดนั้น</w:t>
+      </w:r>
+    </w:p>
+    <w:p>
+      <w:pPr>
+        <w:pStyle w:val="Heading3"/>
+      </w:pPr>
+      <w:r>
+        <w:t xml:space="preserve">ทำไมกด “ส่งงาน · เสร็จสิ้น” ไม่ได้?</w:t>
+      </w:r>
+    </w:p>
+    <w:p>
+      <w:pPr>
+        <w:spacing w:after="120"/>
+      </w:pPr>
+      <w:r>
+        <w:rPr>
+          <w:sz w:val="32"/>
+          <w:szCs w:val="32"/>
+        </w:rPr>
+        <w:t xml:space="preserve">ช่องเลขที่รายงานที่ส่งว่างอยู่ — ต้องระบุเลขของรายงานที่ส่งแล้วก่อน ส่วนหมายเหตุจะเว้นว่างก็ได้ หากยังไม่พร้อมให้กด “บันทึกไว้ก่อน (ยังไม่ส่งงาน)”</w:t>
+      </w:r>
+    </w:p>
+    <w:p>
+      <w:pPr>
+        <w:pStyle w:val="Heading3"/>
+      </w:pPr>
+      <w:r>
+        <w:t xml:space="preserve">ไม่เห็นปุ่ม “รับงาน”?</w:t>
+      </w:r>
+    </w:p>
+    <w:p>
+      <w:pPr>
+        <w:spacing w:after="120"/>
+      </w:pPr>
+      <w:r>
+        <w:rPr>
+          <w:sz w:val="32"/>
+          <w:szCs w:val="32"/>
+        </w:rPr>
+        <w:t xml:space="preserve">ปุ่มนี้แสดงเฉพาะผู้รับผิดชอบคำขอ และเฉพาะคำขอที่ยังอยู่ในสถานะ “เปิด” — ถ้าคำขอเป็น “กำลังดำเนินการ” แล้ว แปลว่ารับงานไปแล้ว การ์ดจะแสดงแบบฟอร์มส่งงานแทน</w:t>
+      </w:r>
+    </w:p>
+    <w:p>
+      <w:pPr>
+        <w:pStyle w:val="Heading3"/>
+      </w:pPr>
+      <w:r>
         <w:t xml:space="preserve">ฉันจัดประเภทหรือปิดตั๋วต้นเรื่องได้ไหม?</w:t>
       </w:r>
     </w:p>
@@ -6883,7 +5253,7 @@
         <w:pStyle w:val="Heading1"/>
       </w:pPr>
       <w:r>
-        <w:t xml:space="preserve">11. อภิธานศัพท์</w:t>
+        <w:t xml:space="preserve">10. อภิธานศัพท์</w:t>
       </w:r>
     </w:p>
     <w:tbl>
@@ -7147,7 +5517,7 @@
                 <w:sz w:val="32"/>
                 <w:szCs w:val="32"/>
               </w:rPr>
-              <w:t xml:space="preserve">IOC (Indicator of Compromise)</w:t>
+              <w:t xml:space="preserve">งานของคุณ</w:t>
             </w:r>
           </w:p>
         </w:tc>
@@ -7171,7 +5541,7 @@
                 <w:sz w:val="28"/>
                 <w:szCs w:val="28"/>
               </w:rPr>
-              <w:t xml:space="preserve">ตัวบ่งชี้การบุกรุก เช่น ค่าแฮช โดเมน IP URL ชื่อไฟล์ หรือเส้นทางไฟล์</w:t>
+              <w:t xml:space="preserve">การ์ดด้านบนคอลัมน์การดำเนินการของหน้าตั๋ว แสดงคำขอที่มอบหมายให้คุณ พร้อมตัวติดตาม รับงาน → ดำเนินการ → ส่งงาน</w:t>
             </w:r>
           </w:p>
         </w:tc>
@@ -7202,7 +5572,7 @@
                 <w:sz w:val="32"/>
                 <w:szCs w:val="32"/>
               </w:rPr>
-              <w:t xml:space="preserve">IOC Database</w:t>
+              <w:t xml:space="preserve">รับงาน</w:t>
             </w:r>
           </w:p>
         </w:tc>
@@ -7226,7 +5596,7 @@
                 <w:sz w:val="28"/>
                 <w:szCs w:val="28"/>
               </w:rPr>
-              <w:t xml:space="preserve">หน้ารวมตัวบ่งชี้จากตั๋วและจากที่คุณบันทึกเอง พร้อมสถานะการตรวจสอบและบันทึกของคุณ</w:t>
+              <w:t xml:space="preserve">ปุ่มที่ผู้รับผิดชอบกดเพื่อยืนยันว่าเริ่มลงมือ เปลี่ยนสถานะคำขอจาก เปิด เป็น กำลังดำเนินการ</w:t>
             </w:r>
           </w:p>
         </w:tc>
@@ -7257,7 +5627,7 @@
                 <w:sz w:val="32"/>
                 <w:szCs w:val="32"/>
               </w:rPr>
-              <w:t xml:space="preserve">MAN-####</w:t>
+              <w:t xml:space="preserve">ส่งงาน · เสร็จสิ้น</w:t>
             </w:r>
           </w:p>
         </w:tc>
@@ -7281,7 +5651,7 @@
                 <w:sz w:val="28"/>
                 <w:szCs w:val="28"/>
               </w:rPr>
-              <w:t xml:space="preserve">รหัสอ้างอิงที่ระบบออกให้ตัวบ่งชี้ที่บันทึกเข้ามาเอง</w:t>
+              <w:t xml:space="preserve">ปุ่มบนการ์ดที่ปิดคำขอเป็น เสร็จสิ้น (มีกล่องยืนยัน) ต่างจาก บันทึกไว้ก่อน ที่เก็บข้อมูลไว้โดยยังไม่ส่งงาน</w:t>
             </w:r>
           </w:p>
         </w:tc>
@@ -7312,7 +5682,7 @@
                 <w:sz w:val="32"/>
                 <w:szCs w:val="32"/>
               </w:rPr>
-              <w:t xml:space="preserve">RCA (Root Cause Analysis)</w:t>
+              <w:t xml:space="preserve">เลขที่รายงาน</w:t>
             </w:r>
           </w:p>
         </w:tc>
@@ -7336,7 +5706,7 @@
                 <w:sz w:val="28"/>
                 <w:szCs w:val="28"/>
               </w:rPr>
-              <w:t xml:space="preserve">การวิเคราะห์หาสาเหตุที่แท้จริงของเหตุการณ์ ไม่ใช่เพียงอาการที่ตรวจพบ</w:t>
+              <w:t xml:space="preserve">เลขของรายงาน RCA ฉบับจริงที่ส่งให้ผู้จัดการ SOC (รูปแบบ SOC-RCA-YYYYMM-NNNN) บังคับกรอกก่อนส่งงาน</w:t>
             </w:r>
           </w:p>
         </w:tc>
@@ -7367,7 +5737,7 @@
                 <w:sz w:val="32"/>
                 <w:szCs w:val="32"/>
               </w:rPr>
-              <w:t xml:space="preserve">RCA Workspace</w:t>
+              <w:t xml:space="preserve">IOC (Indicator of Compromise)</w:t>
             </w:r>
           </w:p>
         </w:tc>
@@ -7391,7 +5761,7 @@
                 <w:sz w:val="28"/>
                 <w:szCs w:val="28"/>
               </w:rPr>
-              <w:t xml:space="preserve">หน้าจอสำหรับจัดทำรายงาน RCA เป็นหัวข้อ ๆ และสร้างฉบับร่างเป็นไฟล์ Word</w:t>
+              <w:t xml:space="preserve">ตัวบ่งชี้การบุกรุก เช่น ค่าแฮช โดเมน IP URL ชื่อไฟล์ หรือเส้นทางไฟล์</w:t>
             </w:r>
           </w:p>
         </w:tc>
@@ -7422,7 +5792,7 @@
                 <w:sz w:val="32"/>
                 <w:szCs w:val="32"/>
               </w:rPr>
-              <w:t xml:space="preserve">ฉบับร่าง (Draft)</w:t>
+              <w:t xml:space="preserve">IOC Database</w:t>
             </w:r>
           </w:p>
         </w:tc>
@@ -7446,7 +5816,117 @@
                 <w:sz w:val="28"/>
                 <w:szCs w:val="28"/>
               </w:rPr>
-              <w:t xml:space="preserve">ไฟล์ Word ที่ระบบสร้างจากข้อมูลใน workspace เพื่อนำไปเรียบเรียงเป็นรายงานฉบับจริง</w:t>
+              <w:t xml:space="preserve">หน้ารวมตัวบ่งชี้จากตั๋วและจากที่คุณบันทึกเอง พร้อมสถานะการตรวจสอบและบันทึกของคุณ</w:t>
+            </w:r>
+          </w:p>
+        </w:tc>
+      </w:tr>
+      <w:tr>
+        <w:trPr>
+          <w:cantSplit/>
+        </w:trPr>
+        <w:tc>
+          <w:tcPr>
+            <w:tcW w:type="dxa" w:w="3600"/>
+            <w:shd w:fill="F7F8FA" w:color="auto" w:val="clear"/>
+            <w:tcMar>
+              <w:top w:type="dxa" w:w="70"/>
+              <w:left w:type="dxa" w:w="120"/>
+              <w:bottom w:type="dxa" w:w="70"/>
+              <w:right w:type="dxa" w:w="120"/>
+            </w:tcMar>
+          </w:tcPr>
+          <w:p>
+            <w:pPr>
+              <w:spacing w:after="0"/>
+            </w:pPr>
+            <w:r>
+              <w:rPr>
+                <w:b/>
+                <w:bCs/>
+                <w:sz w:val="32"/>
+                <w:szCs w:val="32"/>
+              </w:rPr>
+              <w:t xml:space="preserve">MAN-####</w:t>
+            </w:r>
+          </w:p>
+        </w:tc>
+        <w:tc>
+          <w:tcPr>
+            <w:tcW w:type="dxa" w:w="6000"/>
+            <w:shd w:fill="F7F8FA" w:color="auto" w:val="clear"/>
+            <w:tcMar>
+              <w:top w:type="dxa" w:w="70"/>
+              <w:left w:type="dxa" w:w="120"/>
+              <w:bottom w:type="dxa" w:w="70"/>
+              <w:right w:type="dxa" w:w="120"/>
+            </w:tcMar>
+          </w:tcPr>
+          <w:p>
+            <w:pPr>
+              <w:spacing w:after="0"/>
+            </w:pPr>
+            <w:r>
+              <w:rPr>
+                <w:sz w:val="28"/>
+                <w:szCs w:val="28"/>
+              </w:rPr>
+              <w:t xml:space="preserve">รหัสอ้างอิงที่ระบบออกให้ตัวบ่งชี้ที่บันทึกเข้ามาเอง</w:t>
+            </w:r>
+          </w:p>
+        </w:tc>
+      </w:tr>
+      <w:tr>
+        <w:trPr>
+          <w:cantSplit/>
+        </w:trPr>
+        <w:tc>
+          <w:tcPr>
+            <w:tcW w:type="dxa" w:w="3600"/>
+            <w:shd w:fill="FFFFFF" w:color="auto" w:val="clear"/>
+            <w:tcMar>
+              <w:top w:type="dxa" w:w="70"/>
+              <w:left w:type="dxa" w:w="120"/>
+              <w:bottom w:type="dxa" w:w="70"/>
+              <w:right w:type="dxa" w:w="120"/>
+            </w:tcMar>
+          </w:tcPr>
+          <w:p>
+            <w:pPr>
+              <w:spacing w:after="0"/>
+            </w:pPr>
+            <w:r>
+              <w:rPr>
+                <w:b/>
+                <w:bCs/>
+                <w:sz w:val="32"/>
+                <w:szCs w:val="32"/>
+              </w:rPr>
+              <w:t xml:space="preserve">RCA (Root Cause Analysis)</w:t>
+            </w:r>
+          </w:p>
+        </w:tc>
+        <w:tc>
+          <w:tcPr>
+            <w:tcW w:type="dxa" w:w="6000"/>
+            <w:shd w:fill="FFFFFF" w:color="auto" w:val="clear"/>
+            <w:tcMar>
+              <w:top w:type="dxa" w:w="70"/>
+              <w:left w:type="dxa" w:w="120"/>
+              <w:bottom w:type="dxa" w:w="70"/>
+              <w:right w:type="dxa" w:w="120"/>
+            </w:tcMar>
+          </w:tcPr>
+          <w:p>
+            <w:pPr>
+              <w:spacing w:after="0"/>
+            </w:pPr>
+            <w:r>
+              <w:rPr>
+                <w:sz w:val="28"/>
+                <w:szCs w:val="28"/>
+              </w:rPr>
+              <w:t xml:space="preserve">การวิเคราะห์หาสาเหตุที่แท้จริงของเหตุการณ์ ไม่ใช่เพียงอาการที่ตรวจพบ</w:t>
             </w:r>
           </w:p>
         </w:tc>
@@ -7806,13 +6286,13 @@
     </w:lvlOverride>
   </w:num>
   <w:num w:numId="5">
-    <w:abstractNumId w:val="6"/>
+    <w:abstractNumId w:val="5"/>
     <w:lvlOverride w:ilvl="0">
       <w:startOverride w:val="1"/>
     </w:lvlOverride>
   </w:num>
   <w:num w:numId="6">
-    <w:abstractNumId w:val="5"/>
+    <w:abstractNumId w:val="6"/>
     <w:lvlOverride w:ilvl="0">
       <w:startOverride w:val="1"/>
     </w:lvlOverride>

--- a/docs/user-guides/manuals/user-manual-forensic-analyst.th.docx
+++ b/docs/user-guides/manuals/user-manual-forensic-analyst.th.docx
@@ -181,7 +181,7 @@
           <w:sz w:val="28"/>
           <w:szCs w:val="28"/>
         </w:rPr>
-        <w:t xml:space="preserve">เวอร์ชันระบบ v1.7.1</w:t>
+        <w:t xml:space="preserve">เวอร์ชันระบบ v1.7.6</w:t>
       </w:r>
       <w:r>
         <w:rPr>
@@ -197,7 +197,7 @@
           <w:sz w:val="28"/>
           <w:szCs w:val="28"/>
         </w:rPr>
-        <w:t xml:space="preserve">ปรับปรุงล่าสุด 18 กันยายน 2026</w:t>
+        <w:t xml:space="preserve">ปรับปรุงล่าสุด 24 กันยายน 2026</w:t>
       </w:r>
     </w:p>
     <w:p>
@@ -211,7 +211,7 @@
           <w:sz w:val="28"/>
           <w:szCs w:val="28"/>
         </w:rPr>
-        <w:t xml:space="preserve">คู่มือฉบับที่ 1.3</w:t>
+        <w:t xml:space="preserve">คู่มือฉบับที่ 1.4</w:t>
       </w:r>
     </w:p>
     <w:p>

--- a/docs/user-guides/manuals/user-manual-forensic-analyst.th.docx
+++ b/docs/user-guides/manuals/user-manual-forensic-analyst.th.docx
@@ -197,7 +197,7 @@
           <w:sz w:val="28"/>
           <w:szCs w:val="28"/>
         </w:rPr>
-        <w:t xml:space="preserve">ปรับปรุงล่าสุด 24 กันยายน 2026</w:t>
+        <w:t xml:space="preserve">ปรับปรุงล่าสุด 25 กันยายน 2026</w:t>
       </w:r>
     </w:p>
     <w:p>

--- a/docs/user-guides/manuals/user-manual-forensic-analyst.th.docx
+++ b/docs/user-guides/manuals/user-manual-forensic-analyst.th.docx
@@ -181,7 +181,7 @@
           <w:sz w:val="28"/>
           <w:szCs w:val="28"/>
         </w:rPr>
-        <w:t xml:space="preserve">เวอร์ชันระบบ v1.7.6</w:t>
+        <w:t xml:space="preserve">เวอร์ชันระบบ v1.7.8</w:t>
       </w:r>
       <w:r>
         <w:rPr>
@@ -211,7 +211,7 @@
           <w:sz w:val="28"/>
           <w:szCs w:val="28"/>
         </w:rPr>
-        <w:t xml:space="preserve">คู่มือฉบับที่ 1.4</w:t>
+        <w:t xml:space="preserve">คู่มือฉบับที่ 1.5</w:t>
       </w:r>
     </w:p>
     <w:p>
@@ -1015,7 +1015,7 @@
           <w:sz w:val="32"/>
           <w:szCs w:val="32"/>
         </w:rPr>
-        <w:t xml:space="preserve"> (หัวข้อหน้าจอ: งานตอบสนอง) ซึ่งแสดงเฉพาะคำขอที่มอบหมายให้คุณ พร้อมตัวกรองตามสถานะ แต่ละแถวมีปุ่ม </w:t>
+        <w:t xml:space="preserve"> (หัวข้อหน้าจอ: งานตอบสนอง) ซึ่งแสดงเฉพาะคำขอที่มอบหมายให้คุณ เรียงงานค้างขึ้นก่อน พร้อมแถบค้นหาและป้ายสถานะ (ดูหัวข้อย่อยท้ายส่วนนี้) แต่ละแถวมีปุ่ม </w:t>
       </w:r>
       <w:r>
         <w:rPr>
@@ -1362,6 +1362,883 @@
         </w:tc>
       </w:tr>
     </w:tbl>
+    <w:p>
+      <w:pPr>
+        <w:pStyle w:val="Heading2"/>
+      </w:pPr>
+      <w:r>
+        <w:t xml:space="preserve">ค้นหา กรอง และเรียงลำดับรายการ (ปรับปรุง v1.7.8)</w:t>
+      </w:r>
+    </w:p>
+    <w:p>
+      <w:pPr>
+        <w:spacing w:after="120"/>
+      </w:pPr>
+      <w:r>
+        <w:rPr>
+          <w:sz w:val="32"/>
+          <w:szCs w:val="32"/>
+        </w:rPr>
+        <w:t xml:space="preserve">ทุกหน้าที่เป็นรายการใช้แถบค้นหาและการเรียงลำดับแบบเดียวกัน:</w:t>
+      </w:r>
+    </w:p>
+    <w:p>
+      <w:pPr>
+        <w:pStyle w:val="ListParagraph"/>
+        <w:numPr>
+          <w:ilvl w:val="0"/>
+          <w:numId w:val="3"/>
+        </w:numPr>
+        <w:spacing w:after="60"/>
+      </w:pPr>
+      <w:r>
+        <w:rPr>
+          <w:b/>
+          <w:bCs/>
+          <w:sz w:val="32"/>
+          <w:szCs w:val="32"/>
+        </w:rPr>
+        <w:t xml:space="preserve">ค้นหา: </w:t>
+      </w:r>
+      <w:r>
+        <w:rPr>
+          <w:sz w:val="32"/>
+          <w:szCs w:val="32"/>
+        </w:rPr>
+        <w:t xml:space="preserve">พิมพ์คำค้นแล้วกด Enter หรือกดปุ่มแว่นขยาย โดยทั่วไปค้นได้จากเลข Ticket ชื่อเรื่อง ระบบ/บริการ IP และรายละเอียด</w:t>
+      </w:r>
+    </w:p>
+    <w:p>
+      <w:pPr>
+        <w:pStyle w:val="ListParagraph"/>
+        <w:numPr>
+          <w:ilvl w:val="0"/>
+          <w:numId w:val="3"/>
+        </w:numPr>
+        <w:spacing w:after="60"/>
+      </w:pPr>
+      <w:r>
+        <w:rPr>
+          <w:b/>
+          <w:bCs/>
+          <w:sz w:val="32"/>
+          <w:szCs w:val="32"/>
+        </w:rPr>
+        <w:t xml:space="preserve">ตัวเลือกกรอง </w:t>
+      </w:r>
+      <w:r>
+        <w:rPr>
+          <w:sz w:val="32"/>
+          <w:szCs w:val="32"/>
+        </w:rPr>
+        <w:t xml:space="preserve">เช่น ความรุนแรง หรือสถานะ มีผลทันทีที่เลือก </w:t>
+      </w:r>
+      <w:r>
+        <w:rPr>
+          <w:b/>
+          <w:bCs/>
+          <w:sz w:val="32"/>
+          <w:szCs w:val="32"/>
+        </w:rPr>
+        <w:t xml:space="preserve">ไม่มีปุ่ม “กรอง” แล้ว</w:t>
+      </w:r>
+    </w:p>
+    <w:p>
+      <w:pPr>
+        <w:pStyle w:val="ListParagraph"/>
+        <w:numPr>
+          <w:ilvl w:val="0"/>
+          <w:numId w:val="3"/>
+        </w:numPr>
+        <w:spacing w:after="60"/>
+      </w:pPr>
+      <w:r>
+        <w:rPr>
+          <w:b/>
+          <w:bCs/>
+          <w:sz w:val="32"/>
+          <w:szCs w:val="32"/>
+        </w:rPr>
+        <w:t xml:space="preserve">ป้ายตัวกรอง: </w:t>
+      </w:r>
+      <w:r>
+        <w:rPr>
+          <w:sz w:val="32"/>
+          <w:szCs w:val="32"/>
+        </w:rPr>
+        <w:t xml:space="preserve">ทุกเงื่อนไขที่ใช้อยู่แสดงเป็นป้ายใต้แถบ กด × บนป้ายเพื่อเอาเงื่อนไขนั้นออก หรือกด </w:t>
+      </w:r>
+      <w:r>
+        <w:rPr>
+          <w:b/>
+          <w:bCs/>
+          <w:color w:val="1F2D3D"/>
+          <w:sz w:val="32"/>
+          <w:szCs w:val="32"/>
+        </w:rPr>
+        <w:t xml:space="preserve">ล้างทั้งหมด</w:t>
+      </w:r>
+      <w:r>
+        <w:rPr>
+          <w:sz w:val="32"/>
+          <w:szCs w:val="32"/>
+        </w:rPr>
+        <w:t xml:space="preserve"> ช่องที่กำลังกรองอยู่จะมีกรอบสีน้ำเงิน — ถ้ารายการดูสั้นผิดปกติ ให้ดูป้ายก่อน</w:t>
+      </w:r>
+    </w:p>
+    <w:p>
+      <w:pPr>
+        <w:pStyle w:val="ListParagraph"/>
+        <w:numPr>
+          <w:ilvl w:val="0"/>
+          <w:numId w:val="3"/>
+        </w:numPr>
+        <w:spacing w:after="60"/>
+      </w:pPr>
+      <w:r>
+        <w:rPr>
+          <w:b/>
+          <w:bCs/>
+          <w:sz w:val="32"/>
+          <w:szCs w:val="32"/>
+        </w:rPr>
+        <w:t xml:space="preserve">ตัวกรองเพิ่มเติม: </w:t>
+      </w:r>
+      <w:r>
+        <w:rPr>
+          <w:sz w:val="32"/>
+          <w:szCs w:val="32"/>
+        </w:rPr>
+        <w:t xml:space="preserve">ในบางหน้า ตัวกรองที่ใช้ไม่บ่อยซ่อนอยู่ใต้ปุ่ม </w:t>
+      </w:r>
+      <w:r>
+        <w:rPr>
+          <w:b/>
+          <w:bCs/>
+          <w:color w:val="1F2D3D"/>
+          <w:sz w:val="32"/>
+          <w:szCs w:val="32"/>
+        </w:rPr>
+        <w:t xml:space="preserve">ตัวกรองเพิ่มเติม</w:t>
+      </w:r>
+      <w:r>
+        <w:rPr>
+          <w:sz w:val="32"/>
+          <w:szCs w:val="32"/>
+        </w:rPr>
+        <w:t xml:space="preserve"> ตัวเลขบนปุ่มบอกว่าตั้งไว้กี่รายการ และส่วนนี้จะเปิดค้างไว้เองเมื่อมีรายการที่ตั้งอยู่</w:t>
+      </w:r>
+    </w:p>
+    <w:p>
+      <w:pPr>
+        <w:pStyle w:val="ListParagraph"/>
+        <w:numPr>
+          <w:ilvl w:val="0"/>
+          <w:numId w:val="3"/>
+        </w:numPr>
+        <w:spacing w:after="60"/>
+      </w:pPr>
+      <w:r>
+        <w:rPr>
+          <w:b/>
+          <w:bCs/>
+          <w:sz w:val="32"/>
+          <w:szCs w:val="32"/>
+        </w:rPr>
+        <w:t xml:space="preserve">แถบผลลัพธ์ </w:t>
+      </w:r>
+      <w:r>
+        <w:rPr>
+          <w:sz w:val="32"/>
+          <w:szCs w:val="32"/>
+        </w:rPr>
+        <w:t xml:space="preserve">เหนือตารางบอกจำนวนที่พบ เช่น “13 เคส จาก 89 ที่เปิดอยู่” และมีตัวเลือก </w:t>
+      </w:r>
+      <w:r>
+        <w:rPr>
+          <w:b/>
+          <w:bCs/>
+          <w:color w:val="1F2D3D"/>
+          <w:sz w:val="32"/>
+          <w:szCs w:val="32"/>
+        </w:rPr>
+        <w:t xml:space="preserve">เรียงตาม</w:t>
+      </w:r>
+      <w:r>
+        <w:rPr>
+          <w:sz w:val="32"/>
+          <w:szCs w:val="32"/>
+        </w:rPr>
+        <w:t xml:space="preserve"> แบบสำเร็จรูป</w:t>
+      </w:r>
+    </w:p>
+    <w:p>
+      <w:pPr>
+        <w:pStyle w:val="ListParagraph"/>
+        <w:numPr>
+          <w:ilvl w:val="0"/>
+          <w:numId w:val="3"/>
+        </w:numPr>
+        <w:spacing w:after="60"/>
+      </w:pPr>
+      <w:r>
+        <w:rPr>
+          <w:b/>
+          <w:bCs/>
+          <w:sz w:val="32"/>
+          <w:szCs w:val="32"/>
+        </w:rPr>
+        <w:t xml:space="preserve">กดหัวคอลัมน์ </w:t>
+      </w:r>
+      <w:r>
+        <w:rPr>
+          <w:sz w:val="32"/>
+          <w:szCs w:val="32"/>
+        </w:rPr>
+        <w:t xml:space="preserve">เพื่อเรียงทั้งรายการ ไม่ใช่เฉพาะหน้าที่เห็นอยู่ กดครั้งแรกจะเรียงแบบที่ใช้บ่อยที่สุด — ใหม่สุดก่อน, Critical ก่อน, OLA ใกล้ครบกำหนดก่อน, ชื่อตามตัวอักษร, สถานะตามลำดับขั้นตอนงาน — กดซ้ำเพื่อกลับด้าน ลูกศร ▲ ▼ ชี้คอลัมน์ที่ใช้เรียงอยู่ แถวที่ไม่มีค่าอยู่ท้ายเสมอ และช่อง เรียงตาม จะขึ้นว่า </w:t>
+      </w:r>
+      <w:r>
+        <w:rPr>
+          <w:b/>
+          <w:bCs/>
+          <w:color w:val="1F2D3D"/>
+          <w:sz w:val="32"/>
+          <w:szCs w:val="32"/>
+        </w:rPr>
+        <w:t xml:space="preserve">ตามคอลัมน์ในตาราง</w:t>
+      </w:r>
+      <w:r>
+        <w:rPr>
+          <w:sz w:val="32"/>
+          <w:szCs w:val="32"/>
+        </w:rPr>
+        <w:t xml:space="preserve"> คอลัมน์ข้อความยาว เช่น รายละเอียด เรียงไม่ได้</w:t>
+      </w:r>
+    </w:p>
+    <w:p>
+      <w:pPr>
+        <w:pStyle w:val="ListParagraph"/>
+        <w:numPr>
+          <w:ilvl w:val="0"/>
+          <w:numId w:val="3"/>
+        </w:numPr>
+        <w:spacing w:after="60"/>
+      </w:pPr>
+      <w:r>
+        <w:rPr>
+          <w:b/>
+          <w:bCs/>
+          <w:sz w:val="32"/>
+          <w:szCs w:val="32"/>
+        </w:rPr>
+        <w:t xml:space="preserve">ลิงก์ </w:t>
+      </w:r>
+      <w:r>
+        <w:rPr>
+          <w:sz w:val="32"/>
+          <w:szCs w:val="32"/>
+        </w:rPr>
+        <w:t xml:space="preserve">ของป้าย หน้าถัดไป และหัวคอลัมน์ คงเงื่อนไขทั้งหมดไว้ คัดลอกที่อยู่ในเบราว์เซอร์ส่งให้เพื่อนร่วมทีมเพื่อเปิดมุมมองเดียวกันได้</w:t>
+      </w:r>
+    </w:p>
+    <w:p>
+      <w:pPr>
+        <w:spacing w:after="80"/>
+      </w:pPr>
+    </w:p>
+    <w:tbl>
+      <w:tblPr>
+        <w:tblW w:type="dxa" w:w="9600"/>
+        <w:tblBorders>
+          <w:top w:val="single" w:color="E1E6ED" w:sz="2"/>
+          <w:left w:val="single" w:color="E1E6ED" w:sz="2"/>
+          <w:bottom w:val="single" w:color="E1E6ED" w:sz="2"/>
+          <w:right w:val="single" w:color="E1E6ED" w:sz="2"/>
+          <w:insideH w:val="single" w:color="E1E6ED" w:sz="2"/>
+          <w:insideV w:val="single" w:color="E1E6ED" w:sz="2"/>
+        </w:tblBorders>
+      </w:tblPr>
+      <w:tblGrid>
+        <w:gridCol w:w="3000"/>
+        <w:gridCol w:w="6600"/>
+      </w:tblGrid>
+      <w:tr>
+        <w:trPr>
+          <w:cantSplit/>
+          <w:tblHeader/>
+        </w:trPr>
+        <w:tc>
+          <w:tcPr>
+            <w:tcW w:type="dxa" w:w="3000"/>
+            <w:shd w:fill="1A1A2E" w:color="auto" w:val="clear"/>
+            <w:tcMar>
+              <w:top w:type="dxa" w:w="80"/>
+              <w:left w:type="dxa" w:w="120"/>
+              <w:bottom w:type="dxa" w:w="80"/>
+              <w:right w:type="dxa" w:w="120"/>
+            </w:tcMar>
+          </w:tcPr>
+          <w:p>
+            <w:r>
+              <w:rPr>
+                <w:b/>
+                <w:bCs/>
+                <w:color w:val="FFFFFF"/>
+                <w:sz w:val="28"/>
+                <w:szCs w:val="28"/>
+              </w:rPr>
+              <w:t xml:space="preserve">หน้า</w:t>
+            </w:r>
+          </w:p>
+        </w:tc>
+        <w:tc>
+          <w:tcPr>
+            <w:tcW w:type="dxa" w:w="6600"/>
+            <w:shd w:fill="1A1A2E" w:color="auto" w:val="clear"/>
+            <w:tcMar>
+              <w:top w:type="dxa" w:w="80"/>
+              <w:left w:type="dxa" w:w="120"/>
+              <w:bottom w:type="dxa" w:w="80"/>
+              <w:right w:type="dxa" w:w="120"/>
+            </w:tcMar>
+          </w:tcPr>
+          <w:p>
+            <w:r>
+              <w:rPr>
+                <w:b/>
+                <w:bCs/>
+                <w:color w:val="FFFFFF"/>
+                <w:sz w:val="28"/>
+                <w:szCs w:val="28"/>
+              </w:rPr>
+              <w:t xml:space="preserve">ตัวกรองบนแถบ และข้อสังเกต</w:t>
+            </w:r>
+          </w:p>
+        </w:tc>
+      </w:tr>
+      <w:tr>
+        <w:trPr>
+          <w:cantSplit/>
+        </w:trPr>
+        <w:tc>
+          <w:tcPr>
+            <w:tcW w:type="dxa" w:w="3000"/>
+            <w:shd w:fill="FFFFFF" w:color="auto" w:val="clear"/>
+            <w:tcMar>
+              <w:top w:type="dxa" w:w="70"/>
+              <w:left w:type="dxa" w:w="120"/>
+              <w:bottom w:type="dxa" w:w="70"/>
+              <w:right w:type="dxa" w:w="120"/>
+            </w:tcMar>
+          </w:tcPr>
+          <w:p>
+            <w:pPr>
+              <w:spacing w:after="0"/>
+            </w:pPr>
+            <w:r>
+              <w:rPr>
+                <w:b/>
+                <w:bCs/>
+                <w:color w:val="245EA8"/>
+                <w:sz w:val="32"/>
+                <w:szCs w:val="32"/>
+              </w:rPr>
+              <w:t xml:space="preserve">คำขอตอบสนองเหตุการณ์</w:t>
+            </w:r>
+            <w:r>
+              <w:rPr>
+                <w:sz w:val="28"/>
+                <w:szCs w:val="28"/>
+              </w:rPr>
+              <w:t xml:space="preserve"> (งานตอบสนอง)</w:t>
+            </w:r>
+          </w:p>
+        </w:tc>
+        <w:tc>
+          <w:tcPr>
+            <w:tcW w:type="dxa" w:w="6600"/>
+            <w:shd w:fill="FFFFFF" w:color="auto" w:val="clear"/>
+            <w:tcMar>
+              <w:top w:type="dxa" w:w="70"/>
+              <w:left w:type="dxa" w:w="120"/>
+              <w:bottom w:type="dxa" w:w="70"/>
+              <w:right w:type="dxa" w:w="120"/>
+            </w:tcMar>
+          </w:tcPr>
+          <w:p>
+            <w:pPr>
+              <w:spacing w:after="0"/>
+            </w:pPr>
+            <w:r>
+              <w:rPr>
+                <w:sz w:val="28"/>
+                <w:szCs w:val="28"/>
+              </w:rPr>
+              <w:t xml:space="preserve">ป้ายสถานะ เปิด / กำลังดำเนินการ / เสร็จสิ้น / ยกเลิกแล้ว พร้อมจำนวน, ค้นหา (หัวข้อ รายละเอียด เลข Ticket เลขที่รายงาน) และ ประเภท (แสดงเมื่อบทบาทของคุณรับคำขอได้มากกว่าหนึ่งประเภท) — ค่าเริ่มต้นเรียงงานค้าง (เปิด → กำลังดำเนินการ) ขึ้นก่อน กดหัวคอลัมน์ เลขที่รายงาน ได้ โดยคำขอที่ยังไม่มีเลขอยู่ท้ายเสมอ ตัวเลข ยังไม่เสร็จ บนหัวหน้าจอนับทั้งคิวของคุณ ไม่เปลี่ยนตามตัวกรอง</w:t>
+            </w:r>
+          </w:p>
+        </w:tc>
+      </w:tr>
+      <w:tr>
+        <w:trPr>
+          <w:cantSplit/>
+        </w:trPr>
+        <w:tc>
+          <w:tcPr>
+            <w:tcW w:type="dxa" w:w="3000"/>
+            <w:shd w:fill="F7F8FA" w:color="auto" w:val="clear"/>
+            <w:tcMar>
+              <w:top w:type="dxa" w:w="70"/>
+              <w:left w:type="dxa" w:w="120"/>
+              <w:bottom w:type="dxa" w:w="70"/>
+              <w:right w:type="dxa" w:w="120"/>
+            </w:tcMar>
+          </w:tcPr>
+          <w:p>
+            <w:pPr>
+              <w:spacing w:after="0"/>
+            </w:pPr>
+            <w:r>
+              <w:rPr>
+                <w:b/>
+                <w:bCs/>
+                <w:color w:val="245EA8"/>
+                <w:sz w:val="32"/>
+                <w:szCs w:val="32"/>
+              </w:rPr>
+              <w:t xml:space="preserve">ฐานข้อมูล IOC</w:t>
+            </w:r>
+          </w:p>
+        </w:tc>
+        <w:tc>
+          <w:tcPr>
+            <w:tcW w:type="dxa" w:w="6600"/>
+            <w:shd w:fill="F7F8FA" w:color="auto" w:val="clear"/>
+            <w:tcMar>
+              <w:top w:type="dxa" w:w="70"/>
+              <w:left w:type="dxa" w:w="120"/>
+              <w:bottom w:type="dxa" w:w="70"/>
+              <w:right w:type="dxa" w:w="120"/>
+            </w:tcMar>
+          </w:tcPr>
+          <w:p>
+            <w:pPr>
+              <w:spacing w:after="0"/>
+            </w:pPr>
+            <w:r>
+              <w:rPr>
+                <w:sz w:val="28"/>
+                <w:szCs w:val="28"/>
+              </w:rPr>
+              <w:t xml:space="preserve">ค้นหา สถานะ แหล่งที่มา และ ประเภท พร้อมการเรียงตามหัวคอลัมน์ทั้งฐานข้อมูล — ดูหัวข้อฐานข้อมูล IOC</w:t>
+            </w:r>
+          </w:p>
+        </w:tc>
+      </w:tr>
+      <w:tr>
+        <w:trPr>
+          <w:cantSplit/>
+        </w:trPr>
+        <w:tc>
+          <w:tcPr>
+            <w:tcW w:type="dxa" w:w="3000"/>
+            <w:shd w:fill="FFFFFF" w:color="auto" w:val="clear"/>
+            <w:tcMar>
+              <w:top w:type="dxa" w:w="70"/>
+              <w:left w:type="dxa" w:w="120"/>
+              <w:bottom w:type="dxa" w:w="70"/>
+              <w:right w:type="dxa" w:w="120"/>
+            </w:tcMar>
+          </w:tcPr>
+          <w:p>
+            <w:pPr>
+              <w:spacing w:after="0"/>
+            </w:pPr>
+            <w:r>
+              <w:rPr>
+                <w:b/>
+                <w:bCs/>
+                <w:color w:val="245EA8"/>
+                <w:sz w:val="32"/>
+                <w:szCs w:val="32"/>
+              </w:rPr>
+              <w:t xml:space="preserve">เคสที่กำลังดำเนินการอยู่</w:t>
+            </w:r>
+          </w:p>
+        </w:tc>
+        <w:tc>
+          <w:tcPr>
+            <w:tcW w:type="dxa" w:w="6600"/>
+            <w:shd w:fill="FFFFFF" w:color="auto" w:val="clear"/>
+            <w:tcMar>
+              <w:top w:type="dxa" w:w="70"/>
+              <w:left w:type="dxa" w:w="120"/>
+              <w:bottom w:type="dxa" w:w="70"/>
+              <w:right w:type="dxa" w:w="120"/>
+            </w:tcMar>
+          </w:tcPr>
+          <w:p>
+            <w:pPr>
+              <w:spacing w:after="0"/>
+            </w:pPr>
+            <w:r>
+              <w:rPr>
+                <w:sz w:val="32"/>
+                <w:szCs w:val="32"/>
+              </w:rPr>
+              <w:t xml:space="preserve">ค้นหา สถานะ ความรุนแรง และ วันที่แจ้ง — ใต้ </w:t>
+            </w:r>
+            <w:r>
+              <w:rPr>
+                <w:b/>
+                <w:bCs/>
+                <w:color w:val="1F2D3D"/>
+                <w:sz w:val="32"/>
+                <w:szCs w:val="32"/>
+              </w:rPr>
+              <w:t xml:space="preserve">ตัวกรองเพิ่มเติม</w:t>
+            </w:r>
+            <w:r>
+              <w:rPr>
+                <w:sz w:val="28"/>
+                <w:szCs w:val="28"/>
+              </w:rPr>
+              <w:t xml:space="preserve"> มี ประเภท ความฉุกเฉิน และ OLA หากไม่เลือกช่วงวันที่จะแสดงเคสเปิดทั้งหมด ช่องวันที่แจ้งมีทางลัด วันนี้ / 7 วัน / 30 วัน / เดือนนี้ หรือกำหนดวันเอง</w:t>
+            </w:r>
+          </w:p>
+        </w:tc>
+      </w:tr>
+      <w:tr>
+        <w:trPr>
+          <w:cantSplit/>
+        </w:trPr>
+        <w:tc>
+          <w:tcPr>
+            <w:tcW w:type="dxa" w:w="3000"/>
+            <w:shd w:fill="F7F8FA" w:color="auto" w:val="clear"/>
+            <w:tcMar>
+              <w:top w:type="dxa" w:w="70"/>
+              <w:left w:type="dxa" w:w="120"/>
+              <w:bottom w:type="dxa" w:w="70"/>
+              <w:right w:type="dxa" w:w="120"/>
+            </w:tcMar>
+          </w:tcPr>
+          <w:p>
+            <w:pPr>
+              <w:spacing w:after="0"/>
+            </w:pPr>
+            <w:r>
+              <w:rPr>
+                <w:b/>
+                <w:bCs/>
+                <w:color w:val="245EA8"/>
+                <w:sz w:val="32"/>
+                <w:szCs w:val="32"/>
+              </w:rPr>
+              <w:t xml:space="preserve">ประวัติเคสที่ปิดไปแล้ว</w:t>
+            </w:r>
+          </w:p>
+        </w:tc>
+        <w:tc>
+          <w:tcPr>
+            <w:tcW w:type="dxa" w:w="6600"/>
+            <w:shd w:fill="F7F8FA" w:color="auto" w:val="clear"/>
+            <w:tcMar>
+              <w:top w:type="dxa" w:w="70"/>
+              <w:left w:type="dxa" w:w="120"/>
+              <w:bottom w:type="dxa" w:w="70"/>
+              <w:right w:type="dxa" w:w="120"/>
+            </w:tcMar>
+          </w:tcPr>
+          <w:p>
+            <w:pPr>
+              <w:spacing w:after="0"/>
+            </w:pPr>
+            <w:r>
+              <w:rPr>
+                <w:sz w:val="28"/>
+                <w:szCs w:val="28"/>
+              </w:rPr>
+              <w:t xml:space="preserve">ป้ายผลลัพธ์ ทั้งหมด / อนุมัติแล้ว / Event / ยกเลิกแล้ว พร้อมจำนวน, ค้นหา ความรุนแรง ผู้อนุมัติ/ปิดเคส และ วันที่แจ้ง — ใต้ </w:t>
+            </w:r>
+            <w:r>
+              <w:rPr>
+                <w:b/>
+                <w:bCs/>
+                <w:color w:val="1F2D3D"/>
+                <w:sz w:val="32"/>
+                <w:szCs w:val="32"/>
+              </w:rPr>
+              <w:t xml:space="preserve">ตัวกรองเพิ่มเติม</w:t>
+            </w:r>
+            <w:r>
+              <w:rPr>
+                <w:sz w:val="28"/>
+                <w:szCs w:val="28"/>
+              </w:rPr>
+              <w:t xml:space="preserve"> มี ประเภท และ ความฉุกเฉิน ค่าเริ่มต้นแสดงเคสที่แจ้งในเดือนนี้ (ป้ายสีเทา) เลือก ทุกช่วงเวลา เพื่อดูทั้งหมด และเรียงปิดล่าสุดก่อน</w:t>
+            </w:r>
+          </w:p>
+        </w:tc>
+      </w:tr>
+      <w:tr>
+        <w:trPr>
+          <w:cantSplit/>
+        </w:trPr>
+        <w:tc>
+          <w:tcPr>
+            <w:tcW w:type="dxa" w:w="3000"/>
+            <w:shd w:fill="FFFFFF" w:color="auto" w:val="clear"/>
+            <w:tcMar>
+              <w:top w:type="dxa" w:w="70"/>
+              <w:left w:type="dxa" w:w="120"/>
+              <w:bottom w:type="dxa" w:w="70"/>
+              <w:right w:type="dxa" w:w="120"/>
+            </w:tcMar>
+          </w:tcPr>
+          <w:p>
+            <w:pPr>
+              <w:spacing w:after="0"/>
+            </w:pPr>
+            <w:r>
+              <w:rPr>
+                <w:b/>
+                <w:bCs/>
+                <w:color w:val="245EA8"/>
+                <w:sz w:val="32"/>
+                <w:szCs w:val="32"/>
+              </w:rPr>
+              <w:t xml:space="preserve">ค้นหา IOC</w:t>
+            </w:r>
+          </w:p>
+        </w:tc>
+        <w:tc>
+          <w:tcPr>
+            <w:tcW w:type="dxa" w:w="6600"/>
+            <w:shd w:fill="FFFFFF" w:color="auto" w:val="clear"/>
+            <w:tcMar>
+              <w:top w:type="dxa" w:w="70"/>
+              <w:left w:type="dxa" w:w="120"/>
+              <w:bottom w:type="dxa" w:w="70"/>
+              <w:right w:type="dxa" w:w="120"/>
+            </w:tcMar>
+          </w:tcPr>
+          <w:p>
+            <w:pPr>
+              <w:spacing w:after="0"/>
+            </w:pPr>
+            <w:r>
+              <w:rPr>
+                <w:sz w:val="28"/>
+                <w:szCs w:val="28"/>
+              </w:rPr>
+              <w:t xml:space="preserve">การ์ดเคสและการ์ดบันทึกการคัดกรองเรียงตามหัวคอลัมน์ได้แยกกัน เรียงการ์ดหนึ่งไม่ทำให้อีกการ์ดกลับไปหน้าแรก</w:t>
+            </w:r>
+          </w:p>
+        </w:tc>
+      </w:tr>
+    </w:tbl>
+    <w:p>
+      <w:pPr>
+        <w:spacing w:after="140"/>
+      </w:pPr>
+    </w:p>
+    <w:tbl>
+      <w:tblPr>
+        <w:tblW w:type="dxa" w:w="9600"/>
+        <w:tblBorders>
+          <w:top w:val="single" w:color="F1F3F6" w:sz="2"/>
+          <w:left w:val="single" w:color="6C7888" w:sz="28"/>
+          <w:bottom w:val="single" w:color="F1F3F6" w:sz="2"/>
+          <w:right w:val="single" w:color="F1F3F6" w:sz="2"/>
+          <w:insideH w:val="single" w:color="auto" w:sz="4"/>
+          <w:insideV w:val="single" w:color="auto" w:sz="4"/>
+        </w:tblBorders>
+      </w:tblPr>
+      <w:tblGrid>
+        <w:gridCol w:w="9600"/>
+      </w:tblGrid>
+      <w:tr>
+        <w:tc>
+          <w:tcPr>
+            <w:tcW w:type="dxa" w:w="9600"/>
+            <w:shd w:fill="F1F3F6" w:color="auto" w:val="clear"/>
+            <w:tcMar>
+              <w:top w:type="dxa" w:w="140"/>
+              <w:left w:type="dxa" w:w="200"/>
+              <w:bottom w:type="dxa" w:w="140"/>
+              <w:right w:type="dxa" w:w="200"/>
+            </w:tcMar>
+          </w:tcPr>
+          <w:p>
+            <w:pPr>
+              <w:spacing w:after="60"/>
+            </w:pPr>
+            <w:r>
+              <w:rPr>
+                <w:b/>
+                <w:bCs/>
+                <w:color w:val="6C7888"/>
+                <w:sz w:val="30"/>
+                <w:szCs w:val="30"/>
+              </w:rPr>
+              <w:t xml:space="preserve">สิ่งที่ต้องจำ</w:t>
+            </w:r>
+          </w:p>
+          <w:p>
+            <w:pPr>
+              <w:spacing w:after="0"/>
+            </w:pPr>
+            <w:r>
+              <w:rPr>
+                <w:sz w:val="32"/>
+                <w:szCs w:val="32"/>
+              </w:rPr>
+              <w:t xml:space="preserve">ช่วงวันที่ในหน้า </w:t>
+            </w:r>
+            <w:r>
+              <w:rPr>
+                <w:b/>
+                <w:bCs/>
+                <w:color w:val="245EA8"/>
+                <w:sz w:val="32"/>
+                <w:szCs w:val="32"/>
+              </w:rPr>
+              <w:t xml:space="preserve">ประวัติเคสที่ปิดไปแล้ว</w:t>
+            </w:r>
+            <w:r>
+              <w:rPr>
+                <w:sz w:val="32"/>
+                <w:szCs w:val="32"/>
+              </w:rPr>
+              <w:t xml:space="preserve"> นับจาก </w:t>
+            </w:r>
+            <w:r>
+              <w:rPr>
+                <w:b/>
+                <w:bCs/>
+                <w:sz w:val="32"/>
+                <w:szCs w:val="32"/>
+              </w:rPr>
+              <w:t xml:space="preserve">วันที่แจ้ง</w:t>
+            </w:r>
+            <w:r>
+              <w:rPr>
+                <w:sz w:val="32"/>
+                <w:szCs w:val="32"/>
+              </w:rPr>
+              <w:t xml:space="preserve"> ไม่ใช่วันที่ปิด — เคสที่เปิดเดือนก่อนแต่ปิดเดือนนี้จะไม่อยู่ในมุมมองเริ่มต้น ให้เลือก ทุกช่วงเวลา หรือขยายช่วงวันที่ คอลัมน์ วันที่ปิด ในตารางบอกวันที่ปิดจริง และคอลัมน์ ผู้อนุมัติ/ปิดเคส แสดงชื่อผู้ปิดของเคส Event และเคสที่ยกเลิกด้วย</w:t>
+            </w:r>
+          </w:p>
+        </w:tc>
+      </w:tr>
+    </w:tbl>
+    <w:p>
+      <w:pPr>
+        <w:spacing w:after="80"/>
+      </w:pPr>
+    </w:p>
+    <w:tbl>
+      <w:tblPr>
+        <w:tblW w:type="dxa" w:w="9600"/>
+        <w:tblBorders>
+          <w:top w:val="dashed" w:color="9DB4D4" w:sz="6"/>
+          <w:left w:val="dashed" w:color="9DB4D4" w:sz="6"/>
+          <w:bottom w:val="dashed" w:color="9DB4D4" w:sz="6"/>
+          <w:right w:val="dashed" w:color="9DB4D4" w:sz="6"/>
+          <w:insideH w:val="single" w:color="auto" w:sz="4"/>
+          <w:insideV w:val="single" w:color="auto" w:sz="4"/>
+        </w:tblBorders>
+      </w:tblPr>
+      <w:tblGrid>
+        <w:gridCol w:w="9600"/>
+      </w:tblGrid>
+      <w:tr>
+        <w:tc>
+          <w:tcPr>
+            <w:tcW w:type="dxa" w:w="9600"/>
+            <w:shd w:fill="F7F8FA" w:color="auto" w:val="clear"/>
+            <w:tcMar>
+              <w:top w:type="dxa" w:w="520"/>
+              <w:left w:type="dxa" w:w="200"/>
+              <w:bottom w:type="dxa" w:w="520"/>
+              <w:right w:type="dxa" w:w="200"/>
+            </w:tcMar>
+            <w:vAlign w:val="center"/>
+          </w:tcPr>
+          <w:p>
+            <w:pPr>
+              <w:spacing w:after="40"/>
+              <w:jc w:val="center"/>
+            </w:pPr>
+            <w:r>
+              <w:rPr>
+                <w:b/>
+                <w:bCs/>
+                <w:color w:val="6C7888"/>
+                <w:sz w:val="30"/>
+                <w:szCs w:val="30"/>
+              </w:rPr>
+              <w:t xml:space="preserve">[ ตำแหน่งภาพหน้าจอ ]</w:t>
+            </w:r>
+          </w:p>
+          <w:p>
+            <w:pPr>
+              <w:spacing w:after="40"/>
+              <w:jc w:val="center"/>
+            </w:pPr>
+            <w:r>
+              <w:rPr>
+                <w:color w:val="1F2D3D"/>
+                <w:sz w:val="32"/>
+                <w:szCs w:val="32"/>
+              </w:rPr>
+              <w:t xml:space="preserve">แถบค้นหาและกรองของหน้างานตอบสนอง พร้อมป้ายสถานะที่มีจำนวน และหัวคอลัมน์ที่กดเรียงได้</w:t>
+            </w:r>
+          </w:p>
+          <w:p>
+            <w:pPr>
+              <w:jc w:val="center"/>
+            </w:pPr>
+            <w:r>
+              <w:rPr>
+                <w:rFonts w:ascii="Consolas" w:cs="Consolas" w:eastAsia="Consolas" w:hAnsi="Consolas"/>
+                <w:color w:val="9AA6B4"/>
+                <w:sz w:val="24"/>
+                <w:szCs w:val="24"/>
+              </w:rPr>
+              <w:t xml:space="preserve">SHOT: FOR-list-filter-bar</w:t>
+            </w:r>
+          </w:p>
+        </w:tc>
+      </w:tr>
+    </w:tbl>
+    <w:p>
+      <w:pPr>
+        <w:spacing w:after="160" w:before="60"/>
+        <w:jc w:val="center"/>
+      </w:pPr>
+      <w:r>
+        <w:rPr>
+          <w:b/>
+          <w:bCs/>
+          <w:color w:val="245EA8"/>
+          <w:sz w:val="28"/>
+          <w:szCs w:val="28"/>
+        </w:rPr>
+        <w:t xml:space="preserve">รูปที่ 4-2  </w:t>
+      </w:r>
+      <w:r>
+        <w:rPr>
+          <w:i/>
+          <w:iCs/>
+          <w:color w:val="6C7888"/>
+          <w:sz w:val="28"/>
+          <w:szCs w:val="28"/>
+        </w:rPr>
+        <w:t xml:space="preserve">แถบค้นหาและกรองของหน้างานตอบสนอง พร้อมป้ายสถานะที่มีจำนวน และหัวคอลัมน์ที่กดเรียงได้</w:t>
+      </w:r>
+    </w:p>
     <w:p>
       <w:pPr>
         <w:pStyle w:val="Heading1"/>
@@ -3156,7 +4033,7 @@
                 <w:sz w:val="28"/>
                 <w:szCs w:val="28"/>
               </w:rPr>
-              <w:t xml:space="preserve">Category</w:t>
+              <w:t xml:space="preserve">หมวดหมู่</w:t>
             </w:r>
           </w:p>
         </w:tc>
@@ -3209,7 +4086,7 @@
                 <w:sz w:val="28"/>
                 <w:szCs w:val="28"/>
               </w:rPr>
-              <w:t xml:space="preserve">Indicator</w:t>
+              <w:t xml:space="preserve">ตัวบ่งชี้</w:t>
             </w:r>
           </w:p>
         </w:tc>
@@ -3262,7 +4139,7 @@
                 <w:sz w:val="28"/>
                 <w:szCs w:val="28"/>
               </w:rPr>
-              <w:t xml:space="preserve">Note</w:t>
+              <w:t xml:space="preserve">หมายเหตุ</w:t>
             </w:r>
           </w:p>
         </w:tc>
@@ -3315,7 +4192,7 @@
                 <w:sz w:val="28"/>
                 <w:szCs w:val="28"/>
               </w:rPr>
-              <w:t xml:space="preserve">Status</w:t>
+              <w:t xml:space="preserve">สถานะ</w:t>
             </w:r>
           </w:p>
         </w:tc>
@@ -3338,15 +4215,15 @@
               <w:rPr>
                 <w:b/>
                 <w:bCs/>
-                <w:sz w:val="32"/>
-                <w:szCs w:val="32"/>
-              </w:rPr>
-              <w:t xml:space="preserve">Checked</w:t>
-            </w:r>
-            <w:r>
-              <w:rPr>
-                <w:sz w:val="32"/>
-                <w:szCs w:val="32"/>
+                <w:sz w:val="28"/>
+                <w:szCs w:val="28"/>
+              </w:rPr>
+              <w:t xml:space="preserve">ตรวจสอบแล้ว</w:t>
+            </w:r>
+            <w:r>
+              <w:rPr>
+                <w:sz w:val="28"/>
+                <w:szCs w:val="28"/>
               </w:rPr>
               <w:t xml:space="preserve"> / </w:t>
             </w:r>
@@ -3354,17 +4231,17 @@
               <w:rPr>
                 <w:b/>
                 <w:bCs/>
-                <w:sz w:val="32"/>
-                <w:szCs w:val="32"/>
-              </w:rPr>
-              <w:t xml:space="preserve">Not Checked</w:t>
-            </w:r>
-            <w:r>
-              <w:rPr>
-                <w:sz w:val="32"/>
-                <w:szCs w:val="32"/>
-              </w:rPr>
-              <w:t xml:space="preserve"> — สลับได้ทันทีเมื่อคุณตรวจค่านั้นกับ MISP แล้ว</w:t>
+                <w:sz w:val="28"/>
+                <w:szCs w:val="28"/>
+              </w:rPr>
+              <w:t xml:space="preserve">ยังไม่ได้ตรวจสอบ</w:t>
+            </w:r>
+            <w:r>
+              <w:rPr>
+                <w:sz w:val="28"/>
+                <w:szCs w:val="28"/>
+              </w:rPr>
+              <w:t xml:space="preserve"> — ติ๊กช่องได้ทันทีเมื่อคุณตรวจค่านั้นกับ MISP แล้ว</w:t>
             </w:r>
           </w:p>
         </w:tc>
@@ -3393,7 +4270,7 @@
                 <w:sz w:val="28"/>
                 <w:szCs w:val="28"/>
               </w:rPr>
-              <w:t xml:space="preserve">Source</w:t>
+              <w:t xml:space="preserve">แหล่งที่มา</w:t>
             </w:r>
           </w:p>
         </w:tc>
@@ -3417,7 +4294,7 @@
                 <w:sz w:val="28"/>
                 <w:szCs w:val="28"/>
               </w:rPr>
-              <w:t xml:space="preserve">Ticket / Manual หรือทั้งสอง</w:t>
+              <w:t xml:space="preserve">Ticket / Manual หรือทั้งสอง (Ticket + Manual)</w:t>
             </w:r>
           </w:p>
         </w:tc>
@@ -3446,7 +4323,7 @@
                 <w:sz w:val="28"/>
                 <w:szCs w:val="28"/>
               </w:rPr>
-              <w:t xml:space="preserve">On tickets</w:t>
+              <w:t xml:space="preserve">อยู่ในเคส</w:t>
             </w:r>
           </w:p>
         </w:tc>
@@ -3470,7 +4347,7 @@
                 <w:sz w:val="28"/>
                 <w:szCs w:val="28"/>
               </w:rPr>
-              <w:t xml:space="preserve">จำนวนตั๋วที่พบตัวบ่งชี้นี้</w:t>
+              <w:t xml:space="preserve">จำนวนตั๋วที่พบตัวบ่งชี้นี้ — กดเพื่อค้นหาเคสเหล่านั้น</w:t>
             </w:r>
           </w:p>
         </w:tc>
@@ -3499,7 +4376,7 @@
                 <w:sz w:val="28"/>
                 <w:szCs w:val="28"/>
               </w:rPr>
-              <w:t xml:space="preserve">Last activity</w:t>
+              <w:t xml:space="preserve">กิจกรรมล่าสุด</w:t>
             </w:r>
           </w:p>
         </w:tc>
@@ -3543,7 +4420,7 @@
           <w:sz w:val="32"/>
           <w:szCs w:val="32"/>
         </w:rPr>
-        <w:t xml:space="preserve">แถบด้านบนมีตัวกรอง </w:t>
+        <w:t xml:space="preserve">แถบด้านบนมี </w:t>
       </w:r>
       <w:r>
         <w:rPr>
@@ -3560,7 +4437,7 @@
           <w:sz w:val="32"/>
           <w:szCs w:val="32"/>
         </w:rPr>
-        <w:t xml:space="preserve"> (ค้นได้ทั้งค่า รหัส และบันทึก), </w:t>
+        <w:t xml:space="preserve"> (ค้นได้ทั้งค่า รหัส และบันทึก — กด Enter), </w:t>
       </w:r>
       <w:r>
         <w:rPr>
@@ -3611,7 +4488,40 @@
           <w:sz w:val="32"/>
           <w:szCs w:val="32"/>
         </w:rPr>
-        <w:t xml:space="preserve"> — กด </w:t>
+        <w:t xml:space="preserve"> ซึ่งมีผลทันทีที่เลือก เงื่อนไขที่ใช้อยู่แสดงเป็นป้ายใต้แถบ (ปรับปรุง v1.7.8)</w:t>
+      </w:r>
+    </w:p>
+    <w:p>
+      <w:pPr>
+        <w:pStyle w:val="ListParagraph"/>
+        <w:numPr>
+          <w:ilvl w:val="0"/>
+          <w:numId w:val="3"/>
+        </w:numPr>
+        <w:spacing w:after="60"/>
+      </w:pPr>
+      <w:r>
+        <w:rPr>
+          <w:sz w:val="32"/>
+          <w:szCs w:val="32"/>
+        </w:rPr>
+        <w:t xml:space="preserve">ค่าเริ่มต้นเรียง </w:t>
+      </w:r>
+      <w:r>
+        <w:rPr>
+          <w:b/>
+          <w:bCs/>
+          <w:sz w:val="32"/>
+          <w:szCs w:val="32"/>
+        </w:rPr>
+        <w:t xml:space="preserve">ยังไม่ได้ตรวจสอบก่อน</w:t>
+      </w:r>
+      <w:r>
+        <w:rPr>
+          <w:sz w:val="32"/>
+          <w:szCs w:val="32"/>
+        </w:rPr>
+        <w:t xml:space="preserve"> แล้วตามจำนวนเคสที่พบ — คือรายการงานของคุณ ตัวเลือก </w:t>
       </w:r>
       <w:r>
         <w:rPr>
@@ -3621,15 +4531,25 @@
           <w:sz w:val="32"/>
           <w:szCs w:val="32"/>
         </w:rPr>
-        <w:t xml:space="preserve">กรอง</w:t>
-      </w:r>
-      <w:r>
-        <w:rPr>
-          <w:sz w:val="32"/>
-          <w:szCs w:val="32"/>
-        </w:rPr>
-        <w:t xml:space="preserve"> เพื่อใช้งาน และ </w:t>
-      </w:r>
+        <w:t xml:space="preserve">เรียงตาม</w:t>
+      </w:r>
+      <w:r>
+        <w:rPr>
+          <w:sz w:val="32"/>
+          <w:szCs w:val="32"/>
+        </w:rPr>
+        <w:t xml:space="preserve"> ในแถบเหนือตารางมีอีกสองแบบ: กิจกรรมล่าสุด และ พบในเคสมากสุด</w:t>
+      </w:r>
+    </w:p>
+    <w:p>
+      <w:pPr>
+        <w:pStyle w:val="ListParagraph"/>
+        <w:numPr>
+          <w:ilvl w:val="0"/>
+          <w:numId w:val="3"/>
+        </w:numPr>
+        <w:spacing w:after="60"/>
+      </w:pPr>
       <w:r>
         <w:rPr>
           <w:b/>
@@ -3644,7 +4564,23 @@
           <w:sz w:val="32"/>
           <w:szCs w:val="32"/>
         </w:rPr>
-        <w:t xml:space="preserve"> เพื่อเรียงลำดับได้ทุกคอลัมน์</w:t>
+        <w:t xml:space="preserve"> เพื่อเรียงได้ทุกคอลัมน์ยกเว้น การดำเนินการ — </w:t>
+      </w:r>
+      <w:r>
+        <w:rPr>
+          <w:b/>
+          <w:bCs/>
+          <w:sz w:val="32"/>
+          <w:szCs w:val="32"/>
+        </w:rPr>
+        <w:t xml:space="preserve">เรียงทั้งฐานข้อมูล</w:t>
+      </w:r>
+      <w:r>
+        <w:rPr>
+          <w:sz w:val="32"/>
+          <w:szCs w:val="32"/>
+        </w:rPr>
+        <w:t xml:space="preserve"> ไม่ใช่เฉพาะ 30 แถวที่เห็นในหน้านี้ (เดิมการกดหัวคอลัมน์เรียงแค่หน้าปัจจุบัน) และแถวที่ยังไม่มีหมายเหตุอยู่ท้ายเสมอเมื่อเรียงตามหมายเหตุ</w:t>
       </w:r>
     </w:p>
     <w:tbl>
@@ -3702,7 +4638,7 @@
                 <w:sz w:val="32"/>
                 <w:szCs w:val="32"/>
               </w:rPr>
-              <w:t xml:space="preserve">หน้าฐานข้อมูล IOC: แถบตัวกรอง ตารางตัวบ่งชี้ พร้อมคอลัมน์ Status และ Source</w:t>
+              <w:t xml:space="preserve">หน้าฐานข้อมูล IOC: แถบตัวกรองพร้อมป้าย แถบผลลัพธ์ และตารางตัวบ่งชี้ที่กดหัวคอลัมน์เรียงได้</w:t>
             </w:r>
           </w:p>
           <w:p>
@@ -3745,7 +4681,7 @@
           <w:sz w:val="28"/>
           <w:szCs w:val="28"/>
         </w:rPr>
-        <w:t xml:space="preserve">หน้าฐานข้อมูล IOC: แถบตัวกรอง ตารางตัวบ่งชี้ พร้อมคอลัมน์ Status และ Source</w:t>
+        <w:t xml:space="preserve">หน้าฐานข้อมูล IOC: แถบตัวกรองพร้อมป้าย แถบผลลัพธ์ และตารางตัวบ่งชี้ที่กดหัวคอลัมน์เรียงได้</w:t>
       </w:r>
     </w:p>
     <w:p>
@@ -3792,14 +4728,14 @@
           <w:sz w:val="32"/>
           <w:szCs w:val="32"/>
         </w:rPr>
-        <w:t xml:space="preserve">Status</w:t>
-      </w:r>
-      <w:r>
-        <w:rPr>
-          <w:sz w:val="32"/>
-          <w:szCs w:val="32"/>
-        </w:rPr>
-        <w:t xml:space="preserve"> กดสลับเป็น </w:t>
+        <w:t xml:space="preserve">สถานะ</w:t>
+      </w:r>
+      <w:r>
+        <w:rPr>
+          <w:sz w:val="32"/>
+          <w:szCs w:val="32"/>
+        </w:rPr>
+        <w:t xml:space="preserve"> ติ๊กช่องให้เป็น </w:t>
       </w:r>
       <w:r>
         <w:rPr>
@@ -3809,7 +4745,7 @@
           <w:sz w:val="32"/>
           <w:szCs w:val="32"/>
         </w:rPr>
-        <w:t xml:space="preserve">Checked</w:t>
+        <w:t xml:space="preserve">ตรวจสอบแล้ว</w:t>
       </w:r>
       <w:r>
         <w:rPr>
@@ -3843,7 +4779,7 @@
           <w:sz w:val="32"/>
           <w:szCs w:val="32"/>
         </w:rPr>
-        <w:t xml:space="preserve">Note</w:t>
+        <w:t xml:space="preserve">หมายเหตุ</w:t>
       </w:r>
       <w:r>
         <w:rPr>
@@ -4248,7 +5184,7 @@
           <w:sz w:val="32"/>
           <w:szCs w:val="32"/>
         </w:rPr>
-        <w:t xml:space="preserve">Status</w:t>
+        <w:t xml:space="preserve">สถานะ</w:t>
       </w:r>
       <w:r>
         <w:rPr>
@@ -4265,7 +5201,7 @@
           <w:sz w:val="32"/>
           <w:szCs w:val="32"/>
         </w:rPr>
-        <w:t xml:space="preserve">Note</w:t>
+        <w:t xml:space="preserve">หมายเหตุ</w:t>
       </w:r>
       <w:r>
         <w:rPr>

--- a/docs/user-guides/manuals/user-manual-forensic-analyst.th.docx
+++ b/docs/user-guides/manuals/user-manual-forensic-analyst.th.docx
@@ -211,7 +211,7 @@
           <w:sz w:val="28"/>
           <w:szCs w:val="28"/>
         </w:rPr>
-        <w:t xml:space="preserve">คู่มือฉบับที่ 1.5</w:t>
+        <w:t xml:space="preserve">คู่มือฉบับที่ 1.6</w:t>
       </w:r>
     </w:p>
     <w:p>
@@ -5824,7 +5824,14 @@
                 <w:sz w:val="32"/>
                 <w:szCs w:val="32"/>
               </w:rPr>
-              <w:t xml:space="preserve">ทีมของคุณ </w:t>
+              <w:t xml:space="preserve">คุณ </w:t>
+            </w:r>
+            <w:r>
+              <w:rPr>
+                <w:sz w:val="32"/>
+                <w:szCs w:val="32"/>
+              </w:rPr>
+              <w:t xml:space="preserve">(ผู้รับผิดชอบคำขอ)</w:t>
             </w:r>
           </w:p>
         </w:tc>
@@ -5877,7 +5884,69 @@
                 <w:sz w:val="28"/>
                 <w:szCs w:val="28"/>
               </w:rPr>
-              <w:t xml:space="preserve">ผู้จัดการ SOC ผู้ออกคำขอ (อีเมลระบุเลขที่รายงาน)</w:t>
+              <w:t xml:space="preserve">ผู้จัดการ SOC ทุกคน (อีเมลระบุเลขที่รายงาน)</w:t>
+            </w:r>
+          </w:p>
+        </w:tc>
+      </w:tr>
+      <w:tr>
+        <w:trPr>
+          <w:cantSplit/>
+        </w:trPr>
+        <w:tc>
+          <w:tcPr>
+            <w:tcW w:type="dxa" w:w="6000"/>
+            <w:shd w:fill="FFFFFF" w:color="auto" w:val="clear"/>
+            <w:tcMar>
+              <w:top w:type="dxa" w:w="70"/>
+              <w:left w:type="dxa" w:w="120"/>
+              <w:bottom w:type="dxa" w:w="70"/>
+              <w:right w:type="dxa" w:w="120"/>
+            </w:tcMar>
+          </w:tcPr>
+          <w:p>
+            <w:pPr>
+              <w:spacing w:after="0"/>
+            </w:pPr>
+            <w:r>
+              <w:rPr>
+                <w:sz w:val="28"/>
+                <w:szCs w:val="28"/>
+              </w:rPr>
+              <w:t xml:space="preserve">ผลการตัดสินคำขอยกเลิกตั๋วต้นเรื่อง</w:t>
+            </w:r>
+          </w:p>
+        </w:tc>
+        <w:tc>
+          <w:tcPr>
+            <w:tcW w:type="dxa" w:w="3600"/>
+            <w:shd w:fill="FFFFFF" w:color="auto" w:val="clear"/>
+            <w:tcMar>
+              <w:top w:type="dxa" w:w="70"/>
+              <w:left w:type="dxa" w:w="120"/>
+              <w:bottom w:type="dxa" w:w="70"/>
+              <w:right w:type="dxa" w:w="120"/>
+            </w:tcMar>
+          </w:tcPr>
+          <w:p>
+            <w:pPr>
+              <w:spacing w:after="0"/>
+            </w:pPr>
+            <w:r>
+              <w:rPr>
+                <w:b/>
+                <w:bCs/>
+                <w:sz w:val="32"/>
+                <w:szCs w:val="32"/>
+              </w:rPr>
+              <w:t xml:space="preserve">คุณ </w:t>
+            </w:r>
+            <w:r>
+              <w:rPr>
+                <w:sz w:val="32"/>
+                <w:szCs w:val="32"/>
+              </w:rPr>
+              <w:t xml:space="preserve">(เมื่อตั๋วนั้นมีคำขอมอบหมายให้คุณ) — หากตั๋วถูกยกเลิก คำขอที่ค้างอยู่จะเป็น ยกเลิกแล้ว</w:t>
             </w:r>
           </w:p>
         </w:tc>
